--- a/ADG/14장/14장_실습문제.docx
+++ b/ADG/14장/14장_실습문제.docx
@@ -60,7 +60,7 @@
           <w:rFonts w:ascii="맑은 고딕" w:hAnsi="맑은 고딕" w:eastAsia="맑은 고딕"/>
           <w:sz w:val="21"/>
         </w:rPr>
-        <w:t>② VALIDATE CONFIGURATION</w:t>
+        <w:t>② LIST CONFIGURATION</w:t>
       </w:r>
     </w:p>
     <w:p>
@@ -78,7 +78,7 @@
           <w:rFonts w:ascii="맑은 고딕" w:hAnsi="맑은 고딕" w:eastAsia="맑은 고딕"/>
           <w:sz w:val="21"/>
         </w:rPr>
-        <w:t>④ LIST CONFIGURATION</w:t>
+        <w:t>④ VALIDATE CONFIGURATION</w:t>
       </w:r>
     </w:p>
     <w:p>
@@ -105,34 +105,34 @@
           <w:rFonts w:ascii="맑은 고딕" w:hAnsi="맑은 고딕" w:eastAsia="맑은 고딕"/>
           <w:sz w:val="21"/>
         </w:rPr>
-        <w:t>① VALIDATE DATABASE</w:t>
-      </w:r>
-    </w:p>
-    <w:p>
-      <w:r>
-        <w:rPr>
-          <w:rFonts w:ascii="맑은 고딕" w:hAnsi="맑은 고딕" w:eastAsia="맑은 고딕"/>
-          <w:sz w:val="21"/>
-        </w:rPr>
-        <w:t>② SHOW DATABASE</w:t>
-      </w:r>
-    </w:p>
-    <w:p>
-      <w:r>
-        <w:rPr>
-          <w:rFonts w:ascii="맑은 고딕" w:hAnsi="맑은 고딕" w:eastAsia="맑은 고딕"/>
-          <w:sz w:val="21"/>
-        </w:rPr>
-        <w:t>③ SHOW CONFIGURATION</w:t>
-      </w:r>
-    </w:p>
-    <w:p>
-      <w:r>
-        <w:rPr>
-          <w:rFonts w:ascii="맑은 고딕" w:hAnsi="맑은 고딕" w:eastAsia="맑은 고딕"/>
-          <w:sz w:val="21"/>
-        </w:rPr>
-        <w:t>④ CHECK DATABASE</w:t>
+        <w:t>① CHECK DATABASE</w:t>
+      </w:r>
+    </w:p>
+    <w:p>
+      <w:r>
+        <w:rPr>
+          <w:rFonts w:ascii="맑은 고딕" w:hAnsi="맑은 고딕" w:eastAsia="맑은 고딕"/>
+          <w:sz w:val="21"/>
+        </w:rPr>
+        <w:t>② SHOW CONFIGURATION</w:t>
+      </w:r>
+    </w:p>
+    <w:p>
+      <w:r>
+        <w:rPr>
+          <w:rFonts w:ascii="맑은 고딕" w:hAnsi="맑은 고딕" w:eastAsia="맑은 고딕"/>
+          <w:sz w:val="21"/>
+        </w:rPr>
+        <w:t>③ VALIDATE DATABASE</w:t>
+      </w:r>
+    </w:p>
+    <w:p>
+      <w:r>
+        <w:rPr>
+          <w:rFonts w:ascii="맑은 고딕" w:hAnsi="맑은 고딕" w:eastAsia="맑은 고딕"/>
+          <w:sz w:val="21"/>
+        </w:rPr>
+        <w:t>④ SHOW DATABASE</w:t>
       </w:r>
     </w:p>
     <w:p>
@@ -159,34 +159,34 @@
           <w:rFonts w:ascii="맑은 고딕" w:hAnsi="맑은 고딕" w:eastAsia="맑은 고딕"/>
           <w:sz w:val="21"/>
         </w:rPr>
-        <w:t>① Ready for Switchover</w:t>
-      </w:r>
-    </w:p>
-    <w:p>
-      <w:r>
-        <w:rPr>
-          <w:rFonts w:ascii="맑은 고딕" w:hAnsi="맑은 고딕" w:eastAsia="맑은 고딕"/>
-          <w:sz w:val="21"/>
-        </w:rPr>
-        <w:t>② Ready for Failover</w:t>
-      </w:r>
-    </w:p>
-    <w:p>
-      <w:r>
-        <w:rPr>
-          <w:rFonts w:ascii="맑은 고딕" w:hAnsi="맑은 고딕" w:eastAsia="맑은 고딕"/>
-          <w:sz w:val="21"/>
-        </w:rPr>
-        <w:t>③ Database Status</w:t>
-      </w:r>
-    </w:p>
-    <w:p>
-      <w:r>
-        <w:rPr>
-          <w:rFonts w:ascii="맑은 고딕" w:hAnsi="맑은 고딕" w:eastAsia="맑은 고딕"/>
-          <w:sz w:val="21"/>
-        </w:rPr>
-        <w:t>④ Intended State</w:t>
+        <w:t>① Intended State</w:t>
+      </w:r>
+    </w:p>
+    <w:p>
+      <w:r>
+        <w:rPr>
+          <w:rFonts w:ascii="맑은 고딕" w:hAnsi="맑은 고딕" w:eastAsia="맑은 고딕"/>
+          <w:sz w:val="21"/>
+        </w:rPr>
+        <w:t>② Database Status</w:t>
+      </w:r>
+    </w:p>
+    <w:p>
+      <w:r>
+        <w:rPr>
+          <w:rFonts w:ascii="맑은 고딕" w:hAnsi="맑은 고딕" w:eastAsia="맑은 고딕"/>
+          <w:sz w:val="21"/>
+        </w:rPr>
+        <w:t>③ Ready for Failover</w:t>
+      </w:r>
+    </w:p>
+    <w:p>
+      <w:r>
+        <w:rPr>
+          <w:rFonts w:ascii="맑은 고딕" w:hAnsi="맑은 고딕" w:eastAsia="맑은 고딕"/>
+          <w:sz w:val="21"/>
+        </w:rPr>
+        <w:t>④ Ready for Switchover</w:t>
       </w:r>
     </w:p>
     <w:p>
@@ -213,25 +213,25 @@
           <w:rFonts w:ascii="맑은 고딕" w:hAnsi="맑은 고딕" w:eastAsia="맑은 고딕"/>
           <w:sz w:val="21"/>
         </w:rPr>
-        <w:t>① VERBOSE</w:t>
-      </w:r>
-    </w:p>
-    <w:p>
-      <w:r>
-        <w:rPr>
-          <w:rFonts w:ascii="맑은 고딕" w:hAnsi="맑은 고딕" w:eastAsia="맑은 고딕"/>
-          <w:sz w:val="21"/>
-        </w:rPr>
-        <w:t>② DETAIL</w:t>
-      </w:r>
-    </w:p>
-    <w:p>
-      <w:r>
-        <w:rPr>
-          <w:rFonts w:ascii="맑은 고딕" w:hAnsi="맑은 고딕" w:eastAsia="맑은 고딕"/>
-          <w:sz w:val="21"/>
-        </w:rPr>
-        <w:t>③ FULL</w:t>
+        <w:t>① FULL</w:t>
+      </w:r>
+    </w:p>
+    <w:p>
+      <w:r>
+        <w:rPr>
+          <w:rFonts w:ascii="맑은 고딕" w:hAnsi="맑은 고딕" w:eastAsia="맑은 고딕"/>
+          <w:sz w:val="21"/>
+        </w:rPr>
+        <w:t>② VERBOSE</w:t>
+      </w:r>
+    </w:p>
+    <w:p>
+      <w:r>
+        <w:rPr>
+          <w:rFonts w:ascii="맑은 고딕" w:hAnsi="맑은 고딕" w:eastAsia="맑은 고딕"/>
+          <w:sz w:val="21"/>
+        </w:rPr>
+        <w:t>③ DETAIL</w:t>
       </w:r>
     </w:p>
     <w:p>
@@ -267,25 +267,25 @@
           <w:rFonts w:ascii="맑은 고딕" w:hAnsi="맑은 고딕" w:eastAsia="맑은 고딕"/>
           <w:sz w:val="21"/>
         </w:rPr>
-        <w:t>① 설정할 수 없고 조회하면 계산해 주는 속성</w:t>
-      </w:r>
-    </w:p>
-    <w:p>
-      <w:r>
-        <w:rPr>
-          <w:rFonts w:ascii="맑은 고딕" w:hAnsi="맑은 고딕" w:eastAsia="맑은 고딕"/>
-          <w:sz w:val="21"/>
-        </w:rPr>
-        <w:t>② 아직 값이 정해지지 않은 속성</w:t>
-      </w:r>
-    </w:p>
-    <w:p>
-      <w:r>
-        <w:rPr>
-          <w:rFonts w:ascii="맑은 고딕" w:hAnsi="맑은 고딕" w:eastAsia="맑은 고딕"/>
-          <w:sz w:val="21"/>
-        </w:rPr>
-        <w:t>③ 감시 도구만 쓸 수 있는 속성</w:t>
+        <w:t>① 감시 도구만 쓸 수 있는 속성</w:t>
+      </w:r>
+    </w:p>
+    <w:p>
+      <w:r>
+        <w:rPr>
+          <w:rFonts w:ascii="맑은 고딕" w:hAnsi="맑은 고딕" w:eastAsia="맑은 고딕"/>
+          <w:sz w:val="21"/>
+        </w:rPr>
+        <w:t>② 설정할 수 없고 조회하면 계산해 주는 속성</w:t>
+      </w:r>
+    </w:p>
+    <w:p>
+      <w:r>
+        <w:rPr>
+          <w:rFonts w:ascii="맑은 고딕" w:hAnsi="맑은 고딕" w:eastAsia="맑은 고딕"/>
+          <w:sz w:val="21"/>
+        </w:rPr>
+        <w:t>③ 아직 값이 정해지지 않은 속성</w:t>
       </w:r>
     </w:p>
     <w:p>
@@ -339,16 +339,16 @@
           <w:rFonts w:ascii="맑은 고딕" w:hAnsi="맑은 고딕" w:eastAsia="맑은 고딕"/>
           <w:sz w:val="21"/>
         </w:rPr>
-        <w:t>③ ORA-16790</w:t>
-      </w:r>
-    </w:p>
-    <w:p>
-      <w:r>
-        <w:rPr>
-          <w:rFonts w:ascii="맑은 고딕" w:hAnsi="맑은 고딕" w:eastAsia="맑은 고딕"/>
-          <w:sz w:val="21"/>
-        </w:rPr>
-        <w:t>④ ORA-16627</w:t>
+        <w:t>③ ORA-16627</w:t>
+      </w:r>
+    </w:p>
+    <w:p>
+      <w:r>
+        <w:rPr>
+          <w:rFonts w:ascii="맑은 고딕" w:hAnsi="맑은 고딕" w:eastAsia="맑은 고딕"/>
+          <w:sz w:val="21"/>
+        </w:rPr>
+        <w:t>④ ORA-16790</w:t>
       </w:r>
     </w:p>
     <w:p>
@@ -375,25 +375,673 @@
           <w:rFonts w:ascii="맑은 고딕" w:hAnsi="맑은 고딕" w:eastAsia="맑은 고딕"/>
           <w:sz w:val="21"/>
         </w:rPr>
-        <w:t>① ORA-16853</w:t>
-      </w:r>
-    </w:p>
-    <w:p>
-      <w:r>
-        <w:rPr>
-          <w:rFonts w:ascii="맑은 고딕" w:hAnsi="맑은 고딕" w:eastAsia="맑은 고딕"/>
-          <w:sz w:val="21"/>
-        </w:rPr>
-        <w:t>② ORA-16855</w:t>
-      </w:r>
-    </w:p>
-    <w:p>
-      <w:r>
-        <w:rPr>
-          <w:rFonts w:ascii="맑은 고딕" w:hAnsi="맑은 고딕" w:eastAsia="맑은 고딕"/>
-          <w:sz w:val="21"/>
-        </w:rPr>
-        <w:t>③ ORA-16857</w:t>
+        <w:t>① ORA-16855</w:t>
+      </w:r>
+    </w:p>
+    <w:p>
+      <w:r>
+        <w:rPr>
+          <w:rFonts w:ascii="맑은 고딕" w:hAnsi="맑은 고딕" w:eastAsia="맑은 고딕"/>
+          <w:sz w:val="21"/>
+        </w:rPr>
+        <w:t>② ORA-16819</w:t>
+      </w:r>
+    </w:p>
+    <w:p>
+      <w:r>
+        <w:rPr>
+          <w:rFonts w:ascii="맑은 고딕" w:hAnsi="맑은 고딕" w:eastAsia="맑은 고딕"/>
+          <w:sz w:val="21"/>
+        </w:rPr>
+        <w:t>③ ORA-16853</w:t>
+      </w:r>
+    </w:p>
+    <w:p>
+      <w:r>
+        <w:rPr>
+          <w:rFonts w:ascii="맑은 고딕" w:hAnsi="맑은 고딕" w:eastAsia="맑은 고딕"/>
+          <w:sz w:val="21"/>
+        </w:rPr>
+        <w:t>④ ORA-16857</w:t>
+      </w:r>
+    </w:p>
+    <w:p>
+      <w:r>
+        <w:rPr>
+          <w:rFonts w:ascii="맑은 고딕" w:hAnsi="맑은 고딕" w:eastAsia="맑은 고딕"/>
+          <w:sz w:val="21"/>
+        </w:rPr>
+        <w:t>하-08 · 객관식</w:t>
+      </w:r>
+    </w:p>
+    <w:p>
+      <w:r>
+        <w:rPr>
+          <w:rFonts w:ascii="맑은 고딕" w:hAnsi="맑은 고딕" w:eastAsia="맑은 고딕"/>
+          <w:sz w:val="21"/>
+        </w:rPr>
+        <w:t>[하-08] `ApplyLagThreshold`의 실측 기본값은?</w:t>
+      </w:r>
+    </w:p>
+    <w:p>
+      <w:r>
+        <w:rPr>
+          <w:rFonts w:ascii="맑은 고딕" w:hAnsi="맑은 고딕" w:eastAsia="맑은 고딕"/>
+          <w:sz w:val="21"/>
+        </w:rPr>
+        <w:t>① 30초</w:t>
+      </w:r>
+    </w:p>
+    <w:p>
+      <w:r>
+        <w:rPr>
+          <w:rFonts w:ascii="맑은 고딕" w:hAnsi="맑은 고딕" w:eastAsia="맑은 고딕"/>
+          <w:sz w:val="21"/>
+        </w:rPr>
+        <w:t>② 300초</w:t>
+      </w:r>
+    </w:p>
+    <w:p>
+      <w:r>
+        <w:rPr>
+          <w:rFonts w:ascii="맑은 고딕" w:hAnsi="맑은 고딕" w:eastAsia="맑은 고딕"/>
+          <w:sz w:val="21"/>
+        </w:rPr>
+        <w:t>③ 0초</w:t>
+      </w:r>
+    </w:p>
+    <w:p>
+      <w:r>
+        <w:rPr>
+          <w:rFonts w:ascii="맑은 고딕" w:hAnsi="맑은 고딕" w:eastAsia="맑은 고딕"/>
+          <w:sz w:val="21"/>
+        </w:rPr>
+        <w:t>④ 60초</w:t>
+      </w:r>
+    </w:p>
+    <w:p>
+      <w:r>
+        <w:rPr>
+          <w:rFonts w:ascii="맑은 고딕" w:hAnsi="맑은 고딕" w:eastAsia="맑은 고딕"/>
+          <w:sz w:val="21"/>
+        </w:rPr>
+        <w:t>하-09 · 객관식</w:t>
+      </w:r>
+    </w:p>
+    <w:p>
+      <w:r>
+        <w:rPr>
+          <w:rFonts w:ascii="맑은 고딕" w:hAnsi="맑은 고딕" w:eastAsia="맑은 고딕"/>
+          <w:sz w:val="21"/>
+        </w:rPr>
+        <w:t>[하-09] 적용을 일부러 미루는 속성은?</w:t>
+      </w:r>
+    </w:p>
+    <w:p>
+      <w:r>
+        <w:rPr>
+          <w:rFonts w:ascii="맑은 고딕" w:hAnsi="맑은 고딕" w:eastAsia="맑은 고딕"/>
+          <w:sz w:val="21"/>
+        </w:rPr>
+        <w:t>① DelayMins</w:t>
+      </w:r>
+    </w:p>
+    <w:p>
+      <w:r>
+        <w:rPr>
+          <w:rFonts w:ascii="맑은 고딕" w:hAnsi="맑은 고딕" w:eastAsia="맑은 고딕"/>
+          <w:sz w:val="21"/>
+        </w:rPr>
+        <w:t>② NetTimeout</w:t>
+      </w:r>
+    </w:p>
+    <w:p>
+      <w:r>
+        <w:rPr>
+          <w:rFonts w:ascii="맑은 고딕" w:hAnsi="맑은 고딕" w:eastAsia="맑은 고딕"/>
+          <w:sz w:val="21"/>
+        </w:rPr>
+        <w:t>③ ReopenSecs</w:t>
+      </w:r>
+    </w:p>
+    <w:p>
+      <w:r>
+        <w:rPr>
+          <w:rFonts w:ascii="맑은 고딕" w:hAnsi="맑은 고딕" w:eastAsia="맑은 고딕"/>
+          <w:sz w:val="21"/>
+        </w:rPr>
+        <w:t>④ LogShipping</w:t>
+      </w:r>
+    </w:p>
+    <w:p>
+      <w:r>
+        <w:rPr>
+          <w:rFonts w:ascii="맑은 고딕" w:hAnsi="맑은 고딕" w:eastAsia="맑은 고딕"/>
+          <w:sz w:val="21"/>
+        </w:rPr>
+        <w:t>하-10 · 객관식</w:t>
+      </w:r>
+    </w:p>
+    <w:p>
+      <w:r>
+        <w:rPr>
+          <w:rFonts w:ascii="맑은 고딕" w:hAnsi="맑은 고딕" w:eastAsia="맑은 고딕"/>
+          <w:sz w:val="21"/>
+        </w:rPr>
+        <w:t>[하-10] Primary가 보낼 것이 남았는지 보여 주는 모니터링 속성은?</w:t>
+      </w:r>
+    </w:p>
+    <w:p>
+      <w:r>
+        <w:rPr>
+          <w:rFonts w:ascii="맑은 고딕" w:hAnsi="맑은 고딕" w:eastAsia="맑은 고딕"/>
+          <w:sz w:val="21"/>
+        </w:rPr>
+        <w:t>① SendQEntries</w:t>
+      </w:r>
+    </w:p>
+    <w:p>
+      <w:r>
+        <w:rPr>
+          <w:rFonts w:ascii="맑은 고딕" w:hAnsi="맑은 고딕" w:eastAsia="맑은 고딕"/>
+          <w:sz w:val="21"/>
+        </w:rPr>
+        <w:t>② RecvQEntries</w:t>
+      </w:r>
+    </w:p>
+    <w:p>
+      <w:r>
+        <w:rPr>
+          <w:rFonts w:ascii="맑은 고딕" w:hAnsi="맑은 고딕" w:eastAsia="맑은 고딕"/>
+          <w:sz w:val="21"/>
+        </w:rPr>
+        <w:t>③ LogXptStatus</w:t>
+      </w:r>
+    </w:p>
+    <w:p>
+      <w:r>
+        <w:rPr>
+          <w:rFonts w:ascii="맑은 고딕" w:hAnsi="맑은 고딕" w:eastAsia="맑은 고딕"/>
+          <w:sz w:val="21"/>
+        </w:rPr>
+        <w:t>④ StatusReport</w:t>
+      </w:r>
+    </w:p>
+    <w:p>
+      <w:r>
+        <w:rPr>
+          <w:rFonts w:ascii="맑은 고딕" w:hAnsi="맑은 고딕" w:eastAsia="맑은 고딕"/>
+          <w:sz w:val="21"/>
+        </w:rPr>
+        <w:t>하-11 · 객관식</w:t>
+      </w:r>
+    </w:p>
+    <w:p>
+      <w:r>
+        <w:rPr>
+          <w:rFonts w:ascii="맑은 고딕" w:hAnsi="맑은 고딕" w:eastAsia="맑은 고딕"/>
+          <w:sz w:val="21"/>
+        </w:rPr>
+        <w:t>[하-11] Standby가 받았지만 아직 적용하지 못한 것을 보여 주는 속성은?</w:t>
+      </w:r>
+    </w:p>
+    <w:p>
+      <w:r>
+        <w:rPr>
+          <w:rFonts w:ascii="맑은 고딕" w:hAnsi="맑은 고딕" w:eastAsia="맑은 고딕"/>
+          <w:sz w:val="21"/>
+        </w:rPr>
+        <w:t>① InconsistentProperties</w:t>
+      </w:r>
+    </w:p>
+    <w:p>
+      <w:r>
+        <w:rPr>
+          <w:rFonts w:ascii="맑은 고딕" w:hAnsi="맑은 고딕" w:eastAsia="맑은 고딕"/>
+          <w:sz w:val="21"/>
+        </w:rPr>
+        <w:t>② RecvQEntries</w:t>
+      </w:r>
+    </w:p>
+    <w:p>
+      <w:r>
+        <w:rPr>
+          <w:rFonts w:ascii="맑은 고딕" w:hAnsi="맑은 고딕" w:eastAsia="맑은 고딕"/>
+          <w:sz w:val="21"/>
+        </w:rPr>
+        <w:t>③ TopWaitEvents</w:t>
+      </w:r>
+    </w:p>
+    <w:p>
+      <w:r>
+        <w:rPr>
+          <w:rFonts w:ascii="맑은 고딕" w:hAnsi="맑은 고딕" w:eastAsia="맑은 고딕"/>
+          <w:sz w:val="21"/>
+        </w:rPr>
+        <w:t>④ SendQEntries</w:t>
+      </w:r>
+    </w:p>
+    <w:p>
+      <w:r>
+        <w:rPr>
+          <w:rFonts w:ascii="맑은 고딕" w:hAnsi="맑은 고딕" w:eastAsia="맑은 고딕"/>
+          <w:sz w:val="21"/>
+        </w:rPr>
+        <w:t>하-12 · 객관식</w:t>
+      </w:r>
+    </w:p>
+    <w:p>
+      <w:r>
+        <w:rPr>
+          <w:rFonts w:ascii="맑은 고딕" w:hAnsi="맑은 고딕" w:eastAsia="맑은 고딕"/>
+          <w:sz w:val="21"/>
+        </w:rPr>
+        <w:t>[하-12] 인스턴스별 오류를 표로 보여 주는 모니터링 속성은?</w:t>
+      </w:r>
+    </w:p>
+    <w:p>
+      <w:r>
+        <w:rPr>
+          <w:rFonts w:ascii="맑은 고딕" w:hAnsi="맑은 고딕" w:eastAsia="맑은 고딕"/>
+          <w:sz w:val="21"/>
+        </w:rPr>
+        <w:t>① SidName</w:t>
+      </w:r>
+    </w:p>
+    <w:p>
+      <w:r>
+        <w:rPr>
+          <w:rFonts w:ascii="맑은 고딕" w:hAnsi="맑은 고딕" w:eastAsia="맑은 고딕"/>
+          <w:sz w:val="21"/>
+        </w:rPr>
+        <w:t>② StatusReport</w:t>
+      </w:r>
+    </w:p>
+    <w:p>
+      <w:r>
+        <w:rPr>
+          <w:rFonts w:ascii="맑은 고딕" w:hAnsi="맑은 고딕" w:eastAsia="맑은 고딕"/>
+          <w:sz w:val="21"/>
+        </w:rPr>
+        <w:t>③ LogXptStatus</w:t>
+      </w:r>
+    </w:p>
+    <w:p>
+      <w:r>
+        <w:rPr>
+          <w:rFonts w:ascii="맑은 고딕" w:hAnsi="맑은 고딕" w:eastAsia="맑은 고딕"/>
+          <w:sz w:val="21"/>
+        </w:rPr>
+        <w:t>④ TopWaitEvents</w:t>
+      </w:r>
+    </w:p>
+    <w:p>
+      <w:r>
+        <w:rPr>
+          <w:rFonts w:ascii="맑은 고딕" w:hAnsi="맑은 고딕" w:eastAsia="맑은 고딕"/>
+          <w:sz w:val="21"/>
+        </w:rPr>
+        <w:t>하-13 · 객관식</w:t>
+      </w:r>
+    </w:p>
+    <w:p>
+      <w:r>
+        <w:rPr>
+          <w:rFonts w:ascii="맑은 고딕" w:hAnsi="맑은 고딕" w:eastAsia="맑은 고딕"/>
+          <w:sz w:val="21"/>
+        </w:rPr>
+        <w:t>[하-13] Data Guard의 사건 흐름을 SQL로 조회하는 뷰는?</w:t>
+      </w:r>
+    </w:p>
+    <w:p>
+      <w:r>
+        <w:rPr>
+          <w:rFonts w:ascii="맑은 고딕" w:hAnsi="맑은 고딕" w:eastAsia="맑은 고딕"/>
+          <w:sz w:val="21"/>
+        </w:rPr>
+        <w:t>① V$MANAGED_STANDBY</w:t>
+      </w:r>
+    </w:p>
+    <w:p>
+      <w:r>
+        <w:rPr>
+          <w:rFonts w:ascii="맑은 고딕" w:hAnsi="맑은 고딕" w:eastAsia="맑은 고딕"/>
+          <w:sz w:val="21"/>
+        </w:rPr>
+        <w:t>② V$DG_BROKER_CONFIG</w:t>
+      </w:r>
+    </w:p>
+    <w:p>
+      <w:r>
+        <w:rPr>
+          <w:rFonts w:ascii="맑은 고딕" w:hAnsi="맑은 고딕" w:eastAsia="맑은 고딕"/>
+          <w:sz w:val="21"/>
+        </w:rPr>
+        <w:t>③ V$DATAGUARD_STATS</w:t>
+      </w:r>
+    </w:p>
+    <w:p>
+      <w:r>
+        <w:rPr>
+          <w:rFonts w:ascii="맑은 고딕" w:hAnsi="맑은 고딕" w:eastAsia="맑은 고딕"/>
+          <w:sz w:val="21"/>
+        </w:rPr>
+        <w:t>④ V$DATAGUARD_STATUS</w:t>
+      </w:r>
+    </w:p>
+    <w:p>
+      <w:r>
+        <w:rPr>
+          <w:rFonts w:ascii="맑은 고딕" w:hAnsi="맑은 고딕" w:eastAsia="맑은 고딕"/>
+          <w:sz w:val="21"/>
+        </w:rPr>
+        <w:t>하-14 · 객관식</w:t>
+      </w:r>
+    </w:p>
+    <w:p>
+      <w:r>
+        <w:rPr>
+          <w:rFonts w:ascii="맑은 고딕" w:hAnsi="맑은 고딕" w:eastAsia="맑은 고딕"/>
+          <w:sz w:val="21"/>
+        </w:rPr>
+        <w:t>[하-14] 지연과 시간 추정값을 담은 뷰는?</w:t>
+      </w:r>
+    </w:p>
+    <w:p>
+      <w:r>
+        <w:rPr>
+          <w:rFonts w:ascii="맑은 고딕" w:hAnsi="맑은 고딕" w:eastAsia="맑은 고딕"/>
+          <w:sz w:val="21"/>
+        </w:rPr>
+        <w:t>① V$ARCHIVE_GAP</w:t>
+      </w:r>
+    </w:p>
+    <w:p>
+      <w:r>
+        <w:rPr>
+          <w:rFonts w:ascii="맑은 고딕" w:hAnsi="맑은 고딕" w:eastAsia="맑은 고딕"/>
+          <w:sz w:val="21"/>
+        </w:rPr>
+        <w:t>② V$DATAGUARD_STATUS</w:t>
+      </w:r>
+    </w:p>
+    <w:p>
+      <w:r>
+        <w:rPr>
+          <w:rFonts w:ascii="맑은 고딕" w:hAnsi="맑은 고딕" w:eastAsia="맑은 고딕"/>
+          <w:sz w:val="21"/>
+        </w:rPr>
+        <w:t>③ V$STANDBY_LOG</w:t>
+      </w:r>
+    </w:p>
+    <w:p>
+      <w:r>
+        <w:rPr>
+          <w:rFonts w:ascii="맑은 고딕" w:hAnsi="맑은 고딕" w:eastAsia="맑은 고딕"/>
+          <w:sz w:val="21"/>
+        </w:rPr>
+        <w:t>④ V$DATAGUARD_STATS</w:t>
+      </w:r>
+    </w:p>
+    <w:p>
+      <w:r>
+        <w:rPr>
+          <w:rFonts w:ascii="맑은 고딕" w:hAnsi="맑은 고딕" w:eastAsia="맑은 고딕"/>
+          <w:sz w:val="21"/>
+        </w:rPr>
+        <w:t>하-15 · 객관식</w:t>
+      </w:r>
+    </w:p>
+    <w:p>
+      <w:r>
+        <w:rPr>
+          <w:rFonts w:ascii="맑은 고딕" w:hAnsi="맑은 고딕" w:eastAsia="맑은 고딕"/>
+          <w:sz w:val="21"/>
+        </w:rPr>
+        <w:t>[하-15] Broker 구성을 SQL로 조회하는 뷰는?</w:t>
+      </w:r>
+    </w:p>
+    <w:p>
+      <w:r>
+        <w:rPr>
+          <w:rFonts w:ascii="맑은 고딕" w:hAnsi="맑은 고딕" w:eastAsia="맑은 고딕"/>
+          <w:sz w:val="21"/>
+        </w:rPr>
+        <w:t>① V$BROKER_CONFIG</w:t>
+      </w:r>
+    </w:p>
+    <w:p>
+      <w:r>
+        <w:rPr>
+          <w:rFonts w:ascii="맑은 고딕" w:hAnsi="맑은 고딕" w:eastAsia="맑은 고딕"/>
+          <w:sz w:val="21"/>
+        </w:rPr>
+        <w:t>② V$DATAGUARD_CONFIG</w:t>
+      </w:r>
+    </w:p>
+    <w:p>
+      <w:r>
+        <w:rPr>
+          <w:rFonts w:ascii="맑은 고딕" w:hAnsi="맑은 고딕" w:eastAsia="맑은 고딕"/>
+          <w:sz w:val="21"/>
+        </w:rPr>
+        <w:t>③ DBA_DG_CONFIG</w:t>
+      </w:r>
+    </w:p>
+    <w:p>
+      <w:r>
+        <w:rPr>
+          <w:rFonts w:ascii="맑은 고딕" w:hAnsi="맑은 고딕" w:eastAsia="맑은 고딕"/>
+          <w:sz w:val="21"/>
+        </w:rPr>
+        <w:t>④ V$DG_BROKER_CONFIG</w:t>
+      </w:r>
+    </w:p>
+    <w:p>
+      <w:r>
+        <w:rPr>
+          <w:rFonts w:ascii="맑은 고딕" w:hAnsi="맑은 고딕" w:eastAsia="맑은 고딕"/>
+          <w:sz w:val="21"/>
+        </w:rPr>
+        <w:t>하-16 · 객관식</w:t>
+      </w:r>
+    </w:p>
+    <w:p>
+      <w:r>
+        <w:rPr>
+          <w:rFonts w:ascii="맑은 고딕" w:hAnsi="맑은 고딕" w:eastAsia="맑은 고딕"/>
+          <w:sz w:val="21"/>
+        </w:rPr>
+        <w:t>[하-16] 구성을 XML 파일로 내보내는 명령은?</w:t>
+      </w:r>
+    </w:p>
+    <w:p>
+      <w:r>
+        <w:rPr>
+          <w:rFonts w:ascii="맑은 고딕" w:hAnsi="맑은 고딕" w:eastAsia="맑은 고딕"/>
+          <w:sz w:val="21"/>
+        </w:rPr>
+        <w:t>① BACKUP CONFIGURATION</w:t>
+      </w:r>
+    </w:p>
+    <w:p>
+      <w:r>
+        <w:rPr>
+          <w:rFonts w:ascii="맑은 고딕" w:hAnsi="맑은 고딕" w:eastAsia="맑은 고딕"/>
+          <w:sz w:val="21"/>
+        </w:rPr>
+        <w:t>② EXPORT CONFIGURATION TO '&lt;파일명&gt;'</w:t>
+      </w:r>
+    </w:p>
+    <w:p>
+      <w:r>
+        <w:rPr>
+          <w:rFonts w:ascii="맑은 고딕" w:hAnsi="맑은 고딕" w:eastAsia="맑은 고딕"/>
+          <w:sz w:val="21"/>
+        </w:rPr>
+        <w:t>③ SAVE CONFIGURATION</w:t>
+      </w:r>
+    </w:p>
+    <w:p>
+      <w:r>
+        <w:rPr>
+          <w:rFonts w:ascii="맑은 고딕" w:hAnsi="맑은 고딕" w:eastAsia="맑은 고딕"/>
+          <w:sz w:val="21"/>
+        </w:rPr>
+        <w:t>④ SPOOL CONFIGURATION</w:t>
+      </w:r>
+    </w:p>
+    <w:p>
+      <w:r>
+        <w:rPr>
+          <w:rFonts w:ascii="맑은 고딕" w:hAnsi="맑은 고딕" w:eastAsia="맑은 고딕"/>
+          <w:sz w:val="21"/>
+        </w:rPr>
+        <w:t>하-17 · 객관식</w:t>
+      </w:r>
+    </w:p>
+    <w:p>
+      <w:r>
+        <w:rPr>
+          <w:rFonts w:ascii="맑은 고딕" w:hAnsi="맑은 고딕" w:eastAsia="맑은 고딕"/>
+          <w:sz w:val="21"/>
+        </w:rPr>
+        <w:t>[하-17] 자동 전환을 판단하고 촉발하는 주체는?</w:t>
+      </w:r>
+    </w:p>
+    <w:p>
+      <w:r>
+        <w:rPr>
+          <w:rFonts w:ascii="맑은 고딕" w:hAnsi="맑은 고딕" w:eastAsia="맑은 고딕"/>
+          <w:sz w:val="21"/>
+        </w:rPr>
+        <w:t>① MRP0</w:t>
+      </w:r>
+    </w:p>
+    <w:p>
+      <w:r>
+        <w:rPr>
+          <w:rFonts w:ascii="맑은 고딕" w:hAnsi="맑은 고딕" w:eastAsia="맑은 고딕"/>
+          <w:sz w:val="21"/>
+        </w:rPr>
+        <w:t>② LGWR</w:t>
+      </w:r>
+    </w:p>
+    <w:p>
+      <w:r>
+        <w:rPr>
+          <w:rFonts w:ascii="맑은 고딕" w:hAnsi="맑은 고딕" w:eastAsia="맑은 고딕"/>
+          <w:sz w:val="21"/>
+        </w:rPr>
+        <w:t>③ 관측자(Observer)</w:t>
+      </w:r>
+    </w:p>
+    <w:p>
+      <w:r>
+        <w:rPr>
+          <w:rFonts w:ascii="맑은 고딕" w:hAnsi="맑은 고딕" w:eastAsia="맑은 고딕"/>
+          <w:sz w:val="21"/>
+        </w:rPr>
+        <w:t>④ DMON</w:t>
+      </w:r>
+    </w:p>
+    <w:p>
+      <w:r>
+        <w:rPr>
+          <w:rFonts w:ascii="맑은 고딕" w:hAnsi="맑은 고딕" w:eastAsia="맑은 고딕"/>
+          <w:sz w:val="21"/>
+        </w:rPr>
+        <w:t>하-18 · 객관식</w:t>
+      </w:r>
+    </w:p>
+    <w:p>
+      <w:r>
+        <w:rPr>
+          <w:rFonts w:ascii="맑은 고딕" w:hAnsi="맑은 고딕" w:eastAsia="맑은 고딕"/>
+          <w:sz w:val="21"/>
+        </w:rPr>
+        <w:t>[하-18] 자동 전환의 대상을 지정하는 속성은?</w:t>
+      </w:r>
+    </w:p>
+    <w:p>
+      <w:r>
+        <w:rPr>
+          <w:rFonts w:ascii="맑은 고딕" w:hAnsi="맑은 고딕" w:eastAsia="맑은 고딕"/>
+          <w:sz w:val="21"/>
+        </w:rPr>
+        <w:t>① FailoverTarget</w:t>
+      </w:r>
+    </w:p>
+    <w:p>
+      <w:r>
+        <w:rPr>
+          <w:rFonts w:ascii="맑은 고딕" w:hAnsi="맑은 고딕" w:eastAsia="맑은 고딕"/>
+          <w:sz w:val="21"/>
+        </w:rPr>
+        <w:t>② StandbyTarget</w:t>
+      </w:r>
+    </w:p>
+    <w:p>
+      <w:r>
+        <w:rPr>
+          <w:rFonts w:ascii="맑은 고딕" w:hAnsi="맑은 고딕" w:eastAsia="맑은 고딕"/>
+          <w:sz w:val="21"/>
+        </w:rPr>
+        <w:t>③ FSFOTarget</w:t>
+      </w:r>
+    </w:p>
+    <w:p>
+      <w:r>
+        <w:rPr>
+          <w:rFonts w:ascii="맑은 고딕" w:hAnsi="맑은 고딕" w:eastAsia="맑은 고딕"/>
+          <w:sz w:val="21"/>
+        </w:rPr>
+        <w:t>④ FastStartFailoverTarget</w:t>
+      </w:r>
+    </w:p>
+    <w:p>
+      <w:r>
+        <w:rPr>
+          <w:rFonts w:ascii="맑은 고딕" w:hAnsi="맑은 고딕" w:eastAsia="맑은 고딕"/>
+          <w:sz w:val="21"/>
+        </w:rPr>
+        <w:t>하-19 · 객관식</w:t>
+      </w:r>
+    </w:p>
+    <w:p>
+      <w:r>
+        <w:rPr>
+          <w:rFonts w:ascii="맑은 고딕" w:hAnsi="맑은 고딕" w:eastAsia="맑은 고딕"/>
+          <w:sz w:val="21"/>
+        </w:rPr>
+        <w:t>[하-19] FSFO를 켰는데 관측자가 없을 때 나오는 경고는?</w:t>
+      </w:r>
+    </w:p>
+    <w:p>
+      <w:r>
+        <w:rPr>
+          <w:rFonts w:ascii="맑은 고딕" w:hAnsi="맑은 고딕" w:eastAsia="맑은 고딕"/>
+          <w:sz w:val="21"/>
+        </w:rPr>
+        <w:t>① ORA-16827</w:t>
+      </w:r>
+    </w:p>
+    <w:p>
+      <w:r>
+        <w:rPr>
+          <w:rFonts w:ascii="맑은 고딕" w:hAnsi="맑은 고딕" w:eastAsia="맑은 고딕"/>
+          <w:sz w:val="21"/>
+        </w:rPr>
+        <w:t>② ORA-16504</w:t>
+      </w:r>
+    </w:p>
+    <w:p>
+      <w:r>
+        <w:rPr>
+          <w:rFonts w:ascii="맑은 고딕" w:hAnsi="맑은 고딕" w:eastAsia="맑은 고딕"/>
+          <w:sz w:val="21"/>
+        </w:rPr>
+        <w:t>③ ORA-16853</w:t>
       </w:r>
     </w:p>
     <w:p>
@@ -411,654 +1059,6 @@
           <w:rFonts w:ascii="맑은 고딕" w:hAnsi="맑은 고딕" w:eastAsia="맑은 고딕"/>
           <w:sz w:val="21"/>
         </w:rPr>
-        <w:t>하-08 · 객관식</w:t>
-      </w:r>
-    </w:p>
-    <w:p>
-      <w:r>
-        <w:rPr>
-          <w:rFonts w:ascii="맑은 고딕" w:hAnsi="맑은 고딕" w:eastAsia="맑은 고딕"/>
-          <w:sz w:val="21"/>
-        </w:rPr>
-        <w:t>[하-08] `ApplyLagThreshold`의 실측 기본값은?</w:t>
-      </w:r>
-    </w:p>
-    <w:p>
-      <w:r>
-        <w:rPr>
-          <w:rFonts w:ascii="맑은 고딕" w:hAnsi="맑은 고딕" w:eastAsia="맑은 고딕"/>
-          <w:sz w:val="21"/>
-        </w:rPr>
-        <w:t>① 30초</w:t>
-      </w:r>
-    </w:p>
-    <w:p>
-      <w:r>
-        <w:rPr>
-          <w:rFonts w:ascii="맑은 고딕" w:hAnsi="맑은 고딕" w:eastAsia="맑은 고딕"/>
-          <w:sz w:val="21"/>
-        </w:rPr>
-        <w:t>② 0초</w:t>
-      </w:r>
-    </w:p>
-    <w:p>
-      <w:r>
-        <w:rPr>
-          <w:rFonts w:ascii="맑은 고딕" w:hAnsi="맑은 고딕" w:eastAsia="맑은 고딕"/>
-          <w:sz w:val="21"/>
-        </w:rPr>
-        <w:t>③ 60초</w:t>
-      </w:r>
-    </w:p>
-    <w:p>
-      <w:r>
-        <w:rPr>
-          <w:rFonts w:ascii="맑은 고딕" w:hAnsi="맑은 고딕" w:eastAsia="맑은 고딕"/>
-          <w:sz w:val="21"/>
-        </w:rPr>
-        <w:t>④ 300초</w:t>
-      </w:r>
-    </w:p>
-    <w:p>
-      <w:r>
-        <w:rPr>
-          <w:rFonts w:ascii="맑은 고딕" w:hAnsi="맑은 고딕" w:eastAsia="맑은 고딕"/>
-          <w:sz w:val="21"/>
-        </w:rPr>
-        <w:t>하-09 · 객관식</w:t>
-      </w:r>
-    </w:p>
-    <w:p>
-      <w:r>
-        <w:rPr>
-          <w:rFonts w:ascii="맑은 고딕" w:hAnsi="맑은 고딕" w:eastAsia="맑은 고딕"/>
-          <w:sz w:val="21"/>
-        </w:rPr>
-        <w:t>[하-09] 적용을 일부러 미루는 속성은?</w:t>
-      </w:r>
-    </w:p>
-    <w:p>
-      <w:r>
-        <w:rPr>
-          <w:rFonts w:ascii="맑은 고딕" w:hAnsi="맑은 고딕" w:eastAsia="맑은 고딕"/>
-          <w:sz w:val="21"/>
-        </w:rPr>
-        <w:t>① DelayMins</w:t>
-      </w:r>
-    </w:p>
-    <w:p>
-      <w:r>
-        <w:rPr>
-          <w:rFonts w:ascii="맑은 고딕" w:hAnsi="맑은 고딕" w:eastAsia="맑은 고딕"/>
-          <w:sz w:val="21"/>
-        </w:rPr>
-        <w:t>② LogShipping</w:t>
-      </w:r>
-    </w:p>
-    <w:p>
-      <w:r>
-        <w:rPr>
-          <w:rFonts w:ascii="맑은 고딕" w:hAnsi="맑은 고딕" w:eastAsia="맑은 고딕"/>
-          <w:sz w:val="21"/>
-        </w:rPr>
-        <w:t>③ NetTimeout</w:t>
-      </w:r>
-    </w:p>
-    <w:p>
-      <w:r>
-        <w:rPr>
-          <w:rFonts w:ascii="맑은 고딕" w:hAnsi="맑은 고딕" w:eastAsia="맑은 고딕"/>
-          <w:sz w:val="21"/>
-        </w:rPr>
-        <w:t>④ ReopenSecs</w:t>
-      </w:r>
-    </w:p>
-    <w:p>
-      <w:r>
-        <w:rPr>
-          <w:rFonts w:ascii="맑은 고딕" w:hAnsi="맑은 고딕" w:eastAsia="맑은 고딕"/>
-          <w:sz w:val="21"/>
-        </w:rPr>
-        <w:t>하-10 · 객관식</w:t>
-      </w:r>
-    </w:p>
-    <w:p>
-      <w:r>
-        <w:rPr>
-          <w:rFonts w:ascii="맑은 고딕" w:hAnsi="맑은 고딕" w:eastAsia="맑은 고딕"/>
-          <w:sz w:val="21"/>
-        </w:rPr>
-        <w:t>[하-10] Primary가 보낼 것이 남았는지 보여 주는 모니터링 속성은?</w:t>
-      </w:r>
-    </w:p>
-    <w:p>
-      <w:r>
-        <w:rPr>
-          <w:rFonts w:ascii="맑은 고딕" w:hAnsi="맑은 고딕" w:eastAsia="맑은 고딕"/>
-          <w:sz w:val="21"/>
-        </w:rPr>
-        <w:t>① SendQEntries</w:t>
-      </w:r>
-    </w:p>
-    <w:p>
-      <w:r>
-        <w:rPr>
-          <w:rFonts w:ascii="맑은 고딕" w:hAnsi="맑은 고딕" w:eastAsia="맑은 고딕"/>
-          <w:sz w:val="21"/>
-        </w:rPr>
-        <w:t>② RecvQEntries</w:t>
-      </w:r>
-    </w:p>
-    <w:p>
-      <w:r>
-        <w:rPr>
-          <w:rFonts w:ascii="맑은 고딕" w:hAnsi="맑은 고딕" w:eastAsia="맑은 고딕"/>
-          <w:sz w:val="21"/>
-        </w:rPr>
-        <w:t>③ LogXptStatus</w:t>
-      </w:r>
-    </w:p>
-    <w:p>
-      <w:r>
-        <w:rPr>
-          <w:rFonts w:ascii="맑은 고딕" w:hAnsi="맑은 고딕" w:eastAsia="맑은 고딕"/>
-          <w:sz w:val="21"/>
-        </w:rPr>
-        <w:t>④ StatusReport</w:t>
-      </w:r>
-    </w:p>
-    <w:p>
-      <w:r>
-        <w:rPr>
-          <w:rFonts w:ascii="맑은 고딕" w:hAnsi="맑은 고딕" w:eastAsia="맑은 고딕"/>
-          <w:sz w:val="21"/>
-        </w:rPr>
-        <w:t>하-11 · 객관식</w:t>
-      </w:r>
-    </w:p>
-    <w:p>
-      <w:r>
-        <w:rPr>
-          <w:rFonts w:ascii="맑은 고딕" w:hAnsi="맑은 고딕" w:eastAsia="맑은 고딕"/>
-          <w:sz w:val="21"/>
-        </w:rPr>
-        <w:t>[하-11] Standby가 받았지만 아직 적용하지 못한 것을 보여 주는 속성은?</w:t>
-      </w:r>
-    </w:p>
-    <w:p>
-      <w:r>
-        <w:rPr>
-          <w:rFonts w:ascii="맑은 고딕" w:hAnsi="맑은 고딕" w:eastAsia="맑은 고딕"/>
-          <w:sz w:val="21"/>
-        </w:rPr>
-        <w:t>① RecvQEntries</w:t>
-      </w:r>
-    </w:p>
-    <w:p>
-      <w:r>
-        <w:rPr>
-          <w:rFonts w:ascii="맑은 고딕" w:hAnsi="맑은 고딕" w:eastAsia="맑은 고딕"/>
-          <w:sz w:val="21"/>
-        </w:rPr>
-        <w:t>② SendQEntries</w:t>
-      </w:r>
-    </w:p>
-    <w:p>
-      <w:r>
-        <w:rPr>
-          <w:rFonts w:ascii="맑은 고딕" w:hAnsi="맑은 고딕" w:eastAsia="맑은 고딕"/>
-          <w:sz w:val="21"/>
-        </w:rPr>
-        <w:t>③ TopWaitEvents</w:t>
-      </w:r>
-    </w:p>
-    <w:p>
-      <w:r>
-        <w:rPr>
-          <w:rFonts w:ascii="맑은 고딕" w:hAnsi="맑은 고딕" w:eastAsia="맑은 고딕"/>
-          <w:sz w:val="21"/>
-        </w:rPr>
-        <w:t>④ InconsistentProperties</w:t>
-      </w:r>
-    </w:p>
-    <w:p>
-      <w:r>
-        <w:rPr>
-          <w:rFonts w:ascii="맑은 고딕" w:hAnsi="맑은 고딕" w:eastAsia="맑은 고딕"/>
-          <w:sz w:val="21"/>
-        </w:rPr>
-        <w:t>하-12 · 객관식</w:t>
-      </w:r>
-    </w:p>
-    <w:p>
-      <w:r>
-        <w:rPr>
-          <w:rFonts w:ascii="맑은 고딕" w:hAnsi="맑은 고딕" w:eastAsia="맑은 고딕"/>
-          <w:sz w:val="21"/>
-        </w:rPr>
-        <w:t>[하-12] 인스턴스별 오류를 표로 보여 주는 모니터링 속성은?</w:t>
-      </w:r>
-    </w:p>
-    <w:p>
-      <w:r>
-        <w:rPr>
-          <w:rFonts w:ascii="맑은 고딕" w:hAnsi="맑은 고딕" w:eastAsia="맑은 고딕"/>
-          <w:sz w:val="21"/>
-        </w:rPr>
-        <w:t>① StatusReport</w:t>
-      </w:r>
-    </w:p>
-    <w:p>
-      <w:r>
-        <w:rPr>
-          <w:rFonts w:ascii="맑은 고딕" w:hAnsi="맑은 고딕" w:eastAsia="맑은 고딕"/>
-          <w:sz w:val="21"/>
-        </w:rPr>
-        <w:t>② LogXptStatus</w:t>
-      </w:r>
-    </w:p>
-    <w:p>
-      <w:r>
-        <w:rPr>
-          <w:rFonts w:ascii="맑은 고딕" w:hAnsi="맑은 고딕" w:eastAsia="맑은 고딕"/>
-          <w:sz w:val="21"/>
-        </w:rPr>
-        <w:t>③ SidName</w:t>
-      </w:r>
-    </w:p>
-    <w:p>
-      <w:r>
-        <w:rPr>
-          <w:rFonts w:ascii="맑은 고딕" w:hAnsi="맑은 고딕" w:eastAsia="맑은 고딕"/>
-          <w:sz w:val="21"/>
-        </w:rPr>
-        <w:t>④ TopWaitEvents</w:t>
-      </w:r>
-    </w:p>
-    <w:p>
-      <w:r>
-        <w:rPr>
-          <w:rFonts w:ascii="맑은 고딕" w:hAnsi="맑은 고딕" w:eastAsia="맑은 고딕"/>
-          <w:sz w:val="21"/>
-        </w:rPr>
-        <w:t>하-13 · 객관식</w:t>
-      </w:r>
-    </w:p>
-    <w:p>
-      <w:r>
-        <w:rPr>
-          <w:rFonts w:ascii="맑은 고딕" w:hAnsi="맑은 고딕" w:eastAsia="맑은 고딕"/>
-          <w:sz w:val="21"/>
-        </w:rPr>
-        <w:t>[하-13] Data Guard의 사건 흐름을 SQL로 조회하는 뷰는?</w:t>
-      </w:r>
-    </w:p>
-    <w:p>
-      <w:r>
-        <w:rPr>
-          <w:rFonts w:ascii="맑은 고딕" w:hAnsi="맑은 고딕" w:eastAsia="맑은 고딕"/>
-          <w:sz w:val="21"/>
-        </w:rPr>
-        <w:t>① V$DATAGUARD_STATUS</w:t>
-      </w:r>
-    </w:p>
-    <w:p>
-      <w:r>
-        <w:rPr>
-          <w:rFonts w:ascii="맑은 고딕" w:hAnsi="맑은 고딕" w:eastAsia="맑은 고딕"/>
-          <w:sz w:val="21"/>
-        </w:rPr>
-        <w:t>② V$DATAGUARD_STATS</w:t>
-      </w:r>
-    </w:p>
-    <w:p>
-      <w:r>
-        <w:rPr>
-          <w:rFonts w:ascii="맑은 고딕" w:hAnsi="맑은 고딕" w:eastAsia="맑은 고딕"/>
-          <w:sz w:val="21"/>
-        </w:rPr>
-        <w:t>③ V$DG_BROKER_CONFIG</w:t>
-      </w:r>
-    </w:p>
-    <w:p>
-      <w:r>
-        <w:rPr>
-          <w:rFonts w:ascii="맑은 고딕" w:hAnsi="맑은 고딕" w:eastAsia="맑은 고딕"/>
-          <w:sz w:val="21"/>
-        </w:rPr>
-        <w:t>④ V$MANAGED_STANDBY</w:t>
-      </w:r>
-    </w:p>
-    <w:p>
-      <w:r>
-        <w:rPr>
-          <w:rFonts w:ascii="맑은 고딕" w:hAnsi="맑은 고딕" w:eastAsia="맑은 고딕"/>
-          <w:sz w:val="21"/>
-        </w:rPr>
-        <w:t>하-14 · 객관식</w:t>
-      </w:r>
-    </w:p>
-    <w:p>
-      <w:r>
-        <w:rPr>
-          <w:rFonts w:ascii="맑은 고딕" w:hAnsi="맑은 고딕" w:eastAsia="맑은 고딕"/>
-          <w:sz w:val="21"/>
-        </w:rPr>
-        <w:t>[하-14] 지연과 시간 추정값을 담은 뷰는?</w:t>
-      </w:r>
-    </w:p>
-    <w:p>
-      <w:r>
-        <w:rPr>
-          <w:rFonts w:ascii="맑은 고딕" w:hAnsi="맑은 고딕" w:eastAsia="맑은 고딕"/>
-          <w:sz w:val="21"/>
-        </w:rPr>
-        <w:t>① V$DATAGUARD_STATS</w:t>
-      </w:r>
-    </w:p>
-    <w:p>
-      <w:r>
-        <w:rPr>
-          <w:rFonts w:ascii="맑은 고딕" w:hAnsi="맑은 고딕" w:eastAsia="맑은 고딕"/>
-          <w:sz w:val="21"/>
-        </w:rPr>
-        <w:t>② V$DATAGUARD_STATUS</w:t>
-      </w:r>
-    </w:p>
-    <w:p>
-      <w:r>
-        <w:rPr>
-          <w:rFonts w:ascii="맑은 고딕" w:hAnsi="맑은 고딕" w:eastAsia="맑은 고딕"/>
-          <w:sz w:val="21"/>
-        </w:rPr>
-        <w:t>③ V$ARCHIVE_GAP</w:t>
-      </w:r>
-    </w:p>
-    <w:p>
-      <w:r>
-        <w:rPr>
-          <w:rFonts w:ascii="맑은 고딕" w:hAnsi="맑은 고딕" w:eastAsia="맑은 고딕"/>
-          <w:sz w:val="21"/>
-        </w:rPr>
-        <w:t>④ V$STANDBY_LOG</w:t>
-      </w:r>
-    </w:p>
-    <w:p>
-      <w:r>
-        <w:rPr>
-          <w:rFonts w:ascii="맑은 고딕" w:hAnsi="맑은 고딕" w:eastAsia="맑은 고딕"/>
-          <w:sz w:val="21"/>
-        </w:rPr>
-        <w:t>하-15 · 객관식</w:t>
-      </w:r>
-    </w:p>
-    <w:p>
-      <w:r>
-        <w:rPr>
-          <w:rFonts w:ascii="맑은 고딕" w:hAnsi="맑은 고딕" w:eastAsia="맑은 고딕"/>
-          <w:sz w:val="21"/>
-        </w:rPr>
-        <w:t>[하-15] Broker 구성을 SQL로 조회하는 뷰는?</w:t>
-      </w:r>
-    </w:p>
-    <w:p>
-      <w:r>
-        <w:rPr>
-          <w:rFonts w:ascii="맑은 고딕" w:hAnsi="맑은 고딕" w:eastAsia="맑은 고딕"/>
-          <w:sz w:val="21"/>
-        </w:rPr>
-        <w:t>① V$DG_BROKER_CONFIG</w:t>
-      </w:r>
-    </w:p>
-    <w:p>
-      <w:r>
-        <w:rPr>
-          <w:rFonts w:ascii="맑은 고딕" w:hAnsi="맑은 고딕" w:eastAsia="맑은 고딕"/>
-          <w:sz w:val="21"/>
-        </w:rPr>
-        <w:t>② V$BROKER_CONFIG</w:t>
-      </w:r>
-    </w:p>
-    <w:p>
-      <w:r>
-        <w:rPr>
-          <w:rFonts w:ascii="맑은 고딕" w:hAnsi="맑은 고딕" w:eastAsia="맑은 고딕"/>
-          <w:sz w:val="21"/>
-        </w:rPr>
-        <w:t>③ V$DATAGUARD_CONFIG</w:t>
-      </w:r>
-    </w:p>
-    <w:p>
-      <w:r>
-        <w:rPr>
-          <w:rFonts w:ascii="맑은 고딕" w:hAnsi="맑은 고딕" w:eastAsia="맑은 고딕"/>
-          <w:sz w:val="21"/>
-        </w:rPr>
-        <w:t>④ DBA_DG_CONFIG</w:t>
-      </w:r>
-    </w:p>
-    <w:p>
-      <w:r>
-        <w:rPr>
-          <w:rFonts w:ascii="맑은 고딕" w:hAnsi="맑은 고딕" w:eastAsia="맑은 고딕"/>
-          <w:sz w:val="21"/>
-        </w:rPr>
-        <w:t>하-16 · 객관식</w:t>
-      </w:r>
-    </w:p>
-    <w:p>
-      <w:r>
-        <w:rPr>
-          <w:rFonts w:ascii="맑은 고딕" w:hAnsi="맑은 고딕" w:eastAsia="맑은 고딕"/>
-          <w:sz w:val="21"/>
-        </w:rPr>
-        <w:t>[하-16] 구성을 XML 파일로 내보내는 명령은?</w:t>
-      </w:r>
-    </w:p>
-    <w:p>
-      <w:r>
-        <w:rPr>
-          <w:rFonts w:ascii="맑은 고딕" w:hAnsi="맑은 고딕" w:eastAsia="맑은 고딕"/>
-          <w:sz w:val="21"/>
-        </w:rPr>
-        <w:t>① EXPORT CONFIGURATION TO '&lt;파일명&gt;'</w:t>
-      </w:r>
-    </w:p>
-    <w:p>
-      <w:r>
-        <w:rPr>
-          <w:rFonts w:ascii="맑은 고딕" w:hAnsi="맑은 고딕" w:eastAsia="맑은 고딕"/>
-          <w:sz w:val="21"/>
-        </w:rPr>
-        <w:t>② BACKUP CONFIGURATION</w:t>
-      </w:r>
-    </w:p>
-    <w:p>
-      <w:r>
-        <w:rPr>
-          <w:rFonts w:ascii="맑은 고딕" w:hAnsi="맑은 고딕" w:eastAsia="맑은 고딕"/>
-          <w:sz w:val="21"/>
-        </w:rPr>
-        <w:t>③ SAVE CONFIGURATION</w:t>
-      </w:r>
-    </w:p>
-    <w:p>
-      <w:r>
-        <w:rPr>
-          <w:rFonts w:ascii="맑은 고딕" w:hAnsi="맑은 고딕" w:eastAsia="맑은 고딕"/>
-          <w:sz w:val="21"/>
-        </w:rPr>
-        <w:t>④ SPOOL CONFIGURATION</w:t>
-      </w:r>
-    </w:p>
-    <w:p>
-      <w:r>
-        <w:rPr>
-          <w:rFonts w:ascii="맑은 고딕" w:hAnsi="맑은 고딕" w:eastAsia="맑은 고딕"/>
-          <w:sz w:val="21"/>
-        </w:rPr>
-        <w:t>하-17 · 객관식</w:t>
-      </w:r>
-    </w:p>
-    <w:p>
-      <w:r>
-        <w:rPr>
-          <w:rFonts w:ascii="맑은 고딕" w:hAnsi="맑은 고딕" w:eastAsia="맑은 고딕"/>
-          <w:sz w:val="21"/>
-        </w:rPr>
-        <w:t>[하-17] 자동 전환을 판단하고 촉발하는 주체는?</w:t>
-      </w:r>
-    </w:p>
-    <w:p>
-      <w:r>
-        <w:rPr>
-          <w:rFonts w:ascii="맑은 고딕" w:hAnsi="맑은 고딕" w:eastAsia="맑은 고딕"/>
-          <w:sz w:val="21"/>
-        </w:rPr>
-        <w:t>① 관측자(Observer)</w:t>
-      </w:r>
-    </w:p>
-    <w:p>
-      <w:r>
-        <w:rPr>
-          <w:rFonts w:ascii="맑은 고딕" w:hAnsi="맑은 고딕" w:eastAsia="맑은 고딕"/>
-          <w:sz w:val="21"/>
-        </w:rPr>
-        <w:t>② DMON</w:t>
-      </w:r>
-    </w:p>
-    <w:p>
-      <w:r>
-        <w:rPr>
-          <w:rFonts w:ascii="맑은 고딕" w:hAnsi="맑은 고딕" w:eastAsia="맑은 고딕"/>
-          <w:sz w:val="21"/>
-        </w:rPr>
-        <w:t>③ MRP0</w:t>
-      </w:r>
-    </w:p>
-    <w:p>
-      <w:r>
-        <w:rPr>
-          <w:rFonts w:ascii="맑은 고딕" w:hAnsi="맑은 고딕" w:eastAsia="맑은 고딕"/>
-          <w:sz w:val="21"/>
-        </w:rPr>
-        <w:t>④ LGWR</w:t>
-      </w:r>
-    </w:p>
-    <w:p>
-      <w:r>
-        <w:rPr>
-          <w:rFonts w:ascii="맑은 고딕" w:hAnsi="맑은 고딕" w:eastAsia="맑은 고딕"/>
-          <w:sz w:val="21"/>
-        </w:rPr>
-        <w:t>하-18 · 객관식</w:t>
-      </w:r>
-    </w:p>
-    <w:p>
-      <w:r>
-        <w:rPr>
-          <w:rFonts w:ascii="맑은 고딕" w:hAnsi="맑은 고딕" w:eastAsia="맑은 고딕"/>
-          <w:sz w:val="21"/>
-        </w:rPr>
-        <w:t>[하-18] 자동 전환의 대상을 지정하는 속성은?</w:t>
-      </w:r>
-    </w:p>
-    <w:p>
-      <w:r>
-        <w:rPr>
-          <w:rFonts w:ascii="맑은 고딕" w:hAnsi="맑은 고딕" w:eastAsia="맑은 고딕"/>
-          <w:sz w:val="21"/>
-        </w:rPr>
-        <w:t>① FastStartFailoverTarget</w:t>
-      </w:r>
-    </w:p>
-    <w:p>
-      <w:r>
-        <w:rPr>
-          <w:rFonts w:ascii="맑은 고딕" w:hAnsi="맑은 고딕" w:eastAsia="맑은 고딕"/>
-          <w:sz w:val="21"/>
-        </w:rPr>
-        <w:t>② FailoverTarget</w:t>
-      </w:r>
-    </w:p>
-    <w:p>
-      <w:r>
-        <w:rPr>
-          <w:rFonts w:ascii="맑은 고딕" w:hAnsi="맑은 고딕" w:eastAsia="맑은 고딕"/>
-          <w:sz w:val="21"/>
-        </w:rPr>
-        <w:t>③ StandbyTarget</w:t>
-      </w:r>
-    </w:p>
-    <w:p>
-      <w:r>
-        <w:rPr>
-          <w:rFonts w:ascii="맑은 고딕" w:hAnsi="맑은 고딕" w:eastAsia="맑은 고딕"/>
-          <w:sz w:val="21"/>
-        </w:rPr>
-        <w:t>④ FSFOTarget</w:t>
-      </w:r>
-    </w:p>
-    <w:p>
-      <w:r>
-        <w:rPr>
-          <w:rFonts w:ascii="맑은 고딕" w:hAnsi="맑은 고딕" w:eastAsia="맑은 고딕"/>
-          <w:sz w:val="21"/>
-        </w:rPr>
-        <w:t>하-19 · 객관식</w:t>
-      </w:r>
-    </w:p>
-    <w:p>
-      <w:r>
-        <w:rPr>
-          <w:rFonts w:ascii="맑은 고딕" w:hAnsi="맑은 고딕" w:eastAsia="맑은 고딕"/>
-          <w:sz w:val="21"/>
-        </w:rPr>
-        <w:t>[하-19] FSFO를 켰는데 관측자가 없을 때 나오는 경고는?</w:t>
-      </w:r>
-    </w:p>
-    <w:p>
-      <w:r>
-        <w:rPr>
-          <w:rFonts w:ascii="맑은 고딕" w:hAnsi="맑은 고딕" w:eastAsia="맑은 고딕"/>
-          <w:sz w:val="21"/>
-        </w:rPr>
-        <w:t>① ORA-16819</w:t>
-      </w:r>
-    </w:p>
-    <w:p>
-      <w:r>
-        <w:rPr>
-          <w:rFonts w:ascii="맑은 고딕" w:hAnsi="맑은 고딕" w:eastAsia="맑은 고딕"/>
-          <w:sz w:val="21"/>
-        </w:rPr>
-        <w:t>② ORA-16827</w:t>
-      </w:r>
-    </w:p>
-    <w:p>
-      <w:r>
-        <w:rPr>
-          <w:rFonts w:ascii="맑은 고딕" w:hAnsi="맑은 고딕" w:eastAsia="맑은 고딕"/>
-          <w:sz w:val="21"/>
-        </w:rPr>
-        <w:t>③ ORA-16853</w:t>
-      </w:r>
-    </w:p>
-    <w:p>
-      <w:r>
-        <w:rPr>
-          <w:rFonts w:ascii="맑은 고딕" w:hAnsi="맑은 고딕" w:eastAsia="맑은 고딕"/>
-          <w:sz w:val="21"/>
-        </w:rPr>
-        <w:t>④ ORA-16504</w:t>
-      </w:r>
-    </w:p>
-    <w:p>
-      <w:r>
-        <w:rPr>
-          <w:rFonts w:ascii="맑은 고딕" w:hAnsi="맑은 고딕" w:eastAsia="맑은 고딕"/>
-          <w:sz w:val="21"/>
-        </w:rPr>
         <w:t>하-20 · 객관식</w:t>
       </w:r>
     </w:p>
@@ -1086,16 +1086,16 @@
           <w:rFonts w:ascii="맑은 고딕" w:hAnsi="맑은 고딕" w:eastAsia="맑은 고딕"/>
           <w:sz w:val="21"/>
         </w:rPr>
-        <w:t>② EDIT ... SET PROPERTY 'FastStartFailoverTarget'=''</w:t>
-      </w:r>
-    </w:p>
-    <w:p>
-      <w:r>
-        <w:rPr>
-          <w:rFonts w:ascii="맑은 고딕" w:hAnsi="맑은 고딕" w:eastAsia="맑은 고딕"/>
-          <w:sz w:val="21"/>
-        </w:rPr>
-        <w:t>③ REMOVE FAST_START FAILOVER</w:t>
+        <w:t>② REMOVE FAST_START FAILOVER</w:t>
+      </w:r>
+    </w:p>
+    <w:p>
+      <w:r>
+        <w:rPr>
+          <w:rFonts w:ascii="맑은 고딕" w:hAnsi="맑은 고딕" w:eastAsia="맑은 고딕"/>
+          <w:sz w:val="21"/>
+        </w:rPr>
+        <w:t>③ EDIT ... SET PROPERTY 'FastStartFailoverTarget'=''</w:t>
       </w:r>
     </w:p>
     <w:p>
@@ -1139,16 +1139,16 @@
           <w:rFonts w:ascii="맑은 고딕" w:hAnsi="맑은 고딕" w:eastAsia="맑은 고딕"/>
           <w:sz w:val="21"/>
         </w:rPr>
-        <w:t>① SUCCESS — 의도한 상태이므로</w:t>
-      </w:r>
-    </w:p>
-    <w:p>
-      <w:r>
-        <w:rPr>
-          <w:rFonts w:ascii="맑은 고딕" w:hAnsi="맑은 고딕" w:eastAsia="맑은 고딕"/>
-          <w:sz w:val="21"/>
-        </w:rPr>
-        <w:t>② WARNING — 전송이 끊겼으므로</w:t>
+        <w:t>① DISABLED</w:t>
+      </w:r>
+    </w:p>
+    <w:p>
+      <w:r>
+        <w:rPr>
+          <w:rFonts w:ascii="맑은 고딕" w:hAnsi="맑은 고딕" w:eastAsia="맑은 고딕"/>
+          <w:sz w:val="21"/>
+        </w:rPr>
+        <w:t>② SUCCESS — 의도한 상태이므로</w:t>
       </w:r>
     </w:p>
     <w:p>
@@ -1166,7 +1166,7 @@
           <w:rFonts w:ascii="맑은 고딕" w:hAnsi="맑은 고딕" w:eastAsia="맑은 고딕"/>
           <w:sz w:val="21"/>
         </w:rPr>
-        <w:t>④ DISABLED</w:t>
+        <w:t>④ WARNING — 전송이 끊겼으므로</w:t>
       </w:r>
     </w:p>
     <w:p>
@@ -1202,16 +1202,16 @@
           <w:rFonts w:ascii="맑은 고딕" w:hAnsi="맑은 고딕" w:eastAsia="맑은 고딕"/>
           <w:sz w:val="21"/>
         </w:rPr>
-        <w:t>② transport lag만 커진다</w:t>
-      </w:r>
-    </w:p>
-    <w:p>
-      <w:r>
-        <w:rPr>
-          <w:rFonts w:ascii="맑은 고딕" w:hAnsi="맑은 고딕" w:eastAsia="맑은 고딕"/>
-          <w:sz w:val="21"/>
-        </w:rPr>
-        <w:t>③ apply lag만 커진다</w:t>
+        <w:t>② apply lag만 커진다</w:t>
+      </w:r>
+    </w:p>
+    <w:p>
+      <w:r>
+        <w:rPr>
+          <w:rFonts w:ascii="맑은 고딕" w:hAnsi="맑은 고딕" w:eastAsia="맑은 고딕"/>
+          <w:sz w:val="21"/>
+        </w:rPr>
+        <w:t>③ transport lag만 커진다</w:t>
       </w:r>
     </w:p>
     <w:p>
@@ -1247,25 +1247,25 @@
           <w:rFonts w:ascii="맑은 고딕" w:hAnsi="맑은 고딕" w:eastAsia="맑은 고딕"/>
           <w:sz w:val="21"/>
         </w:rPr>
-        <w:t>① Ready for Switchover: No</w:t>
-      </w:r>
-    </w:p>
-    <w:p>
-      <w:r>
-        <w:rPr>
-          <w:rFonts w:ascii="맑은 고딕" w:hAnsi="맑은 고딕" w:eastAsia="맑은 고딕"/>
-          <w:sz w:val="21"/>
-        </w:rPr>
-        <w:t>② Ready for Switchover: Yes</w:t>
-      </w:r>
-    </w:p>
-    <w:p>
-      <w:r>
-        <w:rPr>
-          <w:rFonts w:ascii="맑은 고딕" w:hAnsi="맑은 고딕" w:eastAsia="맑은 고딕"/>
-          <w:sz w:val="21"/>
-        </w:rPr>
-        <w:t>③ 오류로 실행되지 않는다</w:t>
+        <w:t>① Ready for Switchover: Yes</w:t>
+      </w:r>
+    </w:p>
+    <w:p>
+      <w:r>
+        <w:rPr>
+          <w:rFonts w:ascii="맑은 고딕" w:hAnsi="맑은 고딕" w:eastAsia="맑은 고딕"/>
+          <w:sz w:val="21"/>
+        </w:rPr>
+        <w:t>② 오류로 실행되지 않는다</w:t>
+      </w:r>
+    </w:p>
+    <w:p>
+      <w:r>
+        <w:rPr>
+          <w:rFonts w:ascii="맑은 고딕" w:hAnsi="맑은 고딕" w:eastAsia="맑은 고딕"/>
+          <w:sz w:val="21"/>
+        </w:rPr>
+        <w:t>③ Ready for Switchover: No</w:t>
       </w:r>
     </w:p>
     <w:p>
@@ -1301,16 +1301,16 @@
           <w:rFonts w:ascii="맑은 고딕" w:hAnsi="맑은 고딕" w:eastAsia="맑은 고딕"/>
           <w:sz w:val="21"/>
         </w:rPr>
-        <w:t>① Failover는 데이터 손실을 감수하는 전환이므로</w:t>
-      </w:r>
-    </w:p>
-    <w:p>
-      <w:r>
-        <w:rPr>
-          <w:rFonts w:ascii="맑은 고딕" w:hAnsi="맑은 고딕" w:eastAsia="맑은 고딕"/>
-          <w:sz w:val="21"/>
-        </w:rPr>
-        <w:t>② 전송이 실제로는 계속되고 있으므로</w:t>
+        <w:t>① 전송이 실제로는 계속되고 있으므로</w:t>
+      </w:r>
+    </w:p>
+    <w:p>
+      <w:r>
+        <w:rPr>
+          <w:rFonts w:ascii="맑은 고딕" w:hAnsi="맑은 고딕" w:eastAsia="맑은 고딕"/>
+          <w:sz w:val="21"/>
+        </w:rPr>
+        <w:t>② Failover는 데이터 손실을 감수하는 전환이므로</w:t>
       </w:r>
     </w:p>
     <w:p>
@@ -1355,16 +1355,16 @@
           <w:rFonts w:ascii="맑은 고딕" w:hAnsi="맑은 고딕" w:eastAsia="맑은 고딕"/>
           <w:sz w:val="21"/>
         </w:rPr>
-        <w:t>① RESET</w:t>
-      </w:r>
-    </w:p>
-    <w:p>
-      <w:r>
-        <w:rPr>
-          <w:rFonts w:ascii="맑은 고딕" w:hAnsi="맑은 고딕" w:eastAsia="맑은 고딕"/>
-          <w:sz w:val="21"/>
-        </w:rPr>
-        <w:t>② DEFER</w:t>
+        <w:t>① ENABLE</w:t>
+      </w:r>
+    </w:p>
+    <w:p>
+      <w:r>
+        <w:rPr>
+          <w:rFonts w:ascii="맑은 고딕" w:hAnsi="맑은 고딕" w:eastAsia="맑은 고딕"/>
+          <w:sz w:val="21"/>
+        </w:rPr>
+        <w:t>② RESET</w:t>
       </w:r>
     </w:p>
     <w:p>
@@ -1382,7 +1382,7 @@
           <w:rFonts w:ascii="맑은 고딕" w:hAnsi="맑은 고딕" w:eastAsia="맑은 고딕"/>
           <w:sz w:val="21"/>
         </w:rPr>
-        <w:t>④ ENABLE</w:t>
+        <w:t>④ DEFER</w:t>
       </w:r>
     </w:p>
     <w:p>
@@ -1409,7 +1409,7 @@
           <w:rFonts w:ascii="맑은 고딕" w:hAnsi="맑은 고딕" w:eastAsia="맑은 고딕"/>
           <w:sz w:val="21"/>
         </w:rPr>
-        <w:t>① DEFERRED</w:t>
+        <w:t>① VALID</w:t>
       </w:r>
     </w:p>
     <w:p>
@@ -1427,16 +1427,16 @@
           <w:rFonts w:ascii="맑은 고딕" w:hAnsi="맑은 고딕" w:eastAsia="맑은 고딕"/>
           <w:sz w:val="21"/>
         </w:rPr>
-        <w:t>③ VALID</w:t>
-      </w:r>
-    </w:p>
-    <w:p>
-      <w:r>
-        <w:rPr>
-          <w:rFonts w:ascii="맑은 고딕" w:hAnsi="맑은 고딕" w:eastAsia="맑은 고딕"/>
-          <w:sz w:val="21"/>
-        </w:rPr>
-        <w:t>④ INACTIVE</w:t>
+        <w:t>③ INACTIVE</w:t>
+      </w:r>
+    </w:p>
+    <w:p>
+      <w:r>
+        <w:rPr>
+          <w:rFonts w:ascii="맑은 고딕" w:hAnsi="맑은 고딕" w:eastAsia="맑은 고딕"/>
+          <w:sz w:val="21"/>
+        </w:rPr>
+        <w:t>④ DEFERRED</w:t>
       </w:r>
     </w:p>
     <w:p>
@@ -1463,34 +1463,34 @@
           <w:rFonts w:ascii="맑은 고딕" w:hAnsi="맑은 고딕" w:eastAsia="맑은 고딕"/>
           <w:sz w:val="21"/>
         </w:rPr>
-        <w:t>① Media Recovery Waiting for T-1.S-69 (in transit)</w:t>
-      </w:r>
-    </w:p>
-    <w:p>
-      <w:r>
-        <w:rPr>
-          <w:rFonts w:ascii="맑은 고딕" w:hAnsi="맑은 고딕" w:eastAsia="맑은 고딕"/>
-          <w:sz w:val="21"/>
-        </w:rPr>
-        <w:t>② Transport disabled by primary</w:t>
-      </w:r>
-    </w:p>
-    <w:p>
-      <w:r>
-        <w:rPr>
-          <w:rFonts w:ascii="맑은 고딕" w:hAnsi="맑은 고딕" w:eastAsia="맑은 고딕"/>
-          <w:sz w:val="21"/>
-        </w:rPr>
-        <w:t>③ ORA-16855: transport lag exceeded</w:t>
-      </w:r>
-    </w:p>
-    <w:p>
-      <w:r>
-        <w:rPr>
-          <w:rFonts w:ascii="맑은 고딕" w:hAnsi="맑은 고딕" w:eastAsia="맑은 고딕"/>
-          <w:sz w:val="21"/>
-        </w:rPr>
-        <w:t>④ Gap detected</w:t>
+        <w:t>① ORA-16855: transport lag exceeded</w:t>
+      </w:r>
+    </w:p>
+    <w:p>
+      <w:r>
+        <w:rPr>
+          <w:rFonts w:ascii="맑은 고딕" w:hAnsi="맑은 고딕" w:eastAsia="맑은 고딕"/>
+          <w:sz w:val="21"/>
+        </w:rPr>
+        <w:t>② Gap detected</w:t>
+      </w:r>
+    </w:p>
+    <w:p>
+      <w:r>
+        <w:rPr>
+          <w:rFonts w:ascii="맑은 고딕" w:hAnsi="맑은 고딕" w:eastAsia="맑은 고딕"/>
+          <w:sz w:val="21"/>
+        </w:rPr>
+        <w:t>③ Media Recovery Waiting for T-1.S-69 (in transit)</w:t>
+      </w:r>
+    </w:p>
+    <w:p>
+      <w:r>
+        <w:rPr>
+          <w:rFonts w:ascii="맑은 고딕" w:hAnsi="맑은 고딕" w:eastAsia="맑은 고딕"/>
+          <w:sz w:val="21"/>
+        </w:rPr>
+        <w:t>④ Transport disabled by primary</w:t>
       </w:r>
     </w:p>
     <w:p>
@@ -1517,16 +1517,16 @@
           <w:rFonts w:ascii="맑은 고딕" w:hAnsi="맑은 고딕" w:eastAsia="맑은 고딕"/>
           <w:sz w:val="21"/>
         </w:rPr>
-        <w:t>① transport lag 0, apply lag 약 1분 33초</w:t>
-      </w:r>
-    </w:p>
-    <w:p>
-      <w:r>
-        <w:rPr>
-          <w:rFonts w:ascii="맑은 고딕" w:hAnsi="맑은 고딕" w:eastAsia="맑은 고딕"/>
-          <w:sz w:val="21"/>
-        </w:rPr>
-        <w:t>② 둘 다 약 2분</w:t>
+        <w:t>① 둘 다 0</w:t>
+      </w:r>
+    </w:p>
+    <w:p>
+      <w:r>
+        <w:rPr>
+          <w:rFonts w:ascii="맑은 고딕" w:hAnsi="맑은 고딕" w:eastAsia="맑은 고딕"/>
+          <w:sz w:val="21"/>
+        </w:rPr>
+        <w:t>② transport lag 0, apply lag 약 1분 33초</w:t>
       </w:r>
     </w:p>
     <w:p>
@@ -1544,7 +1544,7 @@
           <w:rFonts w:ascii="맑은 고딕" w:hAnsi="맑은 고딕" w:eastAsia="맑은 고딕"/>
           <w:sz w:val="21"/>
         </w:rPr>
-        <w:t>④ 둘 다 0</w:t>
+        <w:t>④ 둘 다 약 2분</w:t>
       </w:r>
     </w:p>
     <w:p>
@@ -1571,34 +1571,34 @@
           <w:rFonts w:ascii="맑은 고딕" w:hAnsi="맑은 고딕" w:eastAsia="맑은 고딕"/>
           <w:sz w:val="21"/>
         </w:rPr>
-        <w:t>① an apply delay has been set</w:t>
-      </w:r>
-    </w:p>
-    <w:p>
-      <w:r>
-        <w:rPr>
-          <w:rFonts w:ascii="맑은 고딕" w:hAnsi="맑은 고딕" w:eastAsia="맑은 고딕"/>
-          <w:sz w:val="21"/>
-        </w:rPr>
-        <w:t>② transport is disabled</w:t>
-      </w:r>
-    </w:p>
-    <w:p>
-      <w:r>
-        <w:rPr>
-          <w:rFonts w:ascii="맑은 고딕" w:hAnsi="맑은 고딕" w:eastAsia="맑은 고딕"/>
-          <w:sz w:val="21"/>
-        </w:rPr>
-        <w:t>③ flashback database is off</w:t>
-      </w:r>
-    </w:p>
-    <w:p>
-      <w:r>
-        <w:rPr>
-          <w:rFonts w:ascii="맑은 고딕" w:hAnsi="맑은 고딕" w:eastAsia="맑은 고딕"/>
-          <w:sz w:val="21"/>
-        </w:rPr>
-        <w:t>④ observer not started</w:t>
+        <w:t>① flashback database is off</w:t>
+      </w:r>
+    </w:p>
+    <w:p>
+      <w:r>
+        <w:rPr>
+          <w:rFonts w:ascii="맑은 고딕" w:hAnsi="맑은 고딕" w:eastAsia="맑은 고딕"/>
+          <w:sz w:val="21"/>
+        </w:rPr>
+        <w:t>② observer not started</w:t>
+      </w:r>
+    </w:p>
+    <w:p>
+      <w:r>
+        <w:rPr>
+          <w:rFonts w:ascii="맑은 고딕" w:hAnsi="맑은 고딕" w:eastAsia="맑은 고딕"/>
+          <w:sz w:val="21"/>
+        </w:rPr>
+        <w:t>③ transport is disabled</w:t>
+      </w:r>
+    </w:p>
+    <w:p>
+      <w:r>
+        <w:rPr>
+          <w:rFonts w:ascii="맑은 고딕" w:hAnsi="맑은 고딕" w:eastAsia="맑은 고딕"/>
+          <w:sz w:val="21"/>
+        </w:rPr>
+        <w:t>④ an apply delay has been set</w:t>
       </w:r>
     </w:p>
     <w:p>
@@ -1625,34 +1625,34 @@
           <w:rFonts w:ascii="맑은 고딕" w:hAnsi="맑은 고딕" w:eastAsia="맑은 고딕"/>
           <w:sz w:val="21"/>
         </w:rPr>
-        <w:t>① 지연에는 비교할 임계값이 있고 전송 차단에는 없다</w:t>
-      </w:r>
-    </w:p>
-    <w:p>
-      <w:r>
-        <w:rPr>
-          <w:rFonts w:ascii="맑은 고딕" w:hAnsi="맑은 고딕" w:eastAsia="맑은 고딕"/>
-          <w:sz w:val="21"/>
-        </w:rPr>
-        <w:t>② 전송 차단은 Broker가 감지하지 못한다</w:t>
-      </w:r>
-    </w:p>
-    <w:p>
-      <w:r>
-        <w:rPr>
-          <w:rFonts w:ascii="맑은 고딕" w:hAnsi="맑은 고딕" w:eastAsia="맑은 고딕"/>
-          <w:sz w:val="21"/>
-        </w:rPr>
-        <w:t>③ DelayMins가 더 위험한 설정이라서</w:t>
-      </w:r>
-    </w:p>
-    <w:p>
-      <w:r>
-        <w:rPr>
-          <w:rFonts w:ascii="맑은 고딕" w:hAnsi="맑은 고딕" w:eastAsia="맑은 고딕"/>
-          <w:sz w:val="21"/>
-        </w:rPr>
-        <w:t>④ 보호 모드가 다르기 때문</w:t>
+        <w:t>① 전송 차단은 Broker가 감지하지 못한다</w:t>
+      </w:r>
+    </w:p>
+    <w:p>
+      <w:r>
+        <w:rPr>
+          <w:rFonts w:ascii="맑은 고딕" w:hAnsi="맑은 고딕" w:eastAsia="맑은 고딕"/>
+          <w:sz w:val="21"/>
+        </w:rPr>
+        <w:t>② 보호 모드가 다르기 때문</w:t>
+      </w:r>
+    </w:p>
+    <w:p>
+      <w:r>
+        <w:rPr>
+          <w:rFonts w:ascii="맑은 고딕" w:hAnsi="맑은 고딕" w:eastAsia="맑은 고딕"/>
+          <w:sz w:val="21"/>
+        </w:rPr>
+        <w:t>③ 지연에는 비교할 임계값이 있고 전송 차단에는 없다</w:t>
+      </w:r>
+    </w:p>
+    <w:p>
+      <w:r>
+        <w:rPr>
+          <w:rFonts w:ascii="맑은 고딕" w:hAnsi="맑은 고딕" w:eastAsia="맑은 고딕"/>
+          <w:sz w:val="21"/>
+        </w:rPr>
+        <w:t>④ DelayMins가 더 위험한 설정이라서</w:t>
       </w:r>
     </w:p>
     <w:p>
@@ -1679,34 +1679,34 @@
           <w:rFonts w:ascii="맑은 고딕" w:hAnsi="맑은 고딕" w:eastAsia="맑은 고딕"/>
           <w:sz w:val="21"/>
         </w:rPr>
-        <w:t>① 역할이 바뀐 뒤의 SRL 충분성</w:t>
-      </w:r>
-    </w:p>
-    <w:p>
-      <w:r>
-        <w:rPr>
-          <w:rFonts w:ascii="맑은 고딕" w:hAnsi="맑은 고딕" w:eastAsia="맑은 고딕"/>
-          <w:sz w:val="21"/>
-        </w:rPr>
-        <w:t>② 앞으로 생성될 로그의 수</w:t>
-      </w:r>
-    </w:p>
-    <w:p>
-      <w:r>
-        <w:rPr>
-          <w:rFonts w:ascii="맑은 고딕" w:hAnsi="맑은 고딕" w:eastAsia="맑은 고딕"/>
-          <w:sz w:val="21"/>
-        </w:rPr>
-        <w:t>③ 다음 로그 전환 시각</w:t>
-      </w:r>
-    </w:p>
-    <w:p>
-      <w:r>
-        <w:rPr>
-          <w:rFonts w:ascii="맑은 고딕" w:hAnsi="맑은 고딕" w:eastAsia="맑은 고딕"/>
-          <w:sz w:val="21"/>
-        </w:rPr>
-        <w:t>④ 아카이브 보존 기간</w:t>
+        <w:t>① 다음 로그 전환 시각</w:t>
+      </w:r>
+    </w:p>
+    <w:p>
+      <w:r>
+        <w:rPr>
+          <w:rFonts w:ascii="맑은 고딕" w:hAnsi="맑은 고딕" w:eastAsia="맑은 고딕"/>
+          <w:sz w:val="21"/>
+        </w:rPr>
+        <w:t>② 아카이브 보존 기간</w:t>
+      </w:r>
+    </w:p>
+    <w:p>
+      <w:r>
+        <w:rPr>
+          <w:rFonts w:ascii="맑은 고딕" w:hAnsi="맑은 고딕" w:eastAsia="맑은 고딕"/>
+          <w:sz w:val="21"/>
+        </w:rPr>
+        <w:t>③ 앞으로 생성될 로그의 수</w:t>
+      </w:r>
+    </w:p>
+    <w:p>
+      <w:r>
+        <w:rPr>
+          <w:rFonts w:ascii="맑은 고딕" w:hAnsi="맑은 고딕" w:eastAsia="맑은 고딕"/>
+          <w:sz w:val="21"/>
+        </w:rPr>
+        <w:t>④ 역할이 바뀐 뒤의 SRL 충분성</w:t>
       </w:r>
     </w:p>
     <w:p>
@@ -1733,7 +1733,7 @@
           <w:rFonts w:ascii="맑은 고딕" w:hAnsi="맑은 고딕" w:eastAsia="맑은 고딕"/>
           <w:sz w:val="21"/>
         </w:rPr>
-        <w:t>① 양쪽 다 Sufficient SRLs</w:t>
+        <w:t>① 양쪽 다 Insufficient</w:t>
       </w:r>
     </w:p>
     <w:p>
@@ -1751,16 +1751,16 @@
           <w:rFonts w:ascii="맑은 고딕" w:hAnsi="맑은 고딕" w:eastAsia="맑은 고딕"/>
           <w:sz w:val="21"/>
         </w:rPr>
-        <w:t>③ Future만 Sufficient</w:t>
-      </w:r>
-    </w:p>
-    <w:p>
-      <w:r>
-        <w:rPr>
-          <w:rFonts w:ascii="맑은 고딕" w:hAnsi="맑은 고딕" w:eastAsia="맑은 고딕"/>
-          <w:sz w:val="21"/>
-        </w:rPr>
-        <w:t>④ 양쪽 다 Insufficient</w:t>
+        <w:t>③ 양쪽 다 Sufficient SRLs</w:t>
+      </w:r>
+    </w:p>
+    <w:p>
+      <w:r>
+        <w:rPr>
+          <w:rFonts w:ascii="맑은 고딕" w:hAnsi="맑은 고딕" w:eastAsia="맑은 고딕"/>
+          <w:sz w:val="21"/>
+        </w:rPr>
+        <w:t>④ Future만 Sufficient</w:t>
       </w:r>
     </w:p>
     <w:p>
@@ -1796,7 +1796,7 @@
           <w:rFonts w:ascii="맑은 고딕" w:hAnsi="맑은 고딕" w:eastAsia="맑은 고딕"/>
           <w:sz w:val="21"/>
         </w:rPr>
-        <w:t>② listener.ora 파일의 문법만 검사한다</w:t>
+        <w:t>② 아무것도 하지 않는다</w:t>
       </w:r>
     </w:p>
     <w:p>
@@ -1814,7 +1814,7 @@
           <w:rFonts w:ascii="맑은 고딕" w:hAnsi="맑은 고딕" w:eastAsia="맑은 고딕"/>
           <w:sz w:val="21"/>
         </w:rPr>
-        <w:t>④ 아무것도 하지 않는다</w:t>
+        <w:t>④ listener.ora 파일의 문법만 검사한다</w:t>
       </w:r>
     </w:p>
     <w:p>
@@ -1850,25 +1850,25 @@
           <w:rFonts w:ascii="맑은 고딕" w:hAnsi="맑은 고딕" w:eastAsia="맑은 고딕"/>
           <w:sz w:val="21"/>
         </w:rPr>
-        <w:t>② 전송이 막혔다</w:t>
-      </w:r>
-    </w:p>
-    <w:p>
-      <w:r>
-        <w:rPr>
-          <w:rFonts w:ascii="맑은 고딕" w:hAnsi="맑은 고딕" w:eastAsia="맑은 고딕"/>
-          <w:sz w:val="21"/>
-        </w:rPr>
-        <w:t>③ 정상이다</w:t>
-      </w:r>
-    </w:p>
-    <w:p>
-      <w:r>
-        <w:rPr>
-          <w:rFonts w:ascii="맑은 고딕" w:hAnsi="맑은 고딕" w:eastAsia="맑은 고딕"/>
-          <w:sz w:val="21"/>
-        </w:rPr>
-        <w:t>④ Standby가 멈췄다</w:t>
+        <w:t>② 정상이다</w:t>
+      </w:r>
+    </w:p>
+    <w:p>
+      <w:r>
+        <w:rPr>
+          <w:rFonts w:ascii="맑은 고딕" w:hAnsi="맑은 고딕" w:eastAsia="맑은 고딕"/>
+          <w:sz w:val="21"/>
+        </w:rPr>
+        <w:t>③ Standby가 멈췄다</w:t>
+      </w:r>
+    </w:p>
+    <w:p>
+      <w:r>
+        <w:rPr>
+          <w:rFonts w:ascii="맑은 고딕" w:hAnsi="맑은 고딕" w:eastAsia="맑은 고딕"/>
+          <w:sz w:val="21"/>
+        </w:rPr>
+        <w:t>④ 전송이 막혔다</w:t>
       </w:r>
     </w:p>
     <w:p>
@@ -1904,16 +1904,16 @@
           <w:rFonts w:ascii="맑은 고딕" w:hAnsi="맑은 고딕" w:eastAsia="맑은 고딕"/>
           <w:sz w:val="21"/>
         </w:rPr>
-        <w:t>② I/O 병목</w:t>
-      </w:r>
-    </w:p>
-    <w:p>
-      <w:r>
-        <w:rPr>
-          <w:rFonts w:ascii="맑은 고딕" w:hAnsi="맑은 고딕" w:eastAsia="맑은 고딕"/>
-          <w:sz w:val="21"/>
-        </w:rPr>
-        <w:t>③ 락 경합</w:t>
+        <w:t>② 락 경합</w:t>
+      </w:r>
+    </w:p>
+    <w:p>
+      <w:r>
+        <w:rPr>
+          <w:rFonts w:ascii="맑은 고딕" w:hAnsi="맑은 고딕" w:eastAsia="맑은 고딕"/>
+          <w:sz w:val="21"/>
+        </w:rPr>
+        <w:t>③ I/O 병목</w:t>
       </w:r>
     </w:p>
     <w:p>
@@ -1949,25 +1949,25 @@
           <w:rFonts w:ascii="맑은 고딕" w:hAnsi="맑은 고딕" w:eastAsia="맑은 고딕"/>
           <w:sz w:val="21"/>
         </w:rPr>
-        <w:t>① 메모리 · SPFILE · Broker 구성 파일</w:t>
-      </w:r>
-    </w:p>
-    <w:p>
-      <w:r>
-        <w:rPr>
-          <w:rFonts w:ascii="맑은 고딕" w:hAnsi="맑은 고딕" w:eastAsia="맑은 고딕"/>
-          <w:sz w:val="21"/>
-        </w:rPr>
-        <w:t>② Primary · Standby · Far Sync</w:t>
-      </w:r>
-    </w:p>
-    <w:p>
-      <w:r>
-        <w:rPr>
-          <w:rFonts w:ascii="맑은 고딕" w:hAnsi="맑은 고딕" w:eastAsia="맑은 고딕"/>
-          <w:sz w:val="21"/>
-        </w:rPr>
-        <w:t>③ 현재 · 기본 · 권장</w:t>
+        <w:t>① Primary · Standby · Far Sync</w:t>
+      </w:r>
+    </w:p>
+    <w:p>
+      <w:r>
+        <w:rPr>
+          <w:rFonts w:ascii="맑은 고딕" w:hAnsi="맑은 고딕" w:eastAsia="맑은 고딕"/>
+          <w:sz w:val="21"/>
+        </w:rPr>
+        <w:t>② 현재 · 기본 · 권장</w:t>
+      </w:r>
+    </w:p>
+    <w:p>
+      <w:r>
+        <w:rPr>
+          <w:rFonts w:ascii="맑은 고딕" w:hAnsi="맑은 고딕" w:eastAsia="맑은 고딕"/>
+          <w:sz w:val="21"/>
+        </w:rPr>
+        <w:t>③ 메모리 · SPFILE · Broker 구성 파일</w:t>
       </w:r>
     </w:p>
     <w:p>
@@ -2003,7 +2003,7 @@
           <w:rFonts w:ascii="맑은 고딕" w:hAnsi="맑은 고딕" w:eastAsia="맑은 고딕"/>
           <w:sz w:val="21"/>
         </w:rPr>
-        <w:t>① 정상 동작의 기록일 수 있다</w:t>
+        <w:t>① 오류 코드가 아직 채워지지 않은 상태다</w:t>
       </w:r>
     </w:p>
     <w:p>
@@ -2021,16 +2021,16 @@
           <w:rFonts w:ascii="맑은 고딕" w:hAnsi="맑은 고딕" w:eastAsia="맑은 고딕"/>
           <w:sz w:val="21"/>
         </w:rPr>
-        <w:t>③ 뷰의 버그다</w:t>
-      </w:r>
-    </w:p>
-    <w:p>
-      <w:r>
-        <w:rPr>
-          <w:rFonts w:ascii="맑은 고딕" w:hAnsi="맑은 고딕" w:eastAsia="맑은 고딕"/>
-          <w:sz w:val="21"/>
-        </w:rPr>
-        <w:t>④ 오류 코드가 아직 채워지지 않은 상태다</w:t>
+        <w:t>③ 정상 동작의 기록일 수 있다</w:t>
+      </w:r>
+    </w:p>
+    <w:p>
+      <w:r>
+        <w:rPr>
+          <w:rFonts w:ascii="맑은 고딕" w:hAnsi="맑은 고딕" w:eastAsia="맑은 고딕"/>
+          <w:sz w:val="21"/>
+        </w:rPr>
+        <w:t>④ 뷰의 버그다</w:t>
       </w:r>
     </w:p>
     <w:p>
@@ -2057,34 +2057,34 @@
           <w:rFonts w:ascii="맑은 고딕" w:hAnsi="맑은 고딕" w:eastAsia="맑은 고딕"/>
           <w:sz w:val="21"/>
         </w:rPr>
-        <w:t>① no rows selected</w:t>
-      </w:r>
-    </w:p>
-    <w:p>
-      <w:r>
-        <w:rPr>
-          <w:rFonts w:ascii="맑은 고딕" w:hAnsi="맑은 고딕" w:eastAsia="맑은 고딕"/>
-          <w:sz w:val="21"/>
-        </w:rPr>
-        <w:t>② 0으로 채워진 네 행</w:t>
-      </w:r>
-    </w:p>
-    <w:p>
-      <w:r>
-        <w:rPr>
-          <w:rFonts w:ascii="맑은 고딕" w:hAnsi="맑은 고딕" w:eastAsia="맑은 고딕"/>
-          <w:sz w:val="21"/>
-        </w:rPr>
-        <w:t>③ ORA-00942</w:t>
-      </w:r>
-    </w:p>
-    <w:p>
-      <w:r>
-        <w:rPr>
-          <w:rFonts w:ascii="맑은 고딕" w:hAnsi="맑은 고딕" w:eastAsia="맑은 고딕"/>
-          <w:sz w:val="21"/>
-        </w:rPr>
-        <w:t>④ Standby와 같은 값</w:t>
+        <w:t>① Standby와 같은 값</w:t>
+      </w:r>
+    </w:p>
+    <w:p>
+      <w:r>
+        <w:rPr>
+          <w:rFonts w:ascii="맑은 고딕" w:hAnsi="맑은 고딕" w:eastAsia="맑은 고딕"/>
+          <w:sz w:val="21"/>
+        </w:rPr>
+        <w:t>② no rows selected</w:t>
+      </w:r>
+    </w:p>
+    <w:p>
+      <w:r>
+        <w:rPr>
+          <w:rFonts w:ascii="맑은 고딕" w:hAnsi="맑은 고딕" w:eastAsia="맑은 고딕"/>
+          <w:sz w:val="21"/>
+        </w:rPr>
+        <w:t>③ 0으로 채워진 네 행</w:t>
+      </w:r>
+    </w:p>
+    <w:p>
+      <w:r>
+        <w:rPr>
+          <w:rFonts w:ascii="맑은 고딕" w:hAnsi="맑은 고딕" w:eastAsia="맑은 고딕"/>
+          <w:sz w:val="21"/>
+        </w:rPr>
+        <w:t>④ ORA-00942</w:t>
       </w:r>
     </w:p>
     <w:p>
@@ -2111,7 +2111,7 @@
           <w:rFonts w:ascii="맑은 고딕" w:hAnsi="맑은 고딕" w:eastAsia="맑은 고딕"/>
           <w:sz w:val="21"/>
         </w:rPr>
-        <w:t>① 11초</w:t>
+        <w:t>① 0초</w:t>
       </w:r>
     </w:p>
     <w:p>
@@ -2129,7 +2129,7 @@
           <w:rFonts w:ascii="맑은 고딕" w:hAnsi="맑은 고딕" w:eastAsia="맑은 고딕"/>
           <w:sz w:val="21"/>
         </w:rPr>
-        <w:t>③ 0초</w:t>
+        <w:t>③ 11초</w:t>
       </w:r>
     </w:p>
     <w:p>
@@ -2174,25 +2174,25 @@
           <w:rFonts w:ascii="맑은 고딕" w:hAnsi="맑은 고딕" w:eastAsia="맑은 고딕"/>
           <w:sz w:val="21"/>
         </w:rPr>
-        <w:t>② $ORACLE_HOME/dbs</w:t>
-      </w:r>
-    </w:p>
-    <w:p>
-      <w:r>
-        <w:rPr>
-          <w:rFonts w:ascii="맑은 고딕" w:hAnsi="맑은 고딕" w:eastAsia="맑은 고딕"/>
-          <w:sz w:val="21"/>
-        </w:rPr>
-        <w:t>③ 현재 작업 디렉터리</w:t>
-      </w:r>
-    </w:p>
-    <w:p>
-      <w:r>
-        <w:rPr>
-          <w:rFonts w:ascii="맑은 고딕" w:hAnsi="맑은 고딕" w:eastAsia="맑은 고딕"/>
-          <w:sz w:val="21"/>
-        </w:rPr>
-        <w:t>④ $ORACLE_BASE/admin</w:t>
+        <w:t>② 현재 작업 디렉터리</w:t>
+      </w:r>
+    </w:p>
+    <w:p>
+      <w:r>
+        <w:rPr>
+          <w:rFonts w:ascii="맑은 고딕" w:hAnsi="맑은 고딕" w:eastAsia="맑은 고딕"/>
+          <w:sz w:val="21"/>
+        </w:rPr>
+        <w:t>③ $ORACLE_BASE/admin</w:t>
+      </w:r>
+    </w:p>
+    <w:p>
+      <w:r>
+        <w:rPr>
+          <w:rFonts w:ascii="맑은 고딕" w:hAnsi="맑은 고딕" w:eastAsia="맑은 고딕"/>
+          <w:sz w:val="21"/>
+        </w:rPr>
+        <w:t>④ $ORACLE_HOME/dbs</w:t>
       </w:r>
     </w:p>
     <w:p>
@@ -2227,16 +2227,16 @@
           <w:rFonts w:ascii="맑은 고딕" w:hAnsi="맑은 고딕" w:eastAsia="맑은 고딕"/>
           <w:sz w:val="21"/>
         </w:rPr>
-        <w:t>① ORA-16540 — 인자는 경로가 아니라 파일 이름이다</w:t>
-      </w:r>
-    </w:p>
-    <w:p>
-      <w:r>
-        <w:rPr>
-          <w:rFonts w:ascii="맑은 고딕" w:hAnsi="맑은 고딕" w:eastAsia="맑은 고딕"/>
-          <w:sz w:val="21"/>
-        </w:rPr>
-        <w:t>② /tmp에 파일이 생긴다</w:t>
+        <w:t>① ORA-16504</w:t>
+      </w:r>
+    </w:p>
+    <w:p>
+      <w:r>
+        <w:rPr>
+          <w:rFonts w:ascii="맑은 고딕" w:hAnsi="맑은 고딕" w:eastAsia="맑은 고딕"/>
+          <w:sz w:val="21"/>
+        </w:rPr>
+        <w:t>② ORA-16540 — 인자는 경로가 아니라 파일 이름이다</w:t>
       </w:r>
     </w:p>
     <w:p>
@@ -2254,7 +2254,7 @@
           <w:rFonts w:ascii="맑은 고딕" w:hAnsi="맑은 고딕" w:eastAsia="맑은 고딕"/>
           <w:sz w:val="21"/>
         </w:rPr>
-        <w:t>④ ORA-16504</w:t>
+        <w:t>④ /tmp에 파일이 생긴다</w:t>
       </w:r>
     </w:p>
     <w:p>
@@ -2281,16 +2281,16 @@
           <w:rFonts w:ascii="맑은 고딕" w:hAnsi="맑은 고딕" w:eastAsia="맑은 고딕"/>
           <w:sz w:val="21"/>
         </w:rPr>
-        <w:t>① DGMGRL 명령이 서버 쪽 PL/SQL 호출이라는 것</w:t>
-      </w:r>
-    </w:p>
-    <w:p>
-      <w:r>
-        <w:rPr>
-          <w:rFonts w:ascii="맑은 고딕" w:hAnsi="맑은 고딕" w:eastAsia="맑은 고딕"/>
-          <w:sz w:val="21"/>
-        </w:rPr>
-        <w:t>② 패키지가 손상됐다는 것</w:t>
+        <w:t>① 클라이언트 버전이 낮다는 것</w:t>
+      </w:r>
+    </w:p>
+    <w:p>
+      <w:r>
+        <w:rPr>
+          <w:rFonts w:ascii="맑은 고딕" w:hAnsi="맑은 고딕" w:eastAsia="맑은 고딕"/>
+          <w:sz w:val="21"/>
+        </w:rPr>
+        <w:t>② DGMGRL 명령이 서버 쪽 PL/SQL 호출이라는 것</w:t>
       </w:r>
     </w:p>
     <w:p>
@@ -2308,7 +2308,7 @@
           <w:rFonts w:ascii="맑은 고딕" w:hAnsi="맑은 고딕" w:eastAsia="맑은 고딕"/>
           <w:sz w:val="21"/>
         </w:rPr>
-        <w:t>④ 클라이언트 버전이 낮다는 것</w:t>
+        <w:t>④ 패키지가 손상됐다는 것</w:t>
       </w:r>
     </w:p>
     <w:p>
@@ -2335,16 +2335,16 @@
           <w:rFonts w:ascii="맑은 고딕" w:hAnsi="맑은 고딕" w:eastAsia="맑은 고딕"/>
           <w:sz w:val="21"/>
         </w:rPr>
-        <w:t>① ORA-16504로 거부된다 — 덮어쓰기가 아니다</w:t>
-      </w:r>
-    </w:p>
-    <w:p>
-      <w:r>
-        <w:rPr>
-          <w:rFonts w:ascii="맑은 고딕" w:hAnsi="맑은 고딕" w:eastAsia="맑은 고딕"/>
-          <w:sz w:val="21"/>
-        </w:rPr>
-        <w:t>② 기존 구성을 덮어쓴다</w:t>
+        <w:t>① 기존 구성을 덮어쓴다</w:t>
+      </w:r>
+    </w:p>
+    <w:p>
+      <w:r>
+        <w:rPr>
+          <w:rFonts w:ascii="맑은 고딕" w:hAnsi="맑은 고딕" w:eastAsia="맑은 고딕"/>
+          <w:sz w:val="21"/>
+        </w:rPr>
+        <w:t>② 경고만 내고 진행한다</w:t>
       </w:r>
     </w:p>
     <w:p>
@@ -2362,7 +2362,7 @@
           <w:rFonts w:ascii="맑은 고딕" w:hAnsi="맑은 고딕" w:eastAsia="맑은 고딕"/>
           <w:sz w:val="21"/>
         </w:rPr>
-        <w:t>④ 경고만 내고 진행한다</w:t>
+        <w:t>④ ORA-16504로 거부된다 — 덮어쓰기가 아니다</w:t>
       </w:r>
     </w:p>
     <w:p>
@@ -2389,34 +2389,34 @@
           <w:rFonts w:ascii="맑은 고딕" w:hAnsi="맑은 고딕" w:eastAsia="맑은 고딕"/>
           <w:sz w:val="21"/>
         </w:rPr>
-        <w:t>① 기본값에서 벗어난 설정 이력이 누적됐다</w:t>
-      </w:r>
-    </w:p>
-    <w:p>
-      <w:r>
-        <w:rPr>
-          <w:rFonts w:ascii="맑은 고딕" w:hAnsi="맑은 고딕" w:eastAsia="맑은 고딕"/>
-          <w:sz w:val="21"/>
-        </w:rPr>
-        <w:t>② 구성원이 늘었다</w:t>
-      </w:r>
-    </w:p>
-    <w:p>
-      <w:r>
-        <w:rPr>
-          <w:rFonts w:ascii="맑은 고딕" w:hAnsi="맑은 고딕" w:eastAsia="맑은 고딕"/>
-          <w:sz w:val="21"/>
-        </w:rPr>
-        <w:t>③ 로그가 함께 저장된다</w:t>
-      </w:r>
-    </w:p>
-    <w:p>
-      <w:r>
-        <w:rPr>
-          <w:rFonts w:ascii="맑은 고딕" w:hAnsi="맑은 고딕" w:eastAsia="맑은 고딕"/>
-          <w:sz w:val="21"/>
-        </w:rPr>
-        <w:t>④ 블록 크기가 바뀌었다</w:t>
+        <w:t>① 로그가 함께 저장된다</w:t>
+      </w:r>
+    </w:p>
+    <w:p>
+      <w:r>
+        <w:rPr>
+          <w:rFonts w:ascii="맑은 고딕" w:hAnsi="맑은 고딕" w:eastAsia="맑은 고딕"/>
+          <w:sz w:val="21"/>
+        </w:rPr>
+        <w:t>② 블록 크기가 바뀌었다</w:t>
+      </w:r>
+    </w:p>
+    <w:p>
+      <w:r>
+        <w:rPr>
+          <w:rFonts w:ascii="맑은 고딕" w:hAnsi="맑은 고딕" w:eastAsia="맑은 고딕"/>
+          <w:sz w:val="21"/>
+        </w:rPr>
+        <w:t>③ 기본값에서 벗어난 설정 이력이 누적됐다</w:t>
+      </w:r>
+    </w:p>
+    <w:p>
+      <w:r>
+        <w:rPr>
+          <w:rFonts w:ascii="맑은 고딕" w:hAnsi="맑은 고딕" w:eastAsia="맑은 고딕"/>
+          <w:sz w:val="21"/>
+        </w:rPr>
+        <w:t>④ 구성원이 늘었다</w:t>
       </w:r>
     </w:p>
     <w:p>
@@ -2443,34 +2443,34 @@
           <w:rFonts w:ascii="맑은 고딕" w:hAnsi="맑은 고딕" w:eastAsia="맑은 고딕"/>
           <w:sz w:val="21"/>
         </w:rPr>
-        <w:t>① Warning: ORA-16827이 나오고 켜진다</w:t>
-      </w:r>
-    </w:p>
-    <w:p>
-      <w:r>
-        <w:rPr>
-          <w:rFonts w:ascii="맑은 고딕" w:hAnsi="맑은 고딕" w:eastAsia="맑은 고딕"/>
-          <w:sz w:val="21"/>
-        </w:rPr>
-        <w:t>② Error로 거부된다</w:t>
-      </w:r>
-    </w:p>
-    <w:p>
-      <w:r>
-        <w:rPr>
-          <w:rFonts w:ascii="맑은 고딕" w:hAnsi="맑은 고딕" w:eastAsia="맑은 고딕"/>
-          <w:sz w:val="21"/>
-        </w:rPr>
-        <w:t>③ 아무 메시지 없이 켜진다</w:t>
-      </w:r>
-    </w:p>
-    <w:p>
-      <w:r>
-        <w:rPr>
-          <w:rFonts w:ascii="맑은 고딕" w:hAnsi="맑은 고딕" w:eastAsia="맑은 고딕"/>
-          <w:sz w:val="21"/>
-        </w:rPr>
-        <w:t>④ ORA-16627로 거부된다</w:t>
+        <w:t>① 아무 메시지 없이 켜진다</w:t>
+      </w:r>
+    </w:p>
+    <w:p>
+      <w:r>
+        <w:rPr>
+          <w:rFonts w:ascii="맑은 고딕" w:hAnsi="맑은 고딕" w:eastAsia="맑은 고딕"/>
+          <w:sz w:val="21"/>
+        </w:rPr>
+        <w:t>② ORA-16627로 거부된다</w:t>
+      </w:r>
+    </w:p>
+    <w:p>
+      <w:r>
+        <w:rPr>
+          <w:rFonts w:ascii="맑은 고딕" w:hAnsi="맑은 고딕" w:eastAsia="맑은 고딕"/>
+          <w:sz w:val="21"/>
+        </w:rPr>
+        <w:t>③ Warning: ORA-16827이 나오고 켜진다</w:t>
+      </w:r>
+    </w:p>
+    <w:p>
+      <w:r>
+        <w:rPr>
+          <w:rFonts w:ascii="맑은 고딕" w:hAnsi="맑은 고딕" w:eastAsia="맑은 고딕"/>
+          <w:sz w:val="21"/>
+        </w:rPr>
+        <w:t>④ Error로 거부된다</w:t>
       </w:r>
     </w:p>
     <w:p>
@@ -2497,34 +2497,34 @@
           <w:rFonts w:ascii="맑은 고딕" w:hAnsi="맑은 고딕" w:eastAsia="맑은 고딕"/>
           <w:sz w:val="21"/>
         </w:rPr>
-        <w:t>① Broker의 전제 조건 검사 강도가 명령마다 다르다</w:t>
-      </w:r>
-    </w:p>
-    <w:p>
-      <w:r>
-        <w:rPr>
-          <w:rFonts w:ascii="맑은 고딕" w:hAnsi="맑은 고딕" w:eastAsia="맑은 고딕"/>
-          <w:sz w:val="21"/>
-        </w:rPr>
-        <w:t>② 플래시백이 보호 모드보다 덜 중요하다</w:t>
-      </w:r>
-    </w:p>
-    <w:p>
-      <w:r>
-        <w:rPr>
-          <w:rFonts w:ascii="맑은 고딕" w:hAnsi="맑은 고딕" w:eastAsia="맑은 고딕"/>
-          <w:sz w:val="21"/>
-        </w:rPr>
-        <w:t>③ FSFO는 전제 조건이 없다</w:t>
-      </w:r>
-    </w:p>
-    <w:p>
-      <w:r>
-        <w:rPr>
-          <w:rFonts w:ascii="맑은 고딕" w:hAnsi="맑은 고딕" w:eastAsia="맑은 고딕"/>
-          <w:sz w:val="21"/>
-        </w:rPr>
-        <w:t>④ 버전에 따른 차이다</w:t>
+        <w:t>① 버전에 따른 차이다</w:t>
+      </w:r>
+    </w:p>
+    <w:p>
+      <w:r>
+        <w:rPr>
+          <w:rFonts w:ascii="맑은 고딕" w:hAnsi="맑은 고딕" w:eastAsia="맑은 고딕"/>
+          <w:sz w:val="21"/>
+        </w:rPr>
+        <w:t>② FSFO는 전제 조건이 없다</w:t>
+      </w:r>
+    </w:p>
+    <w:p>
+      <w:r>
+        <w:rPr>
+          <w:rFonts w:ascii="맑은 고딕" w:hAnsi="맑은 고딕" w:eastAsia="맑은 고딕"/>
+          <w:sz w:val="21"/>
+        </w:rPr>
+        <w:t>③ Broker의 전제 조건 검사 강도가 명령마다 다르다</w:t>
+      </w:r>
+    </w:p>
+    <w:p>
+      <w:r>
+        <w:rPr>
+          <w:rFonts w:ascii="맑은 고딕" w:hAnsi="맑은 고딕" w:eastAsia="맑은 고딕"/>
+          <w:sz w:val="21"/>
+        </w:rPr>
+        <w:t>④ 플래시백이 보호 모드보다 덜 중요하다</w:t>
       </w:r>
     </w:p>
     <w:p>
@@ -2560,7 +2560,7 @@
           <w:rFonts w:ascii="맑은 고딕" w:hAnsi="맑은 고딕" w:eastAsia="맑은 고딕"/>
           <w:sz w:val="21"/>
         </w:rPr>
-        <w:t>② 감지가 부정확하므로</w:t>
+        <w:t>② 19c에서 폐기 예정이므로</w:t>
       </w:r>
     </w:p>
     <w:p>
@@ -2578,7 +2578,7 @@
           <w:rFonts w:ascii="맑은 고딕" w:hAnsi="맑은 고딕" w:eastAsia="맑은 고딕"/>
           <w:sz w:val="21"/>
         </w:rPr>
-        <w:t>④ 19c에서 폐기 예정이므로</w:t>
+        <w:t>④ 감지가 부정확하므로</w:t>
       </w:r>
     </w:p>
     <w:p>
@@ -2605,34 +2605,34 @@
           <w:rFonts w:ascii="맑은 고딕" w:hAnsi="맑은 고딕" w:eastAsia="맑은 고딕"/>
           <w:sz w:val="21"/>
         </w:rPr>
-        <w:t>① 여전히 Enabled이고 Active Target은 남는다</w:t>
-      </w:r>
-    </w:p>
-    <w:p>
-      <w:r>
-        <w:rPr>
-          <w:rFonts w:ascii="맑은 고딕" w:hAnsi="맑은 고딕" w:eastAsia="맑은 고딕"/>
-          <w:sz w:val="21"/>
-        </w:rPr>
-        <w:t>② 자동으로 Disabled가 된다</w:t>
-      </w:r>
-    </w:p>
-    <w:p>
-      <w:r>
-        <w:rPr>
-          <w:rFonts w:ascii="맑은 고딕" w:hAnsi="맑은 고딕" w:eastAsia="맑은 고딕"/>
-          <w:sz w:val="21"/>
-        </w:rPr>
-        <w:t>③ 구성이 깨진다</w:t>
-      </w:r>
-    </w:p>
-    <w:p>
-      <w:r>
-        <w:rPr>
-          <w:rFonts w:ascii="맑은 고딕" w:hAnsi="맑은 고딕" w:eastAsia="맑은 고딕"/>
-          <w:sz w:val="21"/>
-        </w:rPr>
-        <w:t>④ ORA-16568이 난다</w:t>
+        <w:t>① 자동으로 Disabled가 된다</w:t>
+      </w:r>
+    </w:p>
+    <w:p>
+      <w:r>
+        <w:rPr>
+          <w:rFonts w:ascii="맑은 고딕" w:hAnsi="맑은 고딕" w:eastAsia="맑은 고딕"/>
+          <w:sz w:val="21"/>
+        </w:rPr>
+        <w:t>② 구성이 깨진다</w:t>
+      </w:r>
+    </w:p>
+    <w:p>
+      <w:r>
+        <w:rPr>
+          <w:rFonts w:ascii="맑은 고딕" w:hAnsi="맑은 고딕" w:eastAsia="맑은 고딕"/>
+          <w:sz w:val="21"/>
+        </w:rPr>
+        <w:t>③ ORA-16568이 난다</w:t>
+      </w:r>
+    </w:p>
+    <w:p>
+      <w:r>
+        <w:rPr>
+          <w:rFonts w:ascii="맑은 고딕" w:hAnsi="맑은 고딕" w:eastAsia="맑은 고딕"/>
+          <w:sz w:val="21"/>
+        </w:rPr>
+        <w:t>④ 여전히 Enabled이고 Active Target은 남는다</w:t>
       </w:r>
     </w:p>
     <w:p>
@@ -2659,7 +2659,7 @@
           <w:rFonts w:ascii="맑은 고딕" w:hAnsi="맑은 고딕" w:eastAsia="맑은 고딕"/>
           <w:sz w:val="21"/>
         </w:rPr>
-        <w:t>① 실제 전환 없이 조건에 걸리는 빈도를 먼저 관찰한다</w:t>
+        <w:t>① 플래시백 없이도 Reinstate가 가능해진다</w:t>
       </w:r>
     </w:p>
     <w:p>
@@ -2686,7 +2686,7 @@
           <w:rFonts w:ascii="맑은 고딕" w:hAnsi="맑은 고딕" w:eastAsia="맑은 고딕"/>
           <w:sz w:val="21"/>
         </w:rPr>
-        <w:t>④ 플래시백 없이도 Reinstate가 가능해진다</w:t>
+        <w:t>④ 실제 전환 없이 조건에 걸리는 빈도를 먼저 관찰한다</w:t>
       </w:r>
     </w:p>
     <w:p>
@@ -2731,16 +2731,16 @@
           <w:rFonts w:ascii="맑은 고딕" w:hAnsi="맑은 고딕" w:eastAsia="맑은 고딕"/>
           <w:sz w:val="21"/>
         </w:rPr>
-        <w:t>③ V$DATAGUARD_STATS</w:t>
-      </w:r>
-    </w:p>
-    <w:p>
-      <w:r>
-        <w:rPr>
-          <w:rFonts w:ascii="맑은 고딕" w:hAnsi="맑은 고딕" w:eastAsia="맑은 고딕"/>
-          <w:sz w:val="21"/>
-        </w:rPr>
-        <w:t>④ 알림 로그</w:t>
+        <w:t>③ 알림 로그</w:t>
+      </w:r>
+    </w:p>
+    <w:p>
+      <w:r>
+        <w:rPr>
+          <w:rFonts w:ascii="맑은 고딕" w:hAnsi="맑은 고딕" w:eastAsia="맑은 고딕"/>
+          <w:sz w:val="21"/>
+        </w:rPr>
+        <w:t>④ V$DATAGUARD_STATS</w:t>
       </w:r>
     </w:p>
     <w:sectPr>

--- a/ADG/14장/14장_실습문제.docx
+++ b/ADG/14장/14장_실습문제.docx
@@ -16,7 +16,21 @@
           <w:rFonts w:ascii="맑은 고딕" w:hAnsi="맑은 고딕" w:eastAsia="맑은 고딕"/>
           <w:sz w:val="21"/>
         </w:rPr>
-        <w:t>총 50문항 (하 20 · 중 20 · 상 10). Oracle Database 19c EE 2노드 실습 환경(chicago-srv Primary / boston-srv Physical Standby, Broker 구성 `dg_chicago`)을 기준으로 한다. 보기 중 가장 적절한 하나를 고른다.</w:t>
+        <w:t xml:space="preserve">총 50문항 (하 20 · 중 20 · 상 10). Oracle Database 19c EE 2노드 실습 환경(chicago-srv Primary / boston-srv Physical Standby, Broker 구성 </w:t>
+      </w:r>
+      <w:r>
+        <w:rPr>
+          <w:rFonts w:ascii="Consolas" w:hAnsi="Consolas" w:eastAsia="맑은 고딕"/>
+          <w:sz w:val="21"/>
+        </w:rPr>
+        <w:t xml:space="preserve">dg_chicago</w:t>
+      </w:r>
+      <w:r>
+        <w:rPr>
+          <w:rFonts w:ascii="맑은 고딕" w:hAnsi="맑은 고딕" w:eastAsia="맑은 고딕"/>
+          <w:sz w:val="21"/>
+        </w:rPr>
+        <w:t xml:space="preserve">)을 기준으로 한다. 보기 중 가장 적절한 하나를 고른다.</w:t>
       </w:r>
     </w:p>
     <w:p>
@@ -258,7 +272,21 @@
           <w:rFonts w:ascii="맑은 고딕" w:hAnsi="맑은 고딕" w:eastAsia="맑은 고딕"/>
           <w:sz w:val="21"/>
         </w:rPr>
-        <w:t>[하-05] SHOW DATABASE VERBOSE에서 `(monitor)`로 표시되는 속성의 성격은?</w:t>
+        <w:t xml:space="preserve">[하-05] SHOW DATABASE VERBOSE에서 </w:t>
+      </w:r>
+      <w:r>
+        <w:rPr>
+          <w:rFonts w:ascii="Consolas" w:hAnsi="Consolas" w:eastAsia="맑은 고딕"/>
+          <w:sz w:val="21"/>
+        </w:rPr>
+        <w:t xml:space="preserve">(monitor)</w:t>
+      </w:r>
+      <w:r>
+        <w:rPr>
+          <w:rFonts w:ascii="맑은 고딕" w:hAnsi="맑은 고딕" w:eastAsia="맑은 고딕"/>
+          <w:sz w:val="21"/>
+        </w:rPr>
+        <w:t xml:space="preserve">로 표시되는 속성의 성격은?</w:t>
       </w:r>
     </w:p>
     <w:p>
@@ -420,7 +448,21 @@
           <w:rFonts w:ascii="맑은 고딕" w:hAnsi="맑은 고딕" w:eastAsia="맑은 고딕"/>
           <w:sz w:val="21"/>
         </w:rPr>
-        <w:t>[하-08] `ApplyLagThreshold`의 실측 기본값은?</w:t>
+        <w:t xml:space="preserve">[하-08] </w:t>
+      </w:r>
+      <w:r>
+        <w:rPr>
+          <w:rFonts w:ascii="Consolas" w:hAnsi="Consolas" w:eastAsia="맑은 고딕"/>
+          <w:sz w:val="21"/>
+        </w:rPr>
+        <w:t xml:space="preserve">ApplyLagThreshold</w:t>
+      </w:r>
+      <w:r>
+        <w:rPr>
+          <w:rFonts w:ascii="맑은 고딕" w:hAnsi="맑은 고딕" w:eastAsia="맑은 고딕"/>
+          <w:sz w:val="21"/>
+        </w:rPr>
+        <w:t xml:space="preserve">의 실측 기본값은?</w:t>
       </w:r>
     </w:p>
     <w:p>
@@ -1130,7 +1172,35 @@
           <w:rFonts w:ascii="맑은 고딕" w:hAnsi="맑은 고딕" w:eastAsia="맑은 고딕"/>
           <w:sz w:val="21"/>
         </w:rPr>
-        <w:t>[중-01] `LogShipping=OFF`로 전송을 끈 직후 `SHOW CONFIGURATION`의 실측 결과는?</w:t>
+        <w:t xml:space="preserve">[중-01] </w:t>
+      </w:r>
+      <w:r>
+        <w:rPr>
+          <w:rFonts w:ascii="Consolas" w:hAnsi="Consolas" w:eastAsia="맑은 고딕"/>
+          <w:sz w:val="21"/>
+        </w:rPr>
+        <w:t xml:space="preserve">LogShipping=OFF</w:t>
+      </w:r>
+      <w:r>
+        <w:rPr>
+          <w:rFonts w:ascii="맑은 고딕" w:hAnsi="맑은 고딕" w:eastAsia="맑은 고딕"/>
+          <w:sz w:val="21"/>
+        </w:rPr>
+        <w:t xml:space="preserve">로 전송을 끈 직후 </w:t>
+      </w:r>
+      <w:r>
+        <w:rPr>
+          <w:rFonts w:ascii="Consolas" w:hAnsi="Consolas" w:eastAsia="맑은 고딕"/>
+          <w:sz w:val="21"/>
+        </w:rPr>
+        <w:t xml:space="preserve">SHOW CONFIGURATION</w:t>
+      </w:r>
+      <w:r>
+        <w:rPr>
+          <w:rFonts w:ascii="맑은 고딕" w:hAnsi="맑은 고딕" w:eastAsia="맑은 고딕"/>
+          <w:sz w:val="21"/>
+        </w:rPr>
+        <w:t xml:space="preserve">의 실측 결과는?</w:t>
       </w:r>
     </w:p>
     <w:p>
@@ -1238,7 +1308,21 @@
           <w:rFonts w:ascii="맑은 고딕" w:hAnsi="맑은 고딕" w:eastAsia="맑은 고딕"/>
           <w:sz w:val="21"/>
         </w:rPr>
-        <w:t>[중-03] 같은 상황에서 `VALIDATE DATABASE 'boston'`의 답은?</w:t>
+        <w:t xml:space="preserve">[중-03] 같은 상황에서 </w:t>
+      </w:r>
+      <w:r>
+        <w:rPr>
+          <w:rFonts w:ascii="Consolas" w:hAnsi="Consolas" w:eastAsia="맑은 고딕"/>
+          <w:sz w:val="21"/>
+        </w:rPr>
+        <w:t xml:space="preserve">VALIDATE DATABASE 'boston'</w:t>
+      </w:r>
+      <w:r>
+        <w:rPr>
+          <w:rFonts w:ascii="맑은 고딕" w:hAnsi="맑은 고딕" w:eastAsia="맑은 고딕"/>
+          <w:sz w:val="21"/>
+        </w:rPr>
+        <w:t xml:space="preserve">의 답은?</w:t>
       </w:r>
     </w:p>
     <w:p>
@@ -1292,7 +1376,35 @@
           <w:rFonts w:ascii="맑은 고딕" w:hAnsi="맑은 고딕" w:eastAsia="맑은 고딕"/>
           <w:sz w:val="21"/>
         </w:rPr>
-        <w:t>[중-04] 그 상황에서 `Ready for Failover`가 `Yes`인 이유는?</w:t>
+        <w:t xml:space="preserve">[중-04] 그 상황에서 </w:t>
+      </w:r>
+      <w:r>
+        <w:rPr>
+          <w:rFonts w:ascii="Consolas" w:hAnsi="Consolas" w:eastAsia="맑은 고딕"/>
+          <w:sz w:val="21"/>
+        </w:rPr>
+        <w:t xml:space="preserve">Ready for Failover</w:t>
+      </w:r>
+      <w:r>
+        <w:rPr>
+          <w:rFonts w:ascii="맑은 고딕" w:hAnsi="맑은 고딕" w:eastAsia="맑은 고딕"/>
+          <w:sz w:val="21"/>
+        </w:rPr>
+        <w:t xml:space="preserve">가 </w:t>
+      </w:r>
+      <w:r>
+        <w:rPr>
+          <w:rFonts w:ascii="Consolas" w:hAnsi="Consolas" w:eastAsia="맑은 고딕"/>
+          <w:sz w:val="21"/>
+        </w:rPr>
+        <w:t xml:space="preserve">Yes</w:t>
+      </w:r>
+      <w:r>
+        <w:rPr>
+          <w:rFonts w:ascii="맑은 고딕" w:hAnsi="맑은 고딕" w:eastAsia="맑은 고딕"/>
+          <w:sz w:val="21"/>
+        </w:rPr>
+        <w:t xml:space="preserve">인 이유는?</w:t>
       </w:r>
     </w:p>
     <w:p>
@@ -1346,7 +1458,21 @@
           <w:rFonts w:ascii="맑은 고딕" w:hAnsi="맑은 고딕" w:eastAsia="맑은 고딕"/>
           <w:sz w:val="21"/>
         </w:rPr>
-        <w:t>[중-05] 전송을 껐을 때 `LOG_ARCHIVE_DEST_STATE_2`의 실측값은?</w:t>
+        <w:t xml:space="preserve">[중-05] 전송을 껐을 때 </w:t>
+      </w:r>
+      <w:r>
+        <w:rPr>
+          <w:rFonts w:ascii="Consolas" w:hAnsi="Consolas" w:eastAsia="맑은 고딕"/>
+          <w:sz w:val="21"/>
+        </w:rPr>
+        <w:t xml:space="preserve">LOG_ARCHIVE_DEST_STATE_2</w:t>
+      </w:r>
+      <w:r>
+        <w:rPr>
+          <w:rFonts w:ascii="맑은 고딕" w:hAnsi="맑은 고딕" w:eastAsia="맑은 고딕"/>
+          <w:sz w:val="21"/>
+        </w:rPr>
+        <w:t xml:space="preserve">의 실측값은?</w:t>
       </w:r>
     </w:p>
     <w:p>
@@ -1400,7 +1526,35 @@
           <w:rFonts w:ascii="맑은 고딕" w:hAnsi="맑은 고딕" w:eastAsia="맑은 고딕"/>
           <w:sz w:val="21"/>
         </w:rPr>
-        <w:t>[중-06] 그때 `V$ARCHIVE_DEST_STATUS`의 `STATUS`는?</w:t>
+        <w:t xml:space="preserve">[중-06] 그때 </w:t>
+      </w:r>
+      <w:r>
+        <w:rPr>
+          <w:rFonts w:ascii="Consolas" w:hAnsi="Consolas" w:eastAsia="맑은 고딕"/>
+          <w:sz w:val="21"/>
+        </w:rPr>
+        <w:t xml:space="preserve">V$ARCHIVE_DEST_STATUS</w:t>
+      </w:r>
+      <w:r>
+        <w:rPr>
+          <w:rFonts w:ascii="맑은 고딕" w:hAnsi="맑은 고딕" w:eastAsia="맑은 고딕"/>
+          <w:sz w:val="21"/>
+        </w:rPr>
+        <w:t xml:space="preserve">의 </w:t>
+      </w:r>
+      <w:r>
+        <w:rPr>
+          <w:rFonts w:ascii="Consolas" w:hAnsi="Consolas" w:eastAsia="맑은 고딕"/>
+          <w:sz w:val="21"/>
+        </w:rPr>
+        <w:t xml:space="preserve">STATUS</w:t>
+      </w:r>
+      <w:r>
+        <w:rPr>
+          <w:rFonts w:ascii="맑은 고딕" w:hAnsi="맑은 고딕" w:eastAsia="맑은 고딕"/>
+          <w:sz w:val="21"/>
+        </w:rPr>
+        <w:t xml:space="preserve">는?</w:t>
       </w:r>
     </w:p>
     <w:p>
@@ -1454,7 +1608,21 @@
           <w:rFonts w:ascii="맑은 고딕" w:hAnsi="맑은 고딕" w:eastAsia="맑은 고딕"/>
           <w:sz w:val="21"/>
         </w:rPr>
-        <w:t>[중-07] 전송이 끊긴 동안 Standby의 `V$DATAGUARD_STATUS`에 보인 메시지는?</w:t>
+        <w:t xml:space="preserve">[중-07] 전송이 끊긴 동안 Standby의 </w:t>
+      </w:r>
+      <w:r>
+        <w:rPr>
+          <w:rFonts w:ascii="Consolas" w:hAnsi="Consolas" w:eastAsia="맑은 고딕"/>
+          <w:sz w:val="21"/>
+        </w:rPr>
+        <w:t xml:space="preserve">V$DATAGUARD_STATUS</w:t>
+      </w:r>
+      <w:r>
+        <w:rPr>
+          <w:rFonts w:ascii="맑은 고딕" w:hAnsi="맑은 고딕" w:eastAsia="맑은 고딕"/>
+          <w:sz w:val="21"/>
+        </w:rPr>
+        <w:t xml:space="preserve">에 보인 메시지는?</w:t>
       </w:r>
     </w:p>
     <w:p>
@@ -1508,7 +1676,21 @@
           <w:rFonts w:ascii="맑은 고딕" w:hAnsi="맑은 고딕" w:eastAsia="맑은 고딕"/>
           <w:sz w:val="21"/>
         </w:rPr>
-        <w:t>[중-08] `DelayMins='2'`를 준 뒤 두 지연의 실측 관계는?</w:t>
+        <w:t xml:space="preserve">[중-08] </w:t>
+      </w:r>
+      <w:r>
+        <w:rPr>
+          <w:rFonts w:ascii="Consolas" w:hAnsi="Consolas" w:eastAsia="맑은 고딕"/>
+          <w:sz w:val="21"/>
+        </w:rPr>
+        <w:t xml:space="preserve">DelayMins='2'</w:t>
+      </w:r>
+      <w:r>
+        <w:rPr>
+          <w:rFonts w:ascii="맑은 고딕" w:hAnsi="맑은 고딕" w:eastAsia="맑은 고딕"/>
+          <w:sz w:val="21"/>
+        </w:rPr>
+        <w:t xml:space="preserve">를 준 뒤 두 지연의 실측 관계는?</w:t>
       </w:r>
     </w:p>
     <w:p>
@@ -1562,7 +1744,21 @@
           <w:rFonts w:ascii="맑은 고딕" w:hAnsi="맑은 고딕" w:eastAsia="맑은 고딕"/>
           <w:sz w:val="21"/>
         </w:rPr>
-        <w:t>[중-09] 그 상태에서 `VALIDATE`가 준 이유 문장은?</w:t>
+        <w:t xml:space="preserve">[중-09] 그 상태에서 </w:t>
+      </w:r>
+      <w:r>
+        <w:rPr>
+          <w:rFonts w:ascii="Consolas" w:hAnsi="Consolas" w:eastAsia="맑은 고딕"/>
+          <w:sz w:val="21"/>
+        </w:rPr>
+        <w:t xml:space="preserve">VALIDATE</w:t>
+      </w:r>
+      <w:r>
+        <w:rPr>
+          <w:rFonts w:ascii="맑은 고딕" w:hAnsi="맑은 고딕" w:eastAsia="맑은 고딕"/>
+          <w:sz w:val="21"/>
+        </w:rPr>
+        <w:t xml:space="preserve">가 준 이유 문장은?</w:t>
       </w:r>
     </w:p>
     <w:p>
@@ -1616,7 +1812,35 @@
           <w:rFonts w:ascii="맑은 고딕" w:hAnsi="맑은 고딕" w:eastAsia="맑은 고딕"/>
           <w:sz w:val="21"/>
         </w:rPr>
-        <w:t>[중-10] `LogShipping=OFF`는 경보가 없고 `DelayMins=2`는 경보가 뜨는 차이의 원인은?</w:t>
+        <w:t xml:space="preserve">[중-10] </w:t>
+      </w:r>
+      <w:r>
+        <w:rPr>
+          <w:rFonts w:ascii="Consolas" w:hAnsi="Consolas" w:eastAsia="맑은 고딕"/>
+          <w:sz w:val="21"/>
+        </w:rPr>
+        <w:t xml:space="preserve">LogShipping=OFF</w:t>
+      </w:r>
+      <w:r>
+        <w:rPr>
+          <w:rFonts w:ascii="맑은 고딕" w:hAnsi="맑은 고딕" w:eastAsia="맑은 고딕"/>
+          <w:sz w:val="21"/>
+        </w:rPr>
+        <w:t xml:space="preserve">는 경보가 없고 </w:t>
+      </w:r>
+      <w:r>
+        <w:rPr>
+          <w:rFonts w:ascii="Consolas" w:hAnsi="Consolas" w:eastAsia="맑은 고딕"/>
+          <w:sz w:val="21"/>
+        </w:rPr>
+        <w:t xml:space="preserve">DelayMins=2</w:t>
+      </w:r>
+      <w:r>
+        <w:rPr>
+          <w:rFonts w:ascii="맑은 고딕" w:hAnsi="맑은 고딕" w:eastAsia="맑은 고딕"/>
+          <w:sz w:val="21"/>
+        </w:rPr>
+        <w:t xml:space="preserve">는 경보가 뜨는 차이의 원인은?</w:t>
       </w:r>
     </w:p>
     <w:p>
@@ -1670,7 +1894,35 @@
           <w:rFonts w:ascii="맑은 고딕" w:hAnsi="맑은 고딕" w:eastAsia="맑은 고딕"/>
           <w:sz w:val="21"/>
         </w:rPr>
-        <w:t>[중-11] `VALIDATE ... VERBOSE`의 `Future Log File Groups Configuration`이 계산하는 것은?</w:t>
+        <w:t xml:space="preserve">[중-11] </w:t>
+      </w:r>
+      <w:r>
+        <w:rPr>
+          <w:rFonts w:ascii="Consolas" w:hAnsi="Consolas" w:eastAsia="맑은 고딕"/>
+          <w:sz w:val="21"/>
+        </w:rPr>
+        <w:t xml:space="preserve">VALIDATE ... VERBOSE</w:t>
+      </w:r>
+      <w:r>
+        <w:rPr>
+          <w:rFonts w:ascii="맑은 고딕" w:hAnsi="맑은 고딕" w:eastAsia="맑은 고딕"/>
+          <w:sz w:val="21"/>
+        </w:rPr>
+        <w:t xml:space="preserve">의 </w:t>
+      </w:r>
+      <w:r>
+        <w:rPr>
+          <w:rFonts w:ascii="Consolas" w:hAnsi="Consolas" w:eastAsia="맑은 고딕"/>
+          <w:sz w:val="21"/>
+        </w:rPr>
+        <w:t xml:space="preserve">Future Log File Groups Configuration</w:t>
+      </w:r>
+      <w:r>
+        <w:rPr>
+          <w:rFonts w:ascii="맑은 고딕" w:hAnsi="맑은 고딕" w:eastAsia="맑은 고딕"/>
+          <w:sz w:val="21"/>
+        </w:rPr>
+        <w:t xml:space="preserve">이 계산하는 것은?</w:t>
       </w:r>
     </w:p>
     <w:p>
@@ -1724,7 +1976,35 @@
           <w:rFonts w:ascii="맑은 고딕" w:hAnsi="맑은 고딕" w:eastAsia="맑은 고딕"/>
           <w:sz w:val="21"/>
         </w:rPr>
-        <w:t>[중-12] 실측에서 `Current`와 `Future` 두 구성의 판정은?</w:t>
+        <w:t xml:space="preserve">[중-12] 실측에서 </w:t>
+      </w:r>
+      <w:r>
+        <w:rPr>
+          <w:rFonts w:ascii="Consolas" w:hAnsi="Consolas" w:eastAsia="맑은 고딕"/>
+          <w:sz w:val="21"/>
+        </w:rPr>
+        <w:t xml:space="preserve">Current</w:t>
+      </w:r>
+      <w:r>
+        <w:rPr>
+          <w:rFonts w:ascii="맑은 고딕" w:hAnsi="맑은 고딕" w:eastAsia="맑은 고딕"/>
+          <w:sz w:val="21"/>
+        </w:rPr>
+        <w:t xml:space="preserve">와 </w:t>
+      </w:r>
+      <w:r>
+        <w:rPr>
+          <w:rFonts w:ascii="Consolas" w:hAnsi="Consolas" w:eastAsia="맑은 고딕"/>
+          <w:sz w:val="21"/>
+        </w:rPr>
+        <w:t xml:space="preserve">Future</w:t>
+      </w:r>
+      <w:r>
+        <w:rPr>
+          <w:rFonts w:ascii="맑은 고딕" w:hAnsi="맑은 고딕" w:eastAsia="맑은 고딕"/>
+          <w:sz w:val="21"/>
+        </w:rPr>
+        <w:t xml:space="preserve"> 두 구성의 판정은?</w:t>
       </w:r>
     </w:p>
     <w:p>
@@ -1778,7 +2058,21 @@
           <w:rFonts w:ascii="맑은 고딕" w:hAnsi="맑은 고딕" w:eastAsia="맑은 고딕"/>
           <w:sz w:val="21"/>
         </w:rPr>
-        <w:t>[중-13] `VALIDATE`가 정적 등록에 대해 하는 일은?</w:t>
+        <w:t xml:space="preserve">[중-13] </w:t>
+      </w:r>
+      <w:r>
+        <w:rPr>
+          <w:rFonts w:ascii="Consolas" w:hAnsi="Consolas" w:eastAsia="맑은 고딕"/>
+          <w:sz w:val="21"/>
+        </w:rPr>
+        <w:t xml:space="preserve">VALIDATE</w:t>
+      </w:r>
+      <w:r>
+        <w:rPr>
+          <w:rFonts w:ascii="맑은 고딕" w:hAnsi="맑은 고딕" w:eastAsia="맑은 고딕"/>
+          <w:sz w:val="21"/>
+        </w:rPr>
+        <w:t xml:space="preserve">가 정적 등록에 대해 하는 일은?</w:t>
       </w:r>
     </w:p>
     <w:p>
@@ -1832,7 +2126,35 @@
           <w:rFonts w:ascii="맑은 고딕" w:hAnsi="맑은 고딕" w:eastAsia="맑은 고딕"/>
           <w:sz w:val="21"/>
         </w:rPr>
-        <w:t>[중-14] `SendQEntries`가 비었고 `RecvQEntries`에 항목이 쌓였다면?</w:t>
+        <w:t xml:space="preserve">[중-14] </w:t>
+      </w:r>
+      <w:r>
+        <w:rPr>
+          <w:rFonts w:ascii="Consolas" w:hAnsi="Consolas" w:eastAsia="맑은 고딕"/>
+          <w:sz w:val="21"/>
+        </w:rPr>
+        <w:t xml:space="preserve">SendQEntries</w:t>
+      </w:r>
+      <w:r>
+        <w:rPr>
+          <w:rFonts w:ascii="맑은 고딕" w:hAnsi="맑은 고딕" w:eastAsia="맑은 고딕"/>
+          <w:sz w:val="21"/>
+        </w:rPr>
+        <w:t xml:space="preserve">가 비었고 </w:t>
+      </w:r>
+      <w:r>
+        <w:rPr>
+          <w:rFonts w:ascii="Consolas" w:hAnsi="Consolas" w:eastAsia="맑은 고딕"/>
+          <w:sz w:val="21"/>
+        </w:rPr>
+        <w:t xml:space="preserve">RecvQEntries</w:t>
+      </w:r>
+      <w:r>
+        <w:rPr>
+          <w:rFonts w:ascii="맑은 고딕" w:hAnsi="맑은 고딕" w:eastAsia="맑은 고딕"/>
+          <w:sz w:val="21"/>
+        </w:rPr>
+        <w:t xml:space="preserve">에 항목이 쌓였다면?</w:t>
       </w:r>
     </w:p>
     <w:p>
@@ -1886,7 +2208,35 @@
           <w:rFonts w:ascii="맑은 고딕" w:hAnsi="맑은 고딕" w:eastAsia="맑은 고딕"/>
           <w:sz w:val="21"/>
         </w:rPr>
-        <w:t>[중-15] 실측된 `TopWaitEvents` 1위 `rdbms ipc message`의 성격은?</w:t>
+        <w:t xml:space="preserve">[중-15] 실측된 </w:t>
+      </w:r>
+      <w:r>
+        <w:rPr>
+          <w:rFonts w:ascii="Consolas" w:hAnsi="Consolas" w:eastAsia="맑은 고딕"/>
+          <w:sz w:val="21"/>
+        </w:rPr>
+        <w:t xml:space="preserve">TopWaitEvents</w:t>
+      </w:r>
+      <w:r>
+        <w:rPr>
+          <w:rFonts w:ascii="맑은 고딕" w:hAnsi="맑은 고딕" w:eastAsia="맑은 고딕"/>
+          <w:sz w:val="21"/>
+        </w:rPr>
+        <w:t xml:space="preserve"> 1위 </w:t>
+      </w:r>
+      <w:r>
+        <w:rPr>
+          <w:rFonts w:ascii="Consolas" w:hAnsi="Consolas" w:eastAsia="맑은 고딕"/>
+          <w:sz w:val="21"/>
+        </w:rPr>
+        <w:t xml:space="preserve">rdbms ipc message</w:t>
+      </w:r>
+      <w:r>
+        <w:rPr>
+          <w:rFonts w:ascii="맑은 고딕" w:hAnsi="맑은 고딕" w:eastAsia="맑은 고딕"/>
+          <w:sz w:val="21"/>
+        </w:rPr>
+        <w:t xml:space="preserve">의 성격은?</w:t>
       </w:r>
     </w:p>
     <w:p>
@@ -1940,7 +2290,21 @@
           <w:rFonts w:ascii="맑은 고딕" w:hAnsi="맑은 고딕" w:eastAsia="맑은 고딕"/>
           <w:sz w:val="21"/>
         </w:rPr>
-        <w:t>[중-16] `InconsistentProperties`가 비교하는 세 값은?</w:t>
+        <w:t xml:space="preserve">[중-16] </w:t>
+      </w:r>
+      <w:r>
+        <w:rPr>
+          <w:rFonts w:ascii="Consolas" w:hAnsi="Consolas" w:eastAsia="맑은 고딕"/>
+          <w:sz w:val="21"/>
+        </w:rPr>
+        <w:t xml:space="preserve">InconsistentProperties</w:t>
+      </w:r>
+      <w:r>
+        <w:rPr>
+          <w:rFonts w:ascii="맑은 고딕" w:hAnsi="맑은 고딕" w:eastAsia="맑은 고딕"/>
+          <w:sz w:val="21"/>
+        </w:rPr>
+        <w:t xml:space="preserve">가 비교하는 세 값은?</w:t>
       </w:r>
     </w:p>
     <w:p>
@@ -1994,7 +2358,49 @@
           <w:rFonts w:ascii="맑은 고딕" w:hAnsi="맑은 고딕" w:eastAsia="맑은 고딕"/>
           <w:sz w:val="21"/>
         </w:rPr>
-        <w:t>[중-17] `V$DATAGUARD_STATUS`에서 `Warning`이면서 `ERROR_CODE`가 0인 행의 의미는?</w:t>
+        <w:t xml:space="preserve">[중-17] </w:t>
+      </w:r>
+      <w:r>
+        <w:rPr>
+          <w:rFonts w:ascii="Consolas" w:hAnsi="Consolas" w:eastAsia="맑은 고딕"/>
+          <w:sz w:val="21"/>
+        </w:rPr>
+        <w:t xml:space="preserve">V$DATAGUARD_STATUS</w:t>
+      </w:r>
+      <w:r>
+        <w:rPr>
+          <w:rFonts w:ascii="맑은 고딕" w:hAnsi="맑은 고딕" w:eastAsia="맑은 고딕"/>
+          <w:sz w:val="21"/>
+        </w:rPr>
+        <w:t xml:space="preserve">에서 </w:t>
+      </w:r>
+      <w:r>
+        <w:rPr>
+          <w:rFonts w:ascii="Consolas" w:hAnsi="Consolas" w:eastAsia="맑은 고딕"/>
+          <w:sz w:val="21"/>
+        </w:rPr>
+        <w:t xml:space="preserve">Warning</w:t>
+      </w:r>
+      <w:r>
+        <w:rPr>
+          <w:rFonts w:ascii="맑은 고딕" w:hAnsi="맑은 고딕" w:eastAsia="맑은 고딕"/>
+          <w:sz w:val="21"/>
+        </w:rPr>
+        <w:t xml:space="preserve">이면서 </w:t>
+      </w:r>
+      <w:r>
+        <w:rPr>
+          <w:rFonts w:ascii="Consolas" w:hAnsi="Consolas" w:eastAsia="맑은 고딕"/>
+          <w:sz w:val="21"/>
+        </w:rPr>
+        <w:t xml:space="preserve">ERROR_CODE</w:t>
+      </w:r>
+      <w:r>
+        <w:rPr>
+          <w:rFonts w:ascii="맑은 고딕" w:hAnsi="맑은 고딕" w:eastAsia="맑은 고딕"/>
+          <w:sz w:val="21"/>
+        </w:rPr>
+        <w:t xml:space="preserve">가 0인 행의 의미는?</w:t>
       </w:r>
     </w:p>
     <w:p>
@@ -2048,7 +2454,21 @@
           <w:rFonts w:ascii="맑은 고딕" w:hAnsi="맑은 고딕" w:eastAsia="맑은 고딕"/>
           <w:sz w:val="21"/>
         </w:rPr>
-        <w:t>[중-18] `V$DATAGUARD_STATS`를 Primary에서 조회하면?</w:t>
+        <w:t xml:space="preserve">[중-18] </w:t>
+      </w:r>
+      <w:r>
+        <w:rPr>
+          <w:rFonts w:ascii="Consolas" w:hAnsi="Consolas" w:eastAsia="맑은 고딕"/>
+          <w:sz w:val="21"/>
+        </w:rPr>
+        <w:t xml:space="preserve">V$DATAGUARD_STATS</w:t>
+      </w:r>
+      <w:r>
+        <w:rPr>
+          <w:rFonts w:ascii="맑은 고딕" w:hAnsi="맑은 고딕" w:eastAsia="맑은 고딕"/>
+          <w:sz w:val="21"/>
+        </w:rPr>
+        <w:t xml:space="preserve">를 Primary에서 조회하면?</w:t>
       </w:r>
     </w:p>
     <w:p>
@@ -2102,7 +2522,21 @@
           <w:rFonts w:ascii="맑은 고딕" w:hAnsi="맑은 고딕" w:eastAsia="맑은 고딕"/>
           <w:sz w:val="21"/>
         </w:rPr>
-        <w:t>[중-19] 실측된 `estimated startup time` 값은?</w:t>
+        <w:t xml:space="preserve">[중-19] 실측된 </w:t>
+      </w:r>
+      <w:r>
+        <w:rPr>
+          <w:rFonts w:ascii="Consolas" w:hAnsi="Consolas" w:eastAsia="맑은 고딕"/>
+          <w:sz w:val="21"/>
+        </w:rPr>
+        <w:t xml:space="preserve">estimated startup time</w:t>
+      </w:r>
+      <w:r>
+        <w:rPr>
+          <w:rFonts w:ascii="맑은 고딕" w:hAnsi="맑은 고딕" w:eastAsia="맑은 고딕"/>
+          <w:sz w:val="21"/>
+        </w:rPr>
+        <w:t xml:space="preserve"> 값은?</w:t>
       </w:r>
     </w:p>
     <w:p>
@@ -2156,7 +2590,21 @@
           <w:rFonts w:ascii="맑은 고딕" w:hAnsi="맑은 고딕" w:eastAsia="맑은 고딕"/>
           <w:sz w:val="21"/>
         </w:rPr>
-        <w:t>[중-20] `EXPORT CONFIGURATION`의 결과 파일이 생기는 위치는?</w:t>
+        <w:t xml:space="preserve">[중-20] </w:t>
+      </w:r>
+      <w:r>
+        <w:rPr>
+          <w:rFonts w:ascii="Consolas" w:hAnsi="Consolas" w:eastAsia="맑은 고딕"/>
+          <w:sz w:val="21"/>
+        </w:rPr>
+        <w:t xml:space="preserve">EXPORT CONFIGURATION</w:t>
+      </w:r>
+      <w:r>
+        <w:rPr>
+          <w:rFonts w:ascii="맑은 고딕" w:hAnsi="맑은 고딕" w:eastAsia="맑은 고딕"/>
+          <w:sz w:val="21"/>
+        </w:rPr>
+        <w:t xml:space="preserve">의 결과 파일이 생기는 위치는?</w:t>
       </w:r>
     </w:p>
     <w:p>
@@ -2218,7 +2666,21 @@
           <w:rFonts w:ascii="맑은 고딕" w:hAnsi="맑은 고딕" w:eastAsia="맑은 고딕"/>
           <w:sz w:val="21"/>
         </w:rPr>
-        <w:t>[상-01] `EXPORT CONFIGURATION TO '/tmp/x.xml'`의 실측 결과는?</w:t>
+        <w:t xml:space="preserve">[상-01] </w:t>
+      </w:r>
+      <w:r>
+        <w:rPr>
+          <w:rFonts w:ascii="Consolas" w:hAnsi="Consolas" w:eastAsia="맑은 고딕"/>
+          <w:sz w:val="21"/>
+        </w:rPr>
+        <w:t xml:space="preserve">EXPORT CONFIGURATION TO '/tmp/x.xml'</w:t>
+      </w:r>
+      <w:r>
+        <w:rPr>
+          <w:rFonts w:ascii="맑은 고딕" w:hAnsi="맑은 고딕" w:eastAsia="맑은 고딕"/>
+          <w:sz w:val="21"/>
+        </w:rPr>
+        <w:t xml:space="preserve">의 실측 결과는?</w:t>
       </w:r>
     </w:p>
     <w:p>
@@ -2272,7 +2734,21 @@
           <w:rFonts w:ascii="맑은 고딕" w:hAnsi="맑은 고딕" w:eastAsia="맑은 고딕"/>
           <w:sz w:val="21"/>
         </w:rPr>
-        <w:t>[상-02] 그 오류에 함께 나온 `ORA-06512: at "SYS.DBMS_DRS"`가 드러내는 사실은?</w:t>
+        <w:t xml:space="preserve">[상-02] 그 오류에 함께 나온 </w:t>
+      </w:r>
+      <w:r>
+        <w:rPr>
+          <w:rFonts w:ascii="Consolas" w:hAnsi="Consolas" w:eastAsia="맑은 고딕"/>
+          <w:sz w:val="21"/>
+        </w:rPr>
+        <w:t xml:space="preserve">ORA-06512: at "SYS.DBMS_DRS"</w:t>
+      </w:r>
+      <w:r>
+        <w:rPr>
+          <w:rFonts w:ascii="맑은 고딕" w:hAnsi="맑은 고딕" w:eastAsia="맑은 고딕"/>
+          <w:sz w:val="21"/>
+        </w:rPr>
+        <w:t xml:space="preserve">가 드러내는 사실은?</w:t>
       </w:r>
     </w:p>
     <w:p>
@@ -2326,7 +2802,21 @@
           <w:rFonts w:ascii="맑은 고딕" w:hAnsi="맑은 고딕" w:eastAsia="맑은 고딕"/>
           <w:sz w:val="21"/>
         </w:rPr>
-        <w:t>[상-03] 구성이 있는 상태에서 `IMPORT CONFIGURATION`을 실행하면?</w:t>
+        <w:t xml:space="preserve">[상-03] 구성이 있는 상태에서 </w:t>
+      </w:r>
+      <w:r>
+        <w:rPr>
+          <w:rFonts w:ascii="Consolas" w:hAnsi="Consolas" w:eastAsia="맑은 고딕"/>
+          <w:sz w:val="21"/>
+        </w:rPr>
+        <w:t xml:space="preserve">IMPORT CONFIGURATION</w:t>
+      </w:r>
+      <w:r>
+        <w:rPr>
+          <w:rFonts w:ascii="맑은 고딕" w:hAnsi="맑은 고딕" w:eastAsia="맑은 고딕"/>
+          <w:sz w:val="21"/>
+        </w:rPr>
+        <w:t xml:space="preserve">을 실행하면?</w:t>
       </w:r>
     </w:p>
     <w:p>
@@ -2380,7 +2870,21 @@
           <w:rFonts w:ascii="맑은 고딕" w:hAnsi="맑은 고딕" w:eastAsia="맑은 고딕"/>
           <w:sz w:val="21"/>
         </w:rPr>
-        <w:t>[상-04] 실측에서 `dr1chicago.dat`이 13장 8,192바이트에서 14장 12,288바이트로 커진 이유는?</w:t>
+        <w:t xml:space="preserve">[상-04] 실측에서 </w:t>
+      </w:r>
+      <w:r>
+        <w:rPr>
+          <w:rFonts w:ascii="Consolas" w:hAnsi="Consolas" w:eastAsia="맑은 고딕"/>
+          <w:sz w:val="21"/>
+        </w:rPr>
+        <w:t xml:space="preserve">dr1chicago.dat</w:t>
+      </w:r>
+      <w:r>
+        <w:rPr>
+          <w:rFonts w:ascii="맑은 고딕" w:hAnsi="맑은 고딕" w:eastAsia="맑은 고딕"/>
+          <w:sz w:val="21"/>
+        </w:rPr>
+        <w:t xml:space="preserve">이 13장 8,192바이트에서 14장 12,288바이트로 커진 이유는?</w:t>
       </w:r>
     </w:p>
     <w:p>
@@ -2434,7 +2938,21 @@
           <w:rFonts w:ascii="맑은 고딕" w:hAnsi="맑은 고딕" w:eastAsia="맑은 고딕"/>
           <w:sz w:val="21"/>
         </w:rPr>
-        <w:t>[상-05] 플래시백이 꺼진 상태에서 `ENABLE FAST_START FAILOVER`를 실행한 실측 결과는?</w:t>
+        <w:t xml:space="preserve">[상-05] 플래시백이 꺼진 상태에서 </w:t>
+      </w:r>
+      <w:r>
+        <w:rPr>
+          <w:rFonts w:ascii="Consolas" w:hAnsi="Consolas" w:eastAsia="맑은 고딕"/>
+          <w:sz w:val="21"/>
+        </w:rPr>
+        <w:t xml:space="preserve">ENABLE FAST_START FAILOVER</w:t>
+      </w:r>
+      <w:r>
+        <w:rPr>
+          <w:rFonts w:ascii="맑은 고딕" w:hAnsi="맑은 고딕" w:eastAsia="맑은 고딕"/>
+          <w:sz w:val="21"/>
+        </w:rPr>
+        <w:t xml:space="preserve">를 실행한 실측 결과는?</w:t>
       </w:r>
     </w:p>
     <w:p>
@@ -2542,7 +3060,49 @@
           <w:rFonts w:ascii="맑은 고딕" w:hAnsi="맑은 고딕" w:eastAsia="맑은 고딕"/>
           <w:sz w:val="21"/>
         </w:rPr>
-        <w:t>[상-07] FSFO에서 `Inaccessible Logfile`과 `Stuck Archiver`의 기본값이 `NO`인 이유는?</w:t>
+        <w:t xml:space="preserve">[상-07] FSFO에서 </w:t>
+      </w:r>
+      <w:r>
+        <w:rPr>
+          <w:rFonts w:ascii="Consolas" w:hAnsi="Consolas" w:eastAsia="맑은 고딕"/>
+          <w:sz w:val="21"/>
+        </w:rPr>
+        <w:t xml:space="preserve">Inaccessible Logfile</w:t>
+      </w:r>
+      <w:r>
+        <w:rPr>
+          <w:rFonts w:ascii="맑은 고딕" w:hAnsi="맑은 고딕" w:eastAsia="맑은 고딕"/>
+          <w:sz w:val="21"/>
+        </w:rPr>
+        <w:t xml:space="preserve">과 </w:t>
+      </w:r>
+      <w:r>
+        <w:rPr>
+          <w:rFonts w:ascii="Consolas" w:hAnsi="Consolas" w:eastAsia="맑은 고딕"/>
+          <w:sz w:val="21"/>
+        </w:rPr>
+        <w:t xml:space="preserve">Stuck Archiver</w:t>
+      </w:r>
+      <w:r>
+        <w:rPr>
+          <w:rFonts w:ascii="맑은 고딕" w:hAnsi="맑은 고딕" w:eastAsia="맑은 고딕"/>
+          <w:sz w:val="21"/>
+        </w:rPr>
+        <w:t xml:space="preserve">의 기본값이 </w:t>
+      </w:r>
+      <w:r>
+        <w:rPr>
+          <w:rFonts w:ascii="Consolas" w:hAnsi="Consolas" w:eastAsia="맑은 고딕"/>
+          <w:sz w:val="21"/>
+        </w:rPr>
+        <w:t xml:space="preserve">NO</w:t>
+      </w:r>
+      <w:r>
+        <w:rPr>
+          <w:rFonts w:ascii="맑은 고딕" w:hAnsi="맑은 고딕" w:eastAsia="맑은 고딕"/>
+          <w:sz w:val="21"/>
+        </w:rPr>
+        <w:t xml:space="preserve">인 이유는?</w:t>
       </w:r>
     </w:p>
     <w:p>
@@ -2596,7 +3156,21 @@
           <w:rFonts w:ascii="맑은 고딕" w:hAnsi="맑은 고딕" w:eastAsia="맑은 고딕"/>
           <w:sz w:val="21"/>
         </w:rPr>
-        <w:t>[상-08] `FastStartFailoverTarget`만 지운 뒤의 실측 상태는?</w:t>
+        <w:t xml:space="preserve">[상-08] </w:t>
+      </w:r>
+      <w:r>
+        <w:rPr>
+          <w:rFonts w:ascii="Consolas" w:hAnsi="Consolas" w:eastAsia="맑은 고딕"/>
+          <w:sz w:val="21"/>
+        </w:rPr>
+        <w:t xml:space="preserve">FastStartFailoverTarget</w:t>
+      </w:r>
+      <w:r>
+        <w:rPr>
+          <w:rFonts w:ascii="맑은 고딕" w:hAnsi="맑은 고딕" w:eastAsia="맑은 고딕"/>
+          <w:sz w:val="21"/>
+        </w:rPr>
+        <w:t xml:space="preserve">만 지운 뒤의 실측 상태는?</w:t>
       </w:r>
     </w:p>
     <w:p>
@@ -2650,7 +3224,21 @@
           <w:rFonts w:ascii="맑은 고딕" w:hAnsi="맑은 고딕" w:eastAsia="맑은 고딕"/>
           <w:sz w:val="21"/>
         </w:rPr>
-        <w:t>[상-09] `ENABLE FAST_START FAILOVER OBSERVE ONLY`의 쓸모는?</w:t>
+        <w:t xml:space="preserve">[상-09] </w:t>
+      </w:r>
+      <w:r>
+        <w:rPr>
+          <w:rFonts w:ascii="Consolas" w:hAnsi="Consolas" w:eastAsia="맑은 고딕"/>
+          <w:sz w:val="21"/>
+        </w:rPr>
+        <w:t xml:space="preserve">ENABLE FAST_START FAILOVER OBSERVE ONLY</w:t>
+      </w:r>
+      <w:r>
+        <w:rPr>
+          <w:rFonts w:ascii="맑은 고딕" w:hAnsi="맑은 고딕" w:eastAsia="맑은 고딕"/>
+          <w:sz w:val="21"/>
+        </w:rPr>
+        <w:t xml:space="preserve">의 쓸모는?</w:t>
       </w:r>
     </w:p>
     <w:p>
@@ -2704,7 +3292,21 @@
           <w:rFonts w:ascii="맑은 고딕" w:hAnsi="맑은 고딕" w:eastAsia="맑은 고딕"/>
           <w:sz w:val="21"/>
         </w:rPr>
-        <w:t>[상-10] `SUCCESS`만 보는 감시 체계에서 빠지기 쉬운 층은?</w:t>
+        <w:t xml:space="preserve">[상-10] </w:t>
+      </w:r>
+      <w:r>
+        <w:rPr>
+          <w:rFonts w:ascii="Consolas" w:hAnsi="Consolas" w:eastAsia="맑은 고딕"/>
+          <w:sz w:val="21"/>
+        </w:rPr>
+        <w:t xml:space="preserve">SUCCESS</w:t>
+      </w:r>
+      <w:r>
+        <w:rPr>
+          <w:rFonts w:ascii="맑은 고딕" w:hAnsi="맑은 고딕" w:eastAsia="맑은 고딕"/>
+          <w:sz w:val="21"/>
+        </w:rPr>
+        <w:t xml:space="preserve">만 보는 감시 체계에서 빠지기 쉬운 층은?</w:t>
       </w:r>
     </w:p>
     <w:p>
@@ -2744,6 +3346,8 @@
       </w:r>
     </w:p>
     <w:sectPr>
+      <w:headerReference w:type="default" r:id="rId9"/>
+      <w:footerReference w:type="default" r:id="rId10"/>
       <w:pgSz w:w="12240" w:h="15840"/>
       <w:pgMar w:top="1440" w:right="1800" w:bottom="1440" w:left="1800" w:header="720" w:footer="720" w:gutter="0"/>
       <w:cols w:space="720"/>
@@ -2751,6 +3355,26 @@
     </w:sectPr>
   </w:body>
 </w:document>
+</file>
+
+<file path=word/footer1.xml><?xml version="1.0" encoding="utf-8"?>
+<w:ftr xmlns:m="http://schemas.openxmlformats.org/officeDocument/2006/math" xmlns:mc="http://schemas.openxmlformats.org/markup-compatibility/2006" xmlns:mo="http://schemas.microsoft.com/office/mac/office/2008/main" xmlns:mv="urn:schemas-microsoft-com:mac:vml" xmlns:o="urn:schemas-microsoft-com:office:office" xmlns:r="http://schemas.openxmlformats.org/officeDocument/2006/relationships" xmlns:v="urn:schemas-microsoft-com:vml" xmlns:w10="urn:schemas-microsoft-com:office:word" xmlns:w14="http://schemas.microsoft.com/office/word/2010/wordml" xmlns:w="http://schemas.openxmlformats.org/wordprocessingml/2006/main" xmlns:wne="http://schemas.microsoft.com/office/word/2006/wordml" xmlns:wp14="http://schemas.microsoft.com/office/word/2010/wordprocessingDrawing" xmlns:wp="http://schemas.openxmlformats.org/drawingml/2006/wordprocessingDrawing" xmlns:wpc="http://schemas.microsoft.com/office/word/2010/wordprocessingCanvas" xmlns:wpg="http://schemas.microsoft.com/office/word/2010/wordprocessingGroup" xmlns:wpi="http://schemas.microsoft.com/office/word/2010/wordprocessingInk" xmlns:wps="http://schemas.microsoft.com/office/word/2010/wordprocessingShape" mc:Ignorable="w14 wp14">
+  <w:p>
+    <w:pPr>
+      <w:pStyle w:val="Footer"/>
+    </w:pPr>
+  </w:p>
+</w:ftr>
+</file>
+
+<file path=word/header1.xml><?xml version="1.0" encoding="utf-8"?>
+<w:hdr xmlns:m="http://schemas.openxmlformats.org/officeDocument/2006/math" xmlns:mc="http://schemas.openxmlformats.org/markup-compatibility/2006" xmlns:mo="http://schemas.microsoft.com/office/mac/office/2008/main" xmlns:mv="urn:schemas-microsoft-com:mac:vml" xmlns:o="urn:schemas-microsoft-com:office:office" xmlns:r="http://schemas.openxmlformats.org/officeDocument/2006/relationships" xmlns:v="urn:schemas-microsoft-com:vml" xmlns:w10="urn:schemas-microsoft-com:office:word" xmlns:w14="http://schemas.microsoft.com/office/word/2010/wordml" xmlns:w="http://schemas.openxmlformats.org/wordprocessingml/2006/main" xmlns:wne="http://schemas.microsoft.com/office/word/2006/wordml" xmlns:wp14="http://schemas.microsoft.com/office/word/2010/wordprocessingDrawing" xmlns:wp="http://schemas.openxmlformats.org/drawingml/2006/wordprocessingDrawing" xmlns:wpc="http://schemas.microsoft.com/office/word/2010/wordprocessingCanvas" xmlns:wpg="http://schemas.microsoft.com/office/word/2010/wordprocessingGroup" xmlns:wpi="http://schemas.microsoft.com/office/word/2010/wordprocessingInk" xmlns:wps="http://schemas.microsoft.com/office/word/2010/wordprocessingShape" mc:Ignorable="w14 wp14">
+  <w:p>
+    <w:pPr>
+      <w:pStyle w:val="Header"/>
+    </w:pPr>
+  </w:p>
+</w:hdr>
 </file>
 
 <file path=word/numbering.xml><?xml version="1.0" encoding="utf-8"?>

--- a/ADG/14장/14장_실습문제.docx
+++ b/ADG/14장/14장_실습문제.docx
@@ -16,7 +16,21 @@
           <w:rFonts w:ascii="맑은 고딕" w:hAnsi="맑은 고딕" w:eastAsia="맑은 고딕"/>
           <w:sz w:val="21"/>
         </w:rPr>
-        <w:t>총 50문항 (하 20 · 중 20 · 상 10). Oracle Database 19c EE 2노드 실습 환경(chicago-srv Primary / boston-srv Physical Standby, Broker 구성 `dg_chicago`)을 기준으로 한다. 보기 중 가장 적절한 하나를 고른다.</w:t>
+        <w:t xml:space="preserve">총 50문항 (하 20 · 중 20 · 상 10). Oracle Database 19c EE 2노드 실습 환경(chicago-srv Primary / boston-srv Physical Standby, Broker 구성 </w:t>
+      </w:r>
+      <w:r>
+        <w:rPr>
+          <w:rFonts w:ascii="Consolas" w:hAnsi="Consolas" w:eastAsia="맑은 고딕"/>
+          <w:sz w:val="21"/>
+        </w:rPr>
+        <w:t xml:space="preserve">dg_chicago</w:t>
+      </w:r>
+      <w:r>
+        <w:rPr>
+          <w:rFonts w:ascii="맑은 고딕" w:hAnsi="맑은 고딕" w:eastAsia="맑은 고딕"/>
+          <w:sz w:val="21"/>
+        </w:rPr>
+        <w:t xml:space="preserve">)을 기준으로 한다. 보기 중 가장 적절한 하나를 고른다.</w:t>
       </w:r>
     </w:p>
     <w:p>
@@ -60,7 +74,7 @@
           <w:rFonts w:ascii="맑은 고딕" w:hAnsi="맑은 고딕" w:eastAsia="맑은 고딕"/>
           <w:sz w:val="21"/>
         </w:rPr>
-        <w:t>② VALIDATE CONFIGURATION</w:t>
+        <w:t>② LIST CONFIGURATION</w:t>
       </w:r>
     </w:p>
     <w:p>
@@ -78,7 +92,7 @@
           <w:rFonts w:ascii="맑은 고딕" w:hAnsi="맑은 고딕" w:eastAsia="맑은 고딕"/>
           <w:sz w:val="21"/>
         </w:rPr>
-        <w:t>④ LIST CONFIGURATION</w:t>
+        <w:t>④ VALIDATE CONFIGURATION</w:t>
       </w:r>
     </w:p>
     <w:p>
@@ -105,34 +119,34 @@
           <w:rFonts w:ascii="맑은 고딕" w:hAnsi="맑은 고딕" w:eastAsia="맑은 고딕"/>
           <w:sz w:val="21"/>
         </w:rPr>
-        <w:t>① VALIDATE DATABASE</w:t>
-      </w:r>
-    </w:p>
-    <w:p>
-      <w:r>
-        <w:rPr>
-          <w:rFonts w:ascii="맑은 고딕" w:hAnsi="맑은 고딕" w:eastAsia="맑은 고딕"/>
-          <w:sz w:val="21"/>
-        </w:rPr>
-        <w:t>② SHOW DATABASE</w:t>
-      </w:r>
-    </w:p>
-    <w:p>
-      <w:r>
-        <w:rPr>
-          <w:rFonts w:ascii="맑은 고딕" w:hAnsi="맑은 고딕" w:eastAsia="맑은 고딕"/>
-          <w:sz w:val="21"/>
-        </w:rPr>
-        <w:t>③ SHOW CONFIGURATION</w:t>
-      </w:r>
-    </w:p>
-    <w:p>
-      <w:r>
-        <w:rPr>
-          <w:rFonts w:ascii="맑은 고딕" w:hAnsi="맑은 고딕" w:eastAsia="맑은 고딕"/>
-          <w:sz w:val="21"/>
-        </w:rPr>
-        <w:t>④ CHECK DATABASE</w:t>
+        <w:t>① CHECK DATABASE</w:t>
+      </w:r>
+    </w:p>
+    <w:p>
+      <w:r>
+        <w:rPr>
+          <w:rFonts w:ascii="맑은 고딕" w:hAnsi="맑은 고딕" w:eastAsia="맑은 고딕"/>
+          <w:sz w:val="21"/>
+        </w:rPr>
+        <w:t>② SHOW CONFIGURATION</w:t>
+      </w:r>
+    </w:p>
+    <w:p>
+      <w:r>
+        <w:rPr>
+          <w:rFonts w:ascii="맑은 고딕" w:hAnsi="맑은 고딕" w:eastAsia="맑은 고딕"/>
+          <w:sz w:val="21"/>
+        </w:rPr>
+        <w:t>③ VALIDATE DATABASE</w:t>
+      </w:r>
+    </w:p>
+    <w:p>
+      <w:r>
+        <w:rPr>
+          <w:rFonts w:ascii="맑은 고딕" w:hAnsi="맑은 고딕" w:eastAsia="맑은 고딕"/>
+          <w:sz w:val="21"/>
+        </w:rPr>
+        <w:t>④ SHOW DATABASE</w:t>
       </w:r>
     </w:p>
     <w:p>
@@ -159,34 +173,34 @@
           <w:rFonts w:ascii="맑은 고딕" w:hAnsi="맑은 고딕" w:eastAsia="맑은 고딕"/>
           <w:sz w:val="21"/>
         </w:rPr>
-        <w:t>① Ready for Switchover</w:t>
-      </w:r>
-    </w:p>
-    <w:p>
-      <w:r>
-        <w:rPr>
-          <w:rFonts w:ascii="맑은 고딕" w:hAnsi="맑은 고딕" w:eastAsia="맑은 고딕"/>
-          <w:sz w:val="21"/>
-        </w:rPr>
-        <w:t>② Ready for Failover</w:t>
-      </w:r>
-    </w:p>
-    <w:p>
-      <w:r>
-        <w:rPr>
-          <w:rFonts w:ascii="맑은 고딕" w:hAnsi="맑은 고딕" w:eastAsia="맑은 고딕"/>
-          <w:sz w:val="21"/>
-        </w:rPr>
-        <w:t>③ Database Status</w:t>
-      </w:r>
-    </w:p>
-    <w:p>
-      <w:r>
-        <w:rPr>
-          <w:rFonts w:ascii="맑은 고딕" w:hAnsi="맑은 고딕" w:eastAsia="맑은 고딕"/>
-          <w:sz w:val="21"/>
-        </w:rPr>
-        <w:t>④ Intended State</w:t>
+        <w:t>① Intended State</w:t>
+      </w:r>
+    </w:p>
+    <w:p>
+      <w:r>
+        <w:rPr>
+          <w:rFonts w:ascii="맑은 고딕" w:hAnsi="맑은 고딕" w:eastAsia="맑은 고딕"/>
+          <w:sz w:val="21"/>
+        </w:rPr>
+        <w:t>② Database Status</w:t>
+      </w:r>
+    </w:p>
+    <w:p>
+      <w:r>
+        <w:rPr>
+          <w:rFonts w:ascii="맑은 고딕" w:hAnsi="맑은 고딕" w:eastAsia="맑은 고딕"/>
+          <w:sz w:val="21"/>
+        </w:rPr>
+        <w:t>③ Ready for Failover</w:t>
+      </w:r>
+    </w:p>
+    <w:p>
+      <w:r>
+        <w:rPr>
+          <w:rFonts w:ascii="맑은 고딕" w:hAnsi="맑은 고딕" w:eastAsia="맑은 고딕"/>
+          <w:sz w:val="21"/>
+        </w:rPr>
+        <w:t>④ Ready for Switchover</w:t>
       </w:r>
     </w:p>
     <w:p>
@@ -213,25 +227,25 @@
           <w:rFonts w:ascii="맑은 고딕" w:hAnsi="맑은 고딕" w:eastAsia="맑은 고딕"/>
           <w:sz w:val="21"/>
         </w:rPr>
-        <w:t>① VERBOSE</w:t>
-      </w:r>
-    </w:p>
-    <w:p>
-      <w:r>
-        <w:rPr>
-          <w:rFonts w:ascii="맑은 고딕" w:hAnsi="맑은 고딕" w:eastAsia="맑은 고딕"/>
-          <w:sz w:val="21"/>
-        </w:rPr>
-        <w:t>② DETAIL</w:t>
-      </w:r>
-    </w:p>
-    <w:p>
-      <w:r>
-        <w:rPr>
-          <w:rFonts w:ascii="맑은 고딕" w:hAnsi="맑은 고딕" w:eastAsia="맑은 고딕"/>
-          <w:sz w:val="21"/>
-        </w:rPr>
-        <w:t>③ FULL</w:t>
+        <w:t>① FULL</w:t>
+      </w:r>
+    </w:p>
+    <w:p>
+      <w:r>
+        <w:rPr>
+          <w:rFonts w:ascii="맑은 고딕" w:hAnsi="맑은 고딕" w:eastAsia="맑은 고딕"/>
+          <w:sz w:val="21"/>
+        </w:rPr>
+        <w:t>② VERBOSE</w:t>
+      </w:r>
+    </w:p>
+    <w:p>
+      <w:r>
+        <w:rPr>
+          <w:rFonts w:ascii="맑은 고딕" w:hAnsi="맑은 고딕" w:eastAsia="맑은 고딕"/>
+          <w:sz w:val="21"/>
+        </w:rPr>
+        <w:t>③ DETAIL</w:t>
       </w:r>
     </w:p>
     <w:p>
@@ -258,34 +272,48 @@
           <w:rFonts w:ascii="맑은 고딕" w:hAnsi="맑은 고딕" w:eastAsia="맑은 고딕"/>
           <w:sz w:val="21"/>
         </w:rPr>
-        <w:t>[하-05] SHOW DATABASE VERBOSE에서 `(monitor)`로 표시되는 속성의 성격은?</w:t>
-      </w:r>
-    </w:p>
-    <w:p>
-      <w:r>
-        <w:rPr>
-          <w:rFonts w:ascii="맑은 고딕" w:hAnsi="맑은 고딕" w:eastAsia="맑은 고딕"/>
-          <w:sz w:val="21"/>
-        </w:rPr>
-        <w:t>① 설정할 수 없고 조회하면 계산해 주는 속성</w:t>
-      </w:r>
-    </w:p>
-    <w:p>
-      <w:r>
-        <w:rPr>
-          <w:rFonts w:ascii="맑은 고딕" w:hAnsi="맑은 고딕" w:eastAsia="맑은 고딕"/>
-          <w:sz w:val="21"/>
-        </w:rPr>
-        <w:t>② 아직 값이 정해지지 않은 속성</w:t>
-      </w:r>
-    </w:p>
-    <w:p>
-      <w:r>
-        <w:rPr>
-          <w:rFonts w:ascii="맑은 고딕" w:hAnsi="맑은 고딕" w:eastAsia="맑은 고딕"/>
-          <w:sz w:val="21"/>
-        </w:rPr>
-        <w:t>③ 감시 도구만 쓸 수 있는 속성</w:t>
+        <w:t xml:space="preserve">[하-05] SHOW DATABASE VERBOSE에서 </w:t>
+      </w:r>
+      <w:r>
+        <w:rPr>
+          <w:rFonts w:ascii="Consolas" w:hAnsi="Consolas" w:eastAsia="맑은 고딕"/>
+          <w:sz w:val="21"/>
+        </w:rPr>
+        <w:t xml:space="preserve">(monitor)</w:t>
+      </w:r>
+      <w:r>
+        <w:rPr>
+          <w:rFonts w:ascii="맑은 고딕" w:hAnsi="맑은 고딕" w:eastAsia="맑은 고딕"/>
+          <w:sz w:val="21"/>
+        </w:rPr>
+        <w:t xml:space="preserve">로 표시되는 속성의 성격은?</w:t>
+      </w:r>
+    </w:p>
+    <w:p>
+      <w:r>
+        <w:rPr>
+          <w:rFonts w:ascii="맑은 고딕" w:hAnsi="맑은 고딕" w:eastAsia="맑은 고딕"/>
+          <w:sz w:val="21"/>
+        </w:rPr>
+        <w:t>① 감시 도구만 쓸 수 있는 속성</w:t>
+      </w:r>
+    </w:p>
+    <w:p>
+      <w:r>
+        <w:rPr>
+          <w:rFonts w:ascii="맑은 고딕" w:hAnsi="맑은 고딕" w:eastAsia="맑은 고딕"/>
+          <w:sz w:val="21"/>
+        </w:rPr>
+        <w:t>② 설정할 수 없고 조회하면 계산해 주는 속성</w:t>
+      </w:r>
+    </w:p>
+    <w:p>
+      <w:r>
+        <w:rPr>
+          <w:rFonts w:ascii="맑은 고딕" w:hAnsi="맑은 고딕" w:eastAsia="맑은 고딕"/>
+          <w:sz w:val="21"/>
+        </w:rPr>
+        <w:t>③ 아직 값이 정해지지 않은 속성</w:t>
       </w:r>
     </w:p>
     <w:p>
@@ -339,16 +367,16 @@
           <w:rFonts w:ascii="맑은 고딕" w:hAnsi="맑은 고딕" w:eastAsia="맑은 고딕"/>
           <w:sz w:val="21"/>
         </w:rPr>
-        <w:t>③ ORA-16790</w:t>
-      </w:r>
-    </w:p>
-    <w:p>
-      <w:r>
-        <w:rPr>
-          <w:rFonts w:ascii="맑은 고딕" w:hAnsi="맑은 고딕" w:eastAsia="맑은 고딕"/>
-          <w:sz w:val="21"/>
-        </w:rPr>
-        <w:t>④ ORA-16627</w:t>
+        <w:t>③ ORA-16627</w:t>
+      </w:r>
+    </w:p>
+    <w:p>
+      <w:r>
+        <w:rPr>
+          <w:rFonts w:ascii="맑은 고딕" w:hAnsi="맑은 고딕" w:eastAsia="맑은 고딕"/>
+          <w:sz w:val="21"/>
+        </w:rPr>
+        <w:t>④ ORA-16790</w:t>
       </w:r>
     </w:p>
     <w:p>
@@ -375,25 +403,687 @@
           <w:rFonts w:ascii="맑은 고딕" w:hAnsi="맑은 고딕" w:eastAsia="맑은 고딕"/>
           <w:sz w:val="21"/>
         </w:rPr>
-        <w:t>① ORA-16853</w:t>
-      </w:r>
-    </w:p>
-    <w:p>
-      <w:r>
-        <w:rPr>
-          <w:rFonts w:ascii="맑은 고딕" w:hAnsi="맑은 고딕" w:eastAsia="맑은 고딕"/>
-          <w:sz w:val="21"/>
-        </w:rPr>
-        <w:t>② ORA-16855</w:t>
-      </w:r>
-    </w:p>
-    <w:p>
-      <w:r>
-        <w:rPr>
-          <w:rFonts w:ascii="맑은 고딕" w:hAnsi="맑은 고딕" w:eastAsia="맑은 고딕"/>
-          <w:sz w:val="21"/>
-        </w:rPr>
-        <w:t>③ ORA-16857</w:t>
+        <w:t>① ORA-16855</w:t>
+      </w:r>
+    </w:p>
+    <w:p>
+      <w:r>
+        <w:rPr>
+          <w:rFonts w:ascii="맑은 고딕" w:hAnsi="맑은 고딕" w:eastAsia="맑은 고딕"/>
+          <w:sz w:val="21"/>
+        </w:rPr>
+        <w:t>② ORA-16819</w:t>
+      </w:r>
+    </w:p>
+    <w:p>
+      <w:r>
+        <w:rPr>
+          <w:rFonts w:ascii="맑은 고딕" w:hAnsi="맑은 고딕" w:eastAsia="맑은 고딕"/>
+          <w:sz w:val="21"/>
+        </w:rPr>
+        <w:t>③ ORA-16853</w:t>
+      </w:r>
+    </w:p>
+    <w:p>
+      <w:r>
+        <w:rPr>
+          <w:rFonts w:ascii="맑은 고딕" w:hAnsi="맑은 고딕" w:eastAsia="맑은 고딕"/>
+          <w:sz w:val="21"/>
+        </w:rPr>
+        <w:t>④ ORA-16857</w:t>
+      </w:r>
+    </w:p>
+    <w:p>
+      <w:r>
+        <w:rPr>
+          <w:rFonts w:ascii="맑은 고딕" w:hAnsi="맑은 고딕" w:eastAsia="맑은 고딕"/>
+          <w:sz w:val="21"/>
+        </w:rPr>
+        <w:t>하-08 · 객관식</w:t>
+      </w:r>
+    </w:p>
+    <w:p>
+      <w:r>
+        <w:rPr>
+          <w:rFonts w:ascii="맑은 고딕" w:hAnsi="맑은 고딕" w:eastAsia="맑은 고딕"/>
+          <w:sz w:val="21"/>
+        </w:rPr>
+        <w:t xml:space="preserve">[하-08] </w:t>
+      </w:r>
+      <w:r>
+        <w:rPr>
+          <w:rFonts w:ascii="Consolas" w:hAnsi="Consolas" w:eastAsia="맑은 고딕"/>
+          <w:sz w:val="21"/>
+        </w:rPr>
+        <w:t xml:space="preserve">ApplyLagThreshold</w:t>
+      </w:r>
+      <w:r>
+        <w:rPr>
+          <w:rFonts w:ascii="맑은 고딕" w:hAnsi="맑은 고딕" w:eastAsia="맑은 고딕"/>
+          <w:sz w:val="21"/>
+        </w:rPr>
+        <w:t xml:space="preserve">의 실측 기본값은?</w:t>
+      </w:r>
+    </w:p>
+    <w:p>
+      <w:r>
+        <w:rPr>
+          <w:rFonts w:ascii="맑은 고딕" w:hAnsi="맑은 고딕" w:eastAsia="맑은 고딕"/>
+          <w:sz w:val="21"/>
+        </w:rPr>
+        <w:t>① 30초</w:t>
+      </w:r>
+    </w:p>
+    <w:p>
+      <w:r>
+        <w:rPr>
+          <w:rFonts w:ascii="맑은 고딕" w:hAnsi="맑은 고딕" w:eastAsia="맑은 고딕"/>
+          <w:sz w:val="21"/>
+        </w:rPr>
+        <w:t>② 300초</w:t>
+      </w:r>
+    </w:p>
+    <w:p>
+      <w:r>
+        <w:rPr>
+          <w:rFonts w:ascii="맑은 고딕" w:hAnsi="맑은 고딕" w:eastAsia="맑은 고딕"/>
+          <w:sz w:val="21"/>
+        </w:rPr>
+        <w:t>③ 0초</w:t>
+      </w:r>
+    </w:p>
+    <w:p>
+      <w:r>
+        <w:rPr>
+          <w:rFonts w:ascii="맑은 고딕" w:hAnsi="맑은 고딕" w:eastAsia="맑은 고딕"/>
+          <w:sz w:val="21"/>
+        </w:rPr>
+        <w:t>④ 60초</w:t>
+      </w:r>
+    </w:p>
+    <w:p>
+      <w:r>
+        <w:rPr>
+          <w:rFonts w:ascii="맑은 고딕" w:hAnsi="맑은 고딕" w:eastAsia="맑은 고딕"/>
+          <w:sz w:val="21"/>
+        </w:rPr>
+        <w:t>하-09 · 객관식</w:t>
+      </w:r>
+    </w:p>
+    <w:p>
+      <w:r>
+        <w:rPr>
+          <w:rFonts w:ascii="맑은 고딕" w:hAnsi="맑은 고딕" w:eastAsia="맑은 고딕"/>
+          <w:sz w:val="21"/>
+        </w:rPr>
+        <w:t>[하-09] 적용을 일부러 미루는 속성은?</w:t>
+      </w:r>
+    </w:p>
+    <w:p>
+      <w:r>
+        <w:rPr>
+          <w:rFonts w:ascii="맑은 고딕" w:hAnsi="맑은 고딕" w:eastAsia="맑은 고딕"/>
+          <w:sz w:val="21"/>
+        </w:rPr>
+        <w:t>① DelayMins</w:t>
+      </w:r>
+    </w:p>
+    <w:p>
+      <w:r>
+        <w:rPr>
+          <w:rFonts w:ascii="맑은 고딕" w:hAnsi="맑은 고딕" w:eastAsia="맑은 고딕"/>
+          <w:sz w:val="21"/>
+        </w:rPr>
+        <w:t>② NetTimeout</w:t>
+      </w:r>
+    </w:p>
+    <w:p>
+      <w:r>
+        <w:rPr>
+          <w:rFonts w:ascii="맑은 고딕" w:hAnsi="맑은 고딕" w:eastAsia="맑은 고딕"/>
+          <w:sz w:val="21"/>
+        </w:rPr>
+        <w:t>③ ReopenSecs</w:t>
+      </w:r>
+    </w:p>
+    <w:p>
+      <w:r>
+        <w:rPr>
+          <w:rFonts w:ascii="맑은 고딕" w:hAnsi="맑은 고딕" w:eastAsia="맑은 고딕"/>
+          <w:sz w:val="21"/>
+        </w:rPr>
+        <w:t>④ LogShipping</w:t>
+      </w:r>
+    </w:p>
+    <w:p>
+      <w:r>
+        <w:rPr>
+          <w:rFonts w:ascii="맑은 고딕" w:hAnsi="맑은 고딕" w:eastAsia="맑은 고딕"/>
+          <w:sz w:val="21"/>
+        </w:rPr>
+        <w:t>하-10 · 객관식</w:t>
+      </w:r>
+    </w:p>
+    <w:p>
+      <w:r>
+        <w:rPr>
+          <w:rFonts w:ascii="맑은 고딕" w:hAnsi="맑은 고딕" w:eastAsia="맑은 고딕"/>
+          <w:sz w:val="21"/>
+        </w:rPr>
+        <w:t>[하-10] Primary가 보낼 것이 남았는지 보여 주는 모니터링 속성은?</w:t>
+      </w:r>
+    </w:p>
+    <w:p>
+      <w:r>
+        <w:rPr>
+          <w:rFonts w:ascii="맑은 고딕" w:hAnsi="맑은 고딕" w:eastAsia="맑은 고딕"/>
+          <w:sz w:val="21"/>
+        </w:rPr>
+        <w:t>① SendQEntries</w:t>
+      </w:r>
+    </w:p>
+    <w:p>
+      <w:r>
+        <w:rPr>
+          <w:rFonts w:ascii="맑은 고딕" w:hAnsi="맑은 고딕" w:eastAsia="맑은 고딕"/>
+          <w:sz w:val="21"/>
+        </w:rPr>
+        <w:t>② RecvQEntries</w:t>
+      </w:r>
+    </w:p>
+    <w:p>
+      <w:r>
+        <w:rPr>
+          <w:rFonts w:ascii="맑은 고딕" w:hAnsi="맑은 고딕" w:eastAsia="맑은 고딕"/>
+          <w:sz w:val="21"/>
+        </w:rPr>
+        <w:t>③ LogXptStatus</w:t>
+      </w:r>
+    </w:p>
+    <w:p>
+      <w:r>
+        <w:rPr>
+          <w:rFonts w:ascii="맑은 고딕" w:hAnsi="맑은 고딕" w:eastAsia="맑은 고딕"/>
+          <w:sz w:val="21"/>
+        </w:rPr>
+        <w:t>④ StatusReport</w:t>
+      </w:r>
+    </w:p>
+    <w:p>
+      <w:r>
+        <w:rPr>
+          <w:rFonts w:ascii="맑은 고딕" w:hAnsi="맑은 고딕" w:eastAsia="맑은 고딕"/>
+          <w:sz w:val="21"/>
+        </w:rPr>
+        <w:t>하-11 · 객관식</w:t>
+      </w:r>
+    </w:p>
+    <w:p>
+      <w:r>
+        <w:rPr>
+          <w:rFonts w:ascii="맑은 고딕" w:hAnsi="맑은 고딕" w:eastAsia="맑은 고딕"/>
+          <w:sz w:val="21"/>
+        </w:rPr>
+        <w:t>[하-11] Standby가 받았지만 아직 적용하지 못한 것을 보여 주는 속성은?</w:t>
+      </w:r>
+    </w:p>
+    <w:p>
+      <w:r>
+        <w:rPr>
+          <w:rFonts w:ascii="맑은 고딕" w:hAnsi="맑은 고딕" w:eastAsia="맑은 고딕"/>
+          <w:sz w:val="21"/>
+        </w:rPr>
+        <w:t>① InconsistentProperties</w:t>
+      </w:r>
+    </w:p>
+    <w:p>
+      <w:r>
+        <w:rPr>
+          <w:rFonts w:ascii="맑은 고딕" w:hAnsi="맑은 고딕" w:eastAsia="맑은 고딕"/>
+          <w:sz w:val="21"/>
+        </w:rPr>
+        <w:t>② RecvQEntries</w:t>
+      </w:r>
+    </w:p>
+    <w:p>
+      <w:r>
+        <w:rPr>
+          <w:rFonts w:ascii="맑은 고딕" w:hAnsi="맑은 고딕" w:eastAsia="맑은 고딕"/>
+          <w:sz w:val="21"/>
+        </w:rPr>
+        <w:t>③ TopWaitEvents</w:t>
+      </w:r>
+    </w:p>
+    <w:p>
+      <w:r>
+        <w:rPr>
+          <w:rFonts w:ascii="맑은 고딕" w:hAnsi="맑은 고딕" w:eastAsia="맑은 고딕"/>
+          <w:sz w:val="21"/>
+        </w:rPr>
+        <w:t>④ SendQEntries</w:t>
+      </w:r>
+    </w:p>
+    <w:p>
+      <w:r>
+        <w:rPr>
+          <w:rFonts w:ascii="맑은 고딕" w:hAnsi="맑은 고딕" w:eastAsia="맑은 고딕"/>
+          <w:sz w:val="21"/>
+        </w:rPr>
+        <w:t>하-12 · 객관식</w:t>
+      </w:r>
+    </w:p>
+    <w:p>
+      <w:r>
+        <w:rPr>
+          <w:rFonts w:ascii="맑은 고딕" w:hAnsi="맑은 고딕" w:eastAsia="맑은 고딕"/>
+          <w:sz w:val="21"/>
+        </w:rPr>
+        <w:t>[하-12] 인스턴스별 오류를 표로 보여 주는 모니터링 속성은?</w:t>
+      </w:r>
+    </w:p>
+    <w:p>
+      <w:r>
+        <w:rPr>
+          <w:rFonts w:ascii="맑은 고딕" w:hAnsi="맑은 고딕" w:eastAsia="맑은 고딕"/>
+          <w:sz w:val="21"/>
+        </w:rPr>
+        <w:t>① SidName</w:t>
+      </w:r>
+    </w:p>
+    <w:p>
+      <w:r>
+        <w:rPr>
+          <w:rFonts w:ascii="맑은 고딕" w:hAnsi="맑은 고딕" w:eastAsia="맑은 고딕"/>
+          <w:sz w:val="21"/>
+        </w:rPr>
+        <w:t>② StatusReport</w:t>
+      </w:r>
+    </w:p>
+    <w:p>
+      <w:r>
+        <w:rPr>
+          <w:rFonts w:ascii="맑은 고딕" w:hAnsi="맑은 고딕" w:eastAsia="맑은 고딕"/>
+          <w:sz w:val="21"/>
+        </w:rPr>
+        <w:t>③ LogXptStatus</w:t>
+      </w:r>
+    </w:p>
+    <w:p>
+      <w:r>
+        <w:rPr>
+          <w:rFonts w:ascii="맑은 고딕" w:hAnsi="맑은 고딕" w:eastAsia="맑은 고딕"/>
+          <w:sz w:val="21"/>
+        </w:rPr>
+        <w:t>④ TopWaitEvents</w:t>
+      </w:r>
+    </w:p>
+    <w:p>
+      <w:r>
+        <w:rPr>
+          <w:rFonts w:ascii="맑은 고딕" w:hAnsi="맑은 고딕" w:eastAsia="맑은 고딕"/>
+          <w:sz w:val="21"/>
+        </w:rPr>
+        <w:t>하-13 · 객관식</w:t>
+      </w:r>
+    </w:p>
+    <w:p>
+      <w:r>
+        <w:rPr>
+          <w:rFonts w:ascii="맑은 고딕" w:hAnsi="맑은 고딕" w:eastAsia="맑은 고딕"/>
+          <w:sz w:val="21"/>
+        </w:rPr>
+        <w:t>[하-13] Data Guard의 사건 흐름을 SQL로 조회하는 뷰는?</w:t>
+      </w:r>
+    </w:p>
+    <w:p>
+      <w:r>
+        <w:rPr>
+          <w:rFonts w:ascii="맑은 고딕" w:hAnsi="맑은 고딕" w:eastAsia="맑은 고딕"/>
+          <w:sz w:val="21"/>
+        </w:rPr>
+        <w:t>① V$MANAGED_STANDBY</w:t>
+      </w:r>
+    </w:p>
+    <w:p>
+      <w:r>
+        <w:rPr>
+          <w:rFonts w:ascii="맑은 고딕" w:hAnsi="맑은 고딕" w:eastAsia="맑은 고딕"/>
+          <w:sz w:val="21"/>
+        </w:rPr>
+        <w:t>② V$DG_BROKER_CONFIG</w:t>
+      </w:r>
+    </w:p>
+    <w:p>
+      <w:r>
+        <w:rPr>
+          <w:rFonts w:ascii="맑은 고딕" w:hAnsi="맑은 고딕" w:eastAsia="맑은 고딕"/>
+          <w:sz w:val="21"/>
+        </w:rPr>
+        <w:t>③ V$DATAGUARD_STATS</w:t>
+      </w:r>
+    </w:p>
+    <w:p>
+      <w:r>
+        <w:rPr>
+          <w:rFonts w:ascii="맑은 고딕" w:hAnsi="맑은 고딕" w:eastAsia="맑은 고딕"/>
+          <w:sz w:val="21"/>
+        </w:rPr>
+        <w:t>④ V$DATAGUARD_STATUS</w:t>
+      </w:r>
+    </w:p>
+    <w:p>
+      <w:r>
+        <w:rPr>
+          <w:rFonts w:ascii="맑은 고딕" w:hAnsi="맑은 고딕" w:eastAsia="맑은 고딕"/>
+          <w:sz w:val="21"/>
+        </w:rPr>
+        <w:t>하-14 · 객관식</w:t>
+      </w:r>
+    </w:p>
+    <w:p>
+      <w:r>
+        <w:rPr>
+          <w:rFonts w:ascii="맑은 고딕" w:hAnsi="맑은 고딕" w:eastAsia="맑은 고딕"/>
+          <w:sz w:val="21"/>
+        </w:rPr>
+        <w:t>[하-14] 지연과 시간 추정값을 담은 뷰는?</w:t>
+      </w:r>
+    </w:p>
+    <w:p>
+      <w:r>
+        <w:rPr>
+          <w:rFonts w:ascii="맑은 고딕" w:hAnsi="맑은 고딕" w:eastAsia="맑은 고딕"/>
+          <w:sz w:val="21"/>
+        </w:rPr>
+        <w:t>① V$ARCHIVE_GAP</w:t>
+      </w:r>
+    </w:p>
+    <w:p>
+      <w:r>
+        <w:rPr>
+          <w:rFonts w:ascii="맑은 고딕" w:hAnsi="맑은 고딕" w:eastAsia="맑은 고딕"/>
+          <w:sz w:val="21"/>
+        </w:rPr>
+        <w:t>② V$DATAGUARD_STATUS</w:t>
+      </w:r>
+    </w:p>
+    <w:p>
+      <w:r>
+        <w:rPr>
+          <w:rFonts w:ascii="맑은 고딕" w:hAnsi="맑은 고딕" w:eastAsia="맑은 고딕"/>
+          <w:sz w:val="21"/>
+        </w:rPr>
+        <w:t>③ V$STANDBY_LOG</w:t>
+      </w:r>
+    </w:p>
+    <w:p>
+      <w:r>
+        <w:rPr>
+          <w:rFonts w:ascii="맑은 고딕" w:hAnsi="맑은 고딕" w:eastAsia="맑은 고딕"/>
+          <w:sz w:val="21"/>
+        </w:rPr>
+        <w:t>④ V$DATAGUARD_STATS</w:t>
+      </w:r>
+    </w:p>
+    <w:p>
+      <w:r>
+        <w:rPr>
+          <w:rFonts w:ascii="맑은 고딕" w:hAnsi="맑은 고딕" w:eastAsia="맑은 고딕"/>
+          <w:sz w:val="21"/>
+        </w:rPr>
+        <w:t>하-15 · 객관식</w:t>
+      </w:r>
+    </w:p>
+    <w:p>
+      <w:r>
+        <w:rPr>
+          <w:rFonts w:ascii="맑은 고딕" w:hAnsi="맑은 고딕" w:eastAsia="맑은 고딕"/>
+          <w:sz w:val="21"/>
+        </w:rPr>
+        <w:t>[하-15] Broker 구성을 SQL로 조회하는 뷰는?</w:t>
+      </w:r>
+    </w:p>
+    <w:p>
+      <w:r>
+        <w:rPr>
+          <w:rFonts w:ascii="맑은 고딕" w:hAnsi="맑은 고딕" w:eastAsia="맑은 고딕"/>
+          <w:sz w:val="21"/>
+        </w:rPr>
+        <w:t>① V$BROKER_CONFIG</w:t>
+      </w:r>
+    </w:p>
+    <w:p>
+      <w:r>
+        <w:rPr>
+          <w:rFonts w:ascii="맑은 고딕" w:hAnsi="맑은 고딕" w:eastAsia="맑은 고딕"/>
+          <w:sz w:val="21"/>
+        </w:rPr>
+        <w:t>② V$DATAGUARD_CONFIG</w:t>
+      </w:r>
+    </w:p>
+    <w:p>
+      <w:r>
+        <w:rPr>
+          <w:rFonts w:ascii="맑은 고딕" w:hAnsi="맑은 고딕" w:eastAsia="맑은 고딕"/>
+          <w:sz w:val="21"/>
+        </w:rPr>
+        <w:t>③ DBA_DG_CONFIG</w:t>
+      </w:r>
+    </w:p>
+    <w:p>
+      <w:r>
+        <w:rPr>
+          <w:rFonts w:ascii="맑은 고딕" w:hAnsi="맑은 고딕" w:eastAsia="맑은 고딕"/>
+          <w:sz w:val="21"/>
+        </w:rPr>
+        <w:t>④ V$DG_BROKER_CONFIG</w:t>
+      </w:r>
+    </w:p>
+    <w:p>
+      <w:r>
+        <w:rPr>
+          <w:rFonts w:ascii="맑은 고딕" w:hAnsi="맑은 고딕" w:eastAsia="맑은 고딕"/>
+          <w:sz w:val="21"/>
+        </w:rPr>
+        <w:t>하-16 · 객관식</w:t>
+      </w:r>
+    </w:p>
+    <w:p>
+      <w:r>
+        <w:rPr>
+          <w:rFonts w:ascii="맑은 고딕" w:hAnsi="맑은 고딕" w:eastAsia="맑은 고딕"/>
+          <w:sz w:val="21"/>
+        </w:rPr>
+        <w:t>[하-16] 구성을 XML 파일로 내보내는 명령은?</w:t>
+      </w:r>
+    </w:p>
+    <w:p>
+      <w:r>
+        <w:rPr>
+          <w:rFonts w:ascii="맑은 고딕" w:hAnsi="맑은 고딕" w:eastAsia="맑은 고딕"/>
+          <w:sz w:val="21"/>
+        </w:rPr>
+        <w:t>① BACKUP CONFIGURATION</w:t>
+      </w:r>
+    </w:p>
+    <w:p>
+      <w:r>
+        <w:rPr>
+          <w:rFonts w:ascii="맑은 고딕" w:hAnsi="맑은 고딕" w:eastAsia="맑은 고딕"/>
+          <w:sz w:val="21"/>
+        </w:rPr>
+        <w:t>② EXPORT CONFIGURATION TO '&lt;파일명&gt;'</w:t>
+      </w:r>
+    </w:p>
+    <w:p>
+      <w:r>
+        <w:rPr>
+          <w:rFonts w:ascii="맑은 고딕" w:hAnsi="맑은 고딕" w:eastAsia="맑은 고딕"/>
+          <w:sz w:val="21"/>
+        </w:rPr>
+        <w:t>③ SAVE CONFIGURATION</w:t>
+      </w:r>
+    </w:p>
+    <w:p>
+      <w:r>
+        <w:rPr>
+          <w:rFonts w:ascii="맑은 고딕" w:hAnsi="맑은 고딕" w:eastAsia="맑은 고딕"/>
+          <w:sz w:val="21"/>
+        </w:rPr>
+        <w:t>④ SPOOL CONFIGURATION</w:t>
+      </w:r>
+    </w:p>
+    <w:p>
+      <w:r>
+        <w:rPr>
+          <w:rFonts w:ascii="맑은 고딕" w:hAnsi="맑은 고딕" w:eastAsia="맑은 고딕"/>
+          <w:sz w:val="21"/>
+        </w:rPr>
+        <w:t>하-17 · 객관식</w:t>
+      </w:r>
+    </w:p>
+    <w:p>
+      <w:r>
+        <w:rPr>
+          <w:rFonts w:ascii="맑은 고딕" w:hAnsi="맑은 고딕" w:eastAsia="맑은 고딕"/>
+          <w:sz w:val="21"/>
+        </w:rPr>
+        <w:t>[하-17] 자동 전환을 판단하고 촉발하는 주체는?</w:t>
+      </w:r>
+    </w:p>
+    <w:p>
+      <w:r>
+        <w:rPr>
+          <w:rFonts w:ascii="맑은 고딕" w:hAnsi="맑은 고딕" w:eastAsia="맑은 고딕"/>
+          <w:sz w:val="21"/>
+        </w:rPr>
+        <w:t>① MRP0</w:t>
+      </w:r>
+    </w:p>
+    <w:p>
+      <w:r>
+        <w:rPr>
+          <w:rFonts w:ascii="맑은 고딕" w:hAnsi="맑은 고딕" w:eastAsia="맑은 고딕"/>
+          <w:sz w:val="21"/>
+        </w:rPr>
+        <w:t>② LGWR</w:t>
+      </w:r>
+    </w:p>
+    <w:p>
+      <w:r>
+        <w:rPr>
+          <w:rFonts w:ascii="맑은 고딕" w:hAnsi="맑은 고딕" w:eastAsia="맑은 고딕"/>
+          <w:sz w:val="21"/>
+        </w:rPr>
+        <w:t>③ 관측자(Observer)</w:t>
+      </w:r>
+    </w:p>
+    <w:p>
+      <w:r>
+        <w:rPr>
+          <w:rFonts w:ascii="맑은 고딕" w:hAnsi="맑은 고딕" w:eastAsia="맑은 고딕"/>
+          <w:sz w:val="21"/>
+        </w:rPr>
+        <w:t>④ DMON</w:t>
+      </w:r>
+    </w:p>
+    <w:p>
+      <w:r>
+        <w:rPr>
+          <w:rFonts w:ascii="맑은 고딕" w:hAnsi="맑은 고딕" w:eastAsia="맑은 고딕"/>
+          <w:sz w:val="21"/>
+        </w:rPr>
+        <w:t>하-18 · 객관식</w:t>
+      </w:r>
+    </w:p>
+    <w:p>
+      <w:r>
+        <w:rPr>
+          <w:rFonts w:ascii="맑은 고딕" w:hAnsi="맑은 고딕" w:eastAsia="맑은 고딕"/>
+          <w:sz w:val="21"/>
+        </w:rPr>
+        <w:t>[하-18] 자동 전환의 대상을 지정하는 속성은?</w:t>
+      </w:r>
+    </w:p>
+    <w:p>
+      <w:r>
+        <w:rPr>
+          <w:rFonts w:ascii="맑은 고딕" w:hAnsi="맑은 고딕" w:eastAsia="맑은 고딕"/>
+          <w:sz w:val="21"/>
+        </w:rPr>
+        <w:t>① FailoverTarget</w:t>
+      </w:r>
+    </w:p>
+    <w:p>
+      <w:r>
+        <w:rPr>
+          <w:rFonts w:ascii="맑은 고딕" w:hAnsi="맑은 고딕" w:eastAsia="맑은 고딕"/>
+          <w:sz w:val="21"/>
+        </w:rPr>
+        <w:t>② StandbyTarget</w:t>
+      </w:r>
+    </w:p>
+    <w:p>
+      <w:r>
+        <w:rPr>
+          <w:rFonts w:ascii="맑은 고딕" w:hAnsi="맑은 고딕" w:eastAsia="맑은 고딕"/>
+          <w:sz w:val="21"/>
+        </w:rPr>
+        <w:t>③ FSFOTarget</w:t>
+      </w:r>
+    </w:p>
+    <w:p>
+      <w:r>
+        <w:rPr>
+          <w:rFonts w:ascii="맑은 고딕" w:hAnsi="맑은 고딕" w:eastAsia="맑은 고딕"/>
+          <w:sz w:val="21"/>
+        </w:rPr>
+        <w:t>④ FastStartFailoverTarget</w:t>
+      </w:r>
+    </w:p>
+    <w:p>
+      <w:r>
+        <w:rPr>
+          <w:rFonts w:ascii="맑은 고딕" w:hAnsi="맑은 고딕" w:eastAsia="맑은 고딕"/>
+          <w:sz w:val="21"/>
+        </w:rPr>
+        <w:t>하-19 · 객관식</w:t>
+      </w:r>
+    </w:p>
+    <w:p>
+      <w:r>
+        <w:rPr>
+          <w:rFonts w:ascii="맑은 고딕" w:hAnsi="맑은 고딕" w:eastAsia="맑은 고딕"/>
+          <w:sz w:val="21"/>
+        </w:rPr>
+        <w:t>[하-19] FSFO를 켰는데 관측자가 없을 때 나오는 경고는?</w:t>
+      </w:r>
+    </w:p>
+    <w:p>
+      <w:r>
+        <w:rPr>
+          <w:rFonts w:ascii="맑은 고딕" w:hAnsi="맑은 고딕" w:eastAsia="맑은 고딕"/>
+          <w:sz w:val="21"/>
+        </w:rPr>
+        <w:t>① ORA-16827</w:t>
+      </w:r>
+    </w:p>
+    <w:p>
+      <w:r>
+        <w:rPr>
+          <w:rFonts w:ascii="맑은 고딕" w:hAnsi="맑은 고딕" w:eastAsia="맑은 고딕"/>
+          <w:sz w:val="21"/>
+        </w:rPr>
+        <w:t>② ORA-16504</w:t>
+      </w:r>
+    </w:p>
+    <w:p>
+      <w:r>
+        <w:rPr>
+          <w:rFonts w:ascii="맑은 고딕" w:hAnsi="맑은 고딕" w:eastAsia="맑은 고딕"/>
+          <w:sz w:val="21"/>
+        </w:rPr>
+        <w:t>③ ORA-16853</w:t>
       </w:r>
     </w:p>
     <w:p>
@@ -411,654 +1101,6 @@
           <w:rFonts w:ascii="맑은 고딕" w:hAnsi="맑은 고딕" w:eastAsia="맑은 고딕"/>
           <w:sz w:val="21"/>
         </w:rPr>
-        <w:t>하-08 · 객관식</w:t>
-      </w:r>
-    </w:p>
-    <w:p>
-      <w:r>
-        <w:rPr>
-          <w:rFonts w:ascii="맑은 고딕" w:hAnsi="맑은 고딕" w:eastAsia="맑은 고딕"/>
-          <w:sz w:val="21"/>
-        </w:rPr>
-        <w:t>[하-08] `ApplyLagThreshold`의 실측 기본값은?</w:t>
-      </w:r>
-    </w:p>
-    <w:p>
-      <w:r>
-        <w:rPr>
-          <w:rFonts w:ascii="맑은 고딕" w:hAnsi="맑은 고딕" w:eastAsia="맑은 고딕"/>
-          <w:sz w:val="21"/>
-        </w:rPr>
-        <w:t>① 30초</w:t>
-      </w:r>
-    </w:p>
-    <w:p>
-      <w:r>
-        <w:rPr>
-          <w:rFonts w:ascii="맑은 고딕" w:hAnsi="맑은 고딕" w:eastAsia="맑은 고딕"/>
-          <w:sz w:val="21"/>
-        </w:rPr>
-        <w:t>② 0초</w:t>
-      </w:r>
-    </w:p>
-    <w:p>
-      <w:r>
-        <w:rPr>
-          <w:rFonts w:ascii="맑은 고딕" w:hAnsi="맑은 고딕" w:eastAsia="맑은 고딕"/>
-          <w:sz w:val="21"/>
-        </w:rPr>
-        <w:t>③ 60초</w:t>
-      </w:r>
-    </w:p>
-    <w:p>
-      <w:r>
-        <w:rPr>
-          <w:rFonts w:ascii="맑은 고딕" w:hAnsi="맑은 고딕" w:eastAsia="맑은 고딕"/>
-          <w:sz w:val="21"/>
-        </w:rPr>
-        <w:t>④ 300초</w:t>
-      </w:r>
-    </w:p>
-    <w:p>
-      <w:r>
-        <w:rPr>
-          <w:rFonts w:ascii="맑은 고딕" w:hAnsi="맑은 고딕" w:eastAsia="맑은 고딕"/>
-          <w:sz w:val="21"/>
-        </w:rPr>
-        <w:t>하-09 · 객관식</w:t>
-      </w:r>
-    </w:p>
-    <w:p>
-      <w:r>
-        <w:rPr>
-          <w:rFonts w:ascii="맑은 고딕" w:hAnsi="맑은 고딕" w:eastAsia="맑은 고딕"/>
-          <w:sz w:val="21"/>
-        </w:rPr>
-        <w:t>[하-09] 적용을 일부러 미루는 속성은?</w:t>
-      </w:r>
-    </w:p>
-    <w:p>
-      <w:r>
-        <w:rPr>
-          <w:rFonts w:ascii="맑은 고딕" w:hAnsi="맑은 고딕" w:eastAsia="맑은 고딕"/>
-          <w:sz w:val="21"/>
-        </w:rPr>
-        <w:t>① DelayMins</w:t>
-      </w:r>
-    </w:p>
-    <w:p>
-      <w:r>
-        <w:rPr>
-          <w:rFonts w:ascii="맑은 고딕" w:hAnsi="맑은 고딕" w:eastAsia="맑은 고딕"/>
-          <w:sz w:val="21"/>
-        </w:rPr>
-        <w:t>② LogShipping</w:t>
-      </w:r>
-    </w:p>
-    <w:p>
-      <w:r>
-        <w:rPr>
-          <w:rFonts w:ascii="맑은 고딕" w:hAnsi="맑은 고딕" w:eastAsia="맑은 고딕"/>
-          <w:sz w:val="21"/>
-        </w:rPr>
-        <w:t>③ NetTimeout</w:t>
-      </w:r>
-    </w:p>
-    <w:p>
-      <w:r>
-        <w:rPr>
-          <w:rFonts w:ascii="맑은 고딕" w:hAnsi="맑은 고딕" w:eastAsia="맑은 고딕"/>
-          <w:sz w:val="21"/>
-        </w:rPr>
-        <w:t>④ ReopenSecs</w:t>
-      </w:r>
-    </w:p>
-    <w:p>
-      <w:r>
-        <w:rPr>
-          <w:rFonts w:ascii="맑은 고딕" w:hAnsi="맑은 고딕" w:eastAsia="맑은 고딕"/>
-          <w:sz w:val="21"/>
-        </w:rPr>
-        <w:t>하-10 · 객관식</w:t>
-      </w:r>
-    </w:p>
-    <w:p>
-      <w:r>
-        <w:rPr>
-          <w:rFonts w:ascii="맑은 고딕" w:hAnsi="맑은 고딕" w:eastAsia="맑은 고딕"/>
-          <w:sz w:val="21"/>
-        </w:rPr>
-        <w:t>[하-10] Primary가 보낼 것이 남았는지 보여 주는 모니터링 속성은?</w:t>
-      </w:r>
-    </w:p>
-    <w:p>
-      <w:r>
-        <w:rPr>
-          <w:rFonts w:ascii="맑은 고딕" w:hAnsi="맑은 고딕" w:eastAsia="맑은 고딕"/>
-          <w:sz w:val="21"/>
-        </w:rPr>
-        <w:t>① SendQEntries</w:t>
-      </w:r>
-    </w:p>
-    <w:p>
-      <w:r>
-        <w:rPr>
-          <w:rFonts w:ascii="맑은 고딕" w:hAnsi="맑은 고딕" w:eastAsia="맑은 고딕"/>
-          <w:sz w:val="21"/>
-        </w:rPr>
-        <w:t>② RecvQEntries</w:t>
-      </w:r>
-    </w:p>
-    <w:p>
-      <w:r>
-        <w:rPr>
-          <w:rFonts w:ascii="맑은 고딕" w:hAnsi="맑은 고딕" w:eastAsia="맑은 고딕"/>
-          <w:sz w:val="21"/>
-        </w:rPr>
-        <w:t>③ LogXptStatus</w:t>
-      </w:r>
-    </w:p>
-    <w:p>
-      <w:r>
-        <w:rPr>
-          <w:rFonts w:ascii="맑은 고딕" w:hAnsi="맑은 고딕" w:eastAsia="맑은 고딕"/>
-          <w:sz w:val="21"/>
-        </w:rPr>
-        <w:t>④ StatusReport</w:t>
-      </w:r>
-    </w:p>
-    <w:p>
-      <w:r>
-        <w:rPr>
-          <w:rFonts w:ascii="맑은 고딕" w:hAnsi="맑은 고딕" w:eastAsia="맑은 고딕"/>
-          <w:sz w:val="21"/>
-        </w:rPr>
-        <w:t>하-11 · 객관식</w:t>
-      </w:r>
-    </w:p>
-    <w:p>
-      <w:r>
-        <w:rPr>
-          <w:rFonts w:ascii="맑은 고딕" w:hAnsi="맑은 고딕" w:eastAsia="맑은 고딕"/>
-          <w:sz w:val="21"/>
-        </w:rPr>
-        <w:t>[하-11] Standby가 받았지만 아직 적용하지 못한 것을 보여 주는 속성은?</w:t>
-      </w:r>
-    </w:p>
-    <w:p>
-      <w:r>
-        <w:rPr>
-          <w:rFonts w:ascii="맑은 고딕" w:hAnsi="맑은 고딕" w:eastAsia="맑은 고딕"/>
-          <w:sz w:val="21"/>
-        </w:rPr>
-        <w:t>① RecvQEntries</w:t>
-      </w:r>
-    </w:p>
-    <w:p>
-      <w:r>
-        <w:rPr>
-          <w:rFonts w:ascii="맑은 고딕" w:hAnsi="맑은 고딕" w:eastAsia="맑은 고딕"/>
-          <w:sz w:val="21"/>
-        </w:rPr>
-        <w:t>② SendQEntries</w:t>
-      </w:r>
-    </w:p>
-    <w:p>
-      <w:r>
-        <w:rPr>
-          <w:rFonts w:ascii="맑은 고딕" w:hAnsi="맑은 고딕" w:eastAsia="맑은 고딕"/>
-          <w:sz w:val="21"/>
-        </w:rPr>
-        <w:t>③ TopWaitEvents</w:t>
-      </w:r>
-    </w:p>
-    <w:p>
-      <w:r>
-        <w:rPr>
-          <w:rFonts w:ascii="맑은 고딕" w:hAnsi="맑은 고딕" w:eastAsia="맑은 고딕"/>
-          <w:sz w:val="21"/>
-        </w:rPr>
-        <w:t>④ InconsistentProperties</w:t>
-      </w:r>
-    </w:p>
-    <w:p>
-      <w:r>
-        <w:rPr>
-          <w:rFonts w:ascii="맑은 고딕" w:hAnsi="맑은 고딕" w:eastAsia="맑은 고딕"/>
-          <w:sz w:val="21"/>
-        </w:rPr>
-        <w:t>하-12 · 객관식</w:t>
-      </w:r>
-    </w:p>
-    <w:p>
-      <w:r>
-        <w:rPr>
-          <w:rFonts w:ascii="맑은 고딕" w:hAnsi="맑은 고딕" w:eastAsia="맑은 고딕"/>
-          <w:sz w:val="21"/>
-        </w:rPr>
-        <w:t>[하-12] 인스턴스별 오류를 표로 보여 주는 모니터링 속성은?</w:t>
-      </w:r>
-    </w:p>
-    <w:p>
-      <w:r>
-        <w:rPr>
-          <w:rFonts w:ascii="맑은 고딕" w:hAnsi="맑은 고딕" w:eastAsia="맑은 고딕"/>
-          <w:sz w:val="21"/>
-        </w:rPr>
-        <w:t>① StatusReport</w:t>
-      </w:r>
-    </w:p>
-    <w:p>
-      <w:r>
-        <w:rPr>
-          <w:rFonts w:ascii="맑은 고딕" w:hAnsi="맑은 고딕" w:eastAsia="맑은 고딕"/>
-          <w:sz w:val="21"/>
-        </w:rPr>
-        <w:t>② LogXptStatus</w:t>
-      </w:r>
-    </w:p>
-    <w:p>
-      <w:r>
-        <w:rPr>
-          <w:rFonts w:ascii="맑은 고딕" w:hAnsi="맑은 고딕" w:eastAsia="맑은 고딕"/>
-          <w:sz w:val="21"/>
-        </w:rPr>
-        <w:t>③ SidName</w:t>
-      </w:r>
-    </w:p>
-    <w:p>
-      <w:r>
-        <w:rPr>
-          <w:rFonts w:ascii="맑은 고딕" w:hAnsi="맑은 고딕" w:eastAsia="맑은 고딕"/>
-          <w:sz w:val="21"/>
-        </w:rPr>
-        <w:t>④ TopWaitEvents</w:t>
-      </w:r>
-    </w:p>
-    <w:p>
-      <w:r>
-        <w:rPr>
-          <w:rFonts w:ascii="맑은 고딕" w:hAnsi="맑은 고딕" w:eastAsia="맑은 고딕"/>
-          <w:sz w:val="21"/>
-        </w:rPr>
-        <w:t>하-13 · 객관식</w:t>
-      </w:r>
-    </w:p>
-    <w:p>
-      <w:r>
-        <w:rPr>
-          <w:rFonts w:ascii="맑은 고딕" w:hAnsi="맑은 고딕" w:eastAsia="맑은 고딕"/>
-          <w:sz w:val="21"/>
-        </w:rPr>
-        <w:t>[하-13] Data Guard의 사건 흐름을 SQL로 조회하는 뷰는?</w:t>
-      </w:r>
-    </w:p>
-    <w:p>
-      <w:r>
-        <w:rPr>
-          <w:rFonts w:ascii="맑은 고딕" w:hAnsi="맑은 고딕" w:eastAsia="맑은 고딕"/>
-          <w:sz w:val="21"/>
-        </w:rPr>
-        <w:t>① V$DATAGUARD_STATUS</w:t>
-      </w:r>
-    </w:p>
-    <w:p>
-      <w:r>
-        <w:rPr>
-          <w:rFonts w:ascii="맑은 고딕" w:hAnsi="맑은 고딕" w:eastAsia="맑은 고딕"/>
-          <w:sz w:val="21"/>
-        </w:rPr>
-        <w:t>② V$DATAGUARD_STATS</w:t>
-      </w:r>
-    </w:p>
-    <w:p>
-      <w:r>
-        <w:rPr>
-          <w:rFonts w:ascii="맑은 고딕" w:hAnsi="맑은 고딕" w:eastAsia="맑은 고딕"/>
-          <w:sz w:val="21"/>
-        </w:rPr>
-        <w:t>③ V$DG_BROKER_CONFIG</w:t>
-      </w:r>
-    </w:p>
-    <w:p>
-      <w:r>
-        <w:rPr>
-          <w:rFonts w:ascii="맑은 고딕" w:hAnsi="맑은 고딕" w:eastAsia="맑은 고딕"/>
-          <w:sz w:val="21"/>
-        </w:rPr>
-        <w:t>④ V$MANAGED_STANDBY</w:t>
-      </w:r>
-    </w:p>
-    <w:p>
-      <w:r>
-        <w:rPr>
-          <w:rFonts w:ascii="맑은 고딕" w:hAnsi="맑은 고딕" w:eastAsia="맑은 고딕"/>
-          <w:sz w:val="21"/>
-        </w:rPr>
-        <w:t>하-14 · 객관식</w:t>
-      </w:r>
-    </w:p>
-    <w:p>
-      <w:r>
-        <w:rPr>
-          <w:rFonts w:ascii="맑은 고딕" w:hAnsi="맑은 고딕" w:eastAsia="맑은 고딕"/>
-          <w:sz w:val="21"/>
-        </w:rPr>
-        <w:t>[하-14] 지연과 시간 추정값을 담은 뷰는?</w:t>
-      </w:r>
-    </w:p>
-    <w:p>
-      <w:r>
-        <w:rPr>
-          <w:rFonts w:ascii="맑은 고딕" w:hAnsi="맑은 고딕" w:eastAsia="맑은 고딕"/>
-          <w:sz w:val="21"/>
-        </w:rPr>
-        <w:t>① V$DATAGUARD_STATS</w:t>
-      </w:r>
-    </w:p>
-    <w:p>
-      <w:r>
-        <w:rPr>
-          <w:rFonts w:ascii="맑은 고딕" w:hAnsi="맑은 고딕" w:eastAsia="맑은 고딕"/>
-          <w:sz w:val="21"/>
-        </w:rPr>
-        <w:t>② V$DATAGUARD_STATUS</w:t>
-      </w:r>
-    </w:p>
-    <w:p>
-      <w:r>
-        <w:rPr>
-          <w:rFonts w:ascii="맑은 고딕" w:hAnsi="맑은 고딕" w:eastAsia="맑은 고딕"/>
-          <w:sz w:val="21"/>
-        </w:rPr>
-        <w:t>③ V$ARCHIVE_GAP</w:t>
-      </w:r>
-    </w:p>
-    <w:p>
-      <w:r>
-        <w:rPr>
-          <w:rFonts w:ascii="맑은 고딕" w:hAnsi="맑은 고딕" w:eastAsia="맑은 고딕"/>
-          <w:sz w:val="21"/>
-        </w:rPr>
-        <w:t>④ V$STANDBY_LOG</w:t>
-      </w:r>
-    </w:p>
-    <w:p>
-      <w:r>
-        <w:rPr>
-          <w:rFonts w:ascii="맑은 고딕" w:hAnsi="맑은 고딕" w:eastAsia="맑은 고딕"/>
-          <w:sz w:val="21"/>
-        </w:rPr>
-        <w:t>하-15 · 객관식</w:t>
-      </w:r>
-    </w:p>
-    <w:p>
-      <w:r>
-        <w:rPr>
-          <w:rFonts w:ascii="맑은 고딕" w:hAnsi="맑은 고딕" w:eastAsia="맑은 고딕"/>
-          <w:sz w:val="21"/>
-        </w:rPr>
-        <w:t>[하-15] Broker 구성을 SQL로 조회하는 뷰는?</w:t>
-      </w:r>
-    </w:p>
-    <w:p>
-      <w:r>
-        <w:rPr>
-          <w:rFonts w:ascii="맑은 고딕" w:hAnsi="맑은 고딕" w:eastAsia="맑은 고딕"/>
-          <w:sz w:val="21"/>
-        </w:rPr>
-        <w:t>① V$DG_BROKER_CONFIG</w:t>
-      </w:r>
-    </w:p>
-    <w:p>
-      <w:r>
-        <w:rPr>
-          <w:rFonts w:ascii="맑은 고딕" w:hAnsi="맑은 고딕" w:eastAsia="맑은 고딕"/>
-          <w:sz w:val="21"/>
-        </w:rPr>
-        <w:t>② V$BROKER_CONFIG</w:t>
-      </w:r>
-    </w:p>
-    <w:p>
-      <w:r>
-        <w:rPr>
-          <w:rFonts w:ascii="맑은 고딕" w:hAnsi="맑은 고딕" w:eastAsia="맑은 고딕"/>
-          <w:sz w:val="21"/>
-        </w:rPr>
-        <w:t>③ V$DATAGUARD_CONFIG</w:t>
-      </w:r>
-    </w:p>
-    <w:p>
-      <w:r>
-        <w:rPr>
-          <w:rFonts w:ascii="맑은 고딕" w:hAnsi="맑은 고딕" w:eastAsia="맑은 고딕"/>
-          <w:sz w:val="21"/>
-        </w:rPr>
-        <w:t>④ DBA_DG_CONFIG</w:t>
-      </w:r>
-    </w:p>
-    <w:p>
-      <w:r>
-        <w:rPr>
-          <w:rFonts w:ascii="맑은 고딕" w:hAnsi="맑은 고딕" w:eastAsia="맑은 고딕"/>
-          <w:sz w:val="21"/>
-        </w:rPr>
-        <w:t>하-16 · 객관식</w:t>
-      </w:r>
-    </w:p>
-    <w:p>
-      <w:r>
-        <w:rPr>
-          <w:rFonts w:ascii="맑은 고딕" w:hAnsi="맑은 고딕" w:eastAsia="맑은 고딕"/>
-          <w:sz w:val="21"/>
-        </w:rPr>
-        <w:t>[하-16] 구성을 XML 파일로 내보내는 명령은?</w:t>
-      </w:r>
-    </w:p>
-    <w:p>
-      <w:r>
-        <w:rPr>
-          <w:rFonts w:ascii="맑은 고딕" w:hAnsi="맑은 고딕" w:eastAsia="맑은 고딕"/>
-          <w:sz w:val="21"/>
-        </w:rPr>
-        <w:t>① EXPORT CONFIGURATION TO '&lt;파일명&gt;'</w:t>
-      </w:r>
-    </w:p>
-    <w:p>
-      <w:r>
-        <w:rPr>
-          <w:rFonts w:ascii="맑은 고딕" w:hAnsi="맑은 고딕" w:eastAsia="맑은 고딕"/>
-          <w:sz w:val="21"/>
-        </w:rPr>
-        <w:t>② BACKUP CONFIGURATION</w:t>
-      </w:r>
-    </w:p>
-    <w:p>
-      <w:r>
-        <w:rPr>
-          <w:rFonts w:ascii="맑은 고딕" w:hAnsi="맑은 고딕" w:eastAsia="맑은 고딕"/>
-          <w:sz w:val="21"/>
-        </w:rPr>
-        <w:t>③ SAVE CONFIGURATION</w:t>
-      </w:r>
-    </w:p>
-    <w:p>
-      <w:r>
-        <w:rPr>
-          <w:rFonts w:ascii="맑은 고딕" w:hAnsi="맑은 고딕" w:eastAsia="맑은 고딕"/>
-          <w:sz w:val="21"/>
-        </w:rPr>
-        <w:t>④ SPOOL CONFIGURATION</w:t>
-      </w:r>
-    </w:p>
-    <w:p>
-      <w:r>
-        <w:rPr>
-          <w:rFonts w:ascii="맑은 고딕" w:hAnsi="맑은 고딕" w:eastAsia="맑은 고딕"/>
-          <w:sz w:val="21"/>
-        </w:rPr>
-        <w:t>하-17 · 객관식</w:t>
-      </w:r>
-    </w:p>
-    <w:p>
-      <w:r>
-        <w:rPr>
-          <w:rFonts w:ascii="맑은 고딕" w:hAnsi="맑은 고딕" w:eastAsia="맑은 고딕"/>
-          <w:sz w:val="21"/>
-        </w:rPr>
-        <w:t>[하-17] 자동 전환을 판단하고 촉발하는 주체는?</w:t>
-      </w:r>
-    </w:p>
-    <w:p>
-      <w:r>
-        <w:rPr>
-          <w:rFonts w:ascii="맑은 고딕" w:hAnsi="맑은 고딕" w:eastAsia="맑은 고딕"/>
-          <w:sz w:val="21"/>
-        </w:rPr>
-        <w:t>① 관측자(Observer)</w:t>
-      </w:r>
-    </w:p>
-    <w:p>
-      <w:r>
-        <w:rPr>
-          <w:rFonts w:ascii="맑은 고딕" w:hAnsi="맑은 고딕" w:eastAsia="맑은 고딕"/>
-          <w:sz w:val="21"/>
-        </w:rPr>
-        <w:t>② DMON</w:t>
-      </w:r>
-    </w:p>
-    <w:p>
-      <w:r>
-        <w:rPr>
-          <w:rFonts w:ascii="맑은 고딕" w:hAnsi="맑은 고딕" w:eastAsia="맑은 고딕"/>
-          <w:sz w:val="21"/>
-        </w:rPr>
-        <w:t>③ MRP0</w:t>
-      </w:r>
-    </w:p>
-    <w:p>
-      <w:r>
-        <w:rPr>
-          <w:rFonts w:ascii="맑은 고딕" w:hAnsi="맑은 고딕" w:eastAsia="맑은 고딕"/>
-          <w:sz w:val="21"/>
-        </w:rPr>
-        <w:t>④ LGWR</w:t>
-      </w:r>
-    </w:p>
-    <w:p>
-      <w:r>
-        <w:rPr>
-          <w:rFonts w:ascii="맑은 고딕" w:hAnsi="맑은 고딕" w:eastAsia="맑은 고딕"/>
-          <w:sz w:val="21"/>
-        </w:rPr>
-        <w:t>하-18 · 객관식</w:t>
-      </w:r>
-    </w:p>
-    <w:p>
-      <w:r>
-        <w:rPr>
-          <w:rFonts w:ascii="맑은 고딕" w:hAnsi="맑은 고딕" w:eastAsia="맑은 고딕"/>
-          <w:sz w:val="21"/>
-        </w:rPr>
-        <w:t>[하-18] 자동 전환의 대상을 지정하는 속성은?</w:t>
-      </w:r>
-    </w:p>
-    <w:p>
-      <w:r>
-        <w:rPr>
-          <w:rFonts w:ascii="맑은 고딕" w:hAnsi="맑은 고딕" w:eastAsia="맑은 고딕"/>
-          <w:sz w:val="21"/>
-        </w:rPr>
-        <w:t>① FastStartFailoverTarget</w:t>
-      </w:r>
-    </w:p>
-    <w:p>
-      <w:r>
-        <w:rPr>
-          <w:rFonts w:ascii="맑은 고딕" w:hAnsi="맑은 고딕" w:eastAsia="맑은 고딕"/>
-          <w:sz w:val="21"/>
-        </w:rPr>
-        <w:t>② FailoverTarget</w:t>
-      </w:r>
-    </w:p>
-    <w:p>
-      <w:r>
-        <w:rPr>
-          <w:rFonts w:ascii="맑은 고딕" w:hAnsi="맑은 고딕" w:eastAsia="맑은 고딕"/>
-          <w:sz w:val="21"/>
-        </w:rPr>
-        <w:t>③ StandbyTarget</w:t>
-      </w:r>
-    </w:p>
-    <w:p>
-      <w:r>
-        <w:rPr>
-          <w:rFonts w:ascii="맑은 고딕" w:hAnsi="맑은 고딕" w:eastAsia="맑은 고딕"/>
-          <w:sz w:val="21"/>
-        </w:rPr>
-        <w:t>④ FSFOTarget</w:t>
-      </w:r>
-    </w:p>
-    <w:p>
-      <w:r>
-        <w:rPr>
-          <w:rFonts w:ascii="맑은 고딕" w:hAnsi="맑은 고딕" w:eastAsia="맑은 고딕"/>
-          <w:sz w:val="21"/>
-        </w:rPr>
-        <w:t>하-19 · 객관식</w:t>
-      </w:r>
-    </w:p>
-    <w:p>
-      <w:r>
-        <w:rPr>
-          <w:rFonts w:ascii="맑은 고딕" w:hAnsi="맑은 고딕" w:eastAsia="맑은 고딕"/>
-          <w:sz w:val="21"/>
-        </w:rPr>
-        <w:t>[하-19] FSFO를 켰는데 관측자가 없을 때 나오는 경고는?</w:t>
-      </w:r>
-    </w:p>
-    <w:p>
-      <w:r>
-        <w:rPr>
-          <w:rFonts w:ascii="맑은 고딕" w:hAnsi="맑은 고딕" w:eastAsia="맑은 고딕"/>
-          <w:sz w:val="21"/>
-        </w:rPr>
-        <w:t>① ORA-16819</w:t>
-      </w:r>
-    </w:p>
-    <w:p>
-      <w:r>
-        <w:rPr>
-          <w:rFonts w:ascii="맑은 고딕" w:hAnsi="맑은 고딕" w:eastAsia="맑은 고딕"/>
-          <w:sz w:val="21"/>
-        </w:rPr>
-        <w:t>② ORA-16827</w:t>
-      </w:r>
-    </w:p>
-    <w:p>
-      <w:r>
-        <w:rPr>
-          <w:rFonts w:ascii="맑은 고딕" w:hAnsi="맑은 고딕" w:eastAsia="맑은 고딕"/>
-          <w:sz w:val="21"/>
-        </w:rPr>
-        <w:t>③ ORA-16853</w:t>
-      </w:r>
-    </w:p>
-    <w:p>
-      <w:r>
-        <w:rPr>
-          <w:rFonts w:ascii="맑은 고딕" w:hAnsi="맑은 고딕" w:eastAsia="맑은 고딕"/>
-          <w:sz w:val="21"/>
-        </w:rPr>
-        <w:t>④ ORA-16504</w:t>
-      </w:r>
-    </w:p>
-    <w:p>
-      <w:r>
-        <w:rPr>
-          <w:rFonts w:ascii="맑은 고딕" w:hAnsi="맑은 고딕" w:eastAsia="맑은 고딕"/>
-          <w:sz w:val="21"/>
-        </w:rPr>
         <w:t>하-20 · 객관식</w:t>
       </w:r>
     </w:p>
@@ -1086,16 +1128,16 @@
           <w:rFonts w:ascii="맑은 고딕" w:hAnsi="맑은 고딕" w:eastAsia="맑은 고딕"/>
           <w:sz w:val="21"/>
         </w:rPr>
-        <w:t>② EDIT ... SET PROPERTY 'FastStartFailoverTarget'=''</w:t>
-      </w:r>
-    </w:p>
-    <w:p>
-      <w:r>
-        <w:rPr>
-          <w:rFonts w:ascii="맑은 고딕" w:hAnsi="맑은 고딕" w:eastAsia="맑은 고딕"/>
-          <w:sz w:val="21"/>
-        </w:rPr>
-        <w:t>③ REMOVE FAST_START FAILOVER</w:t>
+        <w:t>② REMOVE FAST_START FAILOVER</w:t>
+      </w:r>
+    </w:p>
+    <w:p>
+      <w:r>
+        <w:rPr>
+          <w:rFonts w:ascii="맑은 고딕" w:hAnsi="맑은 고딕" w:eastAsia="맑은 고딕"/>
+          <w:sz w:val="21"/>
+        </w:rPr>
+        <w:t>③ EDIT ... SET PROPERTY 'FastStartFailoverTarget'=''</w:t>
       </w:r>
     </w:p>
     <w:p>
@@ -1130,25 +1172,53 @@
           <w:rFonts w:ascii="맑은 고딕" w:hAnsi="맑은 고딕" w:eastAsia="맑은 고딕"/>
           <w:sz w:val="21"/>
         </w:rPr>
-        <w:t>[중-01] `LogShipping=OFF`로 전송을 끈 직후 `SHOW CONFIGURATION`의 실측 결과는?</w:t>
-      </w:r>
-    </w:p>
-    <w:p>
-      <w:r>
-        <w:rPr>
-          <w:rFonts w:ascii="맑은 고딕" w:hAnsi="맑은 고딕" w:eastAsia="맑은 고딕"/>
-          <w:sz w:val="21"/>
-        </w:rPr>
-        <w:t>① SUCCESS — 의도한 상태이므로</w:t>
-      </w:r>
-    </w:p>
-    <w:p>
-      <w:r>
-        <w:rPr>
-          <w:rFonts w:ascii="맑은 고딕" w:hAnsi="맑은 고딕" w:eastAsia="맑은 고딕"/>
-          <w:sz w:val="21"/>
-        </w:rPr>
-        <w:t>② WARNING — 전송이 끊겼으므로</w:t>
+        <w:t xml:space="preserve">[중-01] </w:t>
+      </w:r>
+      <w:r>
+        <w:rPr>
+          <w:rFonts w:ascii="Consolas" w:hAnsi="Consolas" w:eastAsia="맑은 고딕"/>
+          <w:sz w:val="21"/>
+        </w:rPr>
+        <w:t xml:space="preserve">LogShipping=OFF</w:t>
+      </w:r>
+      <w:r>
+        <w:rPr>
+          <w:rFonts w:ascii="맑은 고딕" w:hAnsi="맑은 고딕" w:eastAsia="맑은 고딕"/>
+          <w:sz w:val="21"/>
+        </w:rPr>
+        <w:t xml:space="preserve">로 전송을 끈 직후 </w:t>
+      </w:r>
+      <w:r>
+        <w:rPr>
+          <w:rFonts w:ascii="Consolas" w:hAnsi="Consolas" w:eastAsia="맑은 고딕"/>
+          <w:sz w:val="21"/>
+        </w:rPr>
+        <w:t xml:space="preserve">SHOW CONFIGURATION</w:t>
+      </w:r>
+      <w:r>
+        <w:rPr>
+          <w:rFonts w:ascii="맑은 고딕" w:hAnsi="맑은 고딕" w:eastAsia="맑은 고딕"/>
+          <w:sz w:val="21"/>
+        </w:rPr>
+        <w:t xml:space="preserve">의 실측 결과는?</w:t>
+      </w:r>
+    </w:p>
+    <w:p>
+      <w:r>
+        <w:rPr>
+          <w:rFonts w:ascii="맑은 고딕" w:hAnsi="맑은 고딕" w:eastAsia="맑은 고딕"/>
+          <w:sz w:val="21"/>
+        </w:rPr>
+        <w:t>① DISABLED</w:t>
+      </w:r>
+    </w:p>
+    <w:p>
+      <w:r>
+        <w:rPr>
+          <w:rFonts w:ascii="맑은 고딕" w:hAnsi="맑은 고딕" w:eastAsia="맑은 고딕"/>
+          <w:sz w:val="21"/>
+        </w:rPr>
+        <w:t>② SUCCESS — 의도한 상태이므로</w:t>
       </w:r>
     </w:p>
     <w:p>
@@ -1166,7 +1236,7 @@
           <w:rFonts w:ascii="맑은 고딕" w:hAnsi="맑은 고딕" w:eastAsia="맑은 고딕"/>
           <w:sz w:val="21"/>
         </w:rPr>
-        <w:t>④ DISABLED</w:t>
+        <w:t>④ WARNING — 전송이 끊겼으므로</w:t>
       </w:r>
     </w:p>
     <w:p>
@@ -1202,16 +1272,16 @@
           <w:rFonts w:ascii="맑은 고딕" w:hAnsi="맑은 고딕" w:eastAsia="맑은 고딕"/>
           <w:sz w:val="21"/>
         </w:rPr>
-        <w:t>② transport lag만 커진다</w:t>
-      </w:r>
-    </w:p>
-    <w:p>
-      <w:r>
-        <w:rPr>
-          <w:rFonts w:ascii="맑은 고딕" w:hAnsi="맑은 고딕" w:eastAsia="맑은 고딕"/>
-          <w:sz w:val="21"/>
-        </w:rPr>
-        <w:t>③ apply lag만 커진다</w:t>
+        <w:t>② apply lag만 커진다</w:t>
+      </w:r>
+    </w:p>
+    <w:p>
+      <w:r>
+        <w:rPr>
+          <w:rFonts w:ascii="맑은 고딕" w:hAnsi="맑은 고딕" w:eastAsia="맑은 고딕"/>
+          <w:sz w:val="21"/>
+        </w:rPr>
+        <w:t>③ transport lag만 커진다</w:t>
       </w:r>
     </w:p>
     <w:p>
@@ -1238,34 +1308,48 @@
           <w:rFonts w:ascii="맑은 고딕" w:hAnsi="맑은 고딕" w:eastAsia="맑은 고딕"/>
           <w:sz w:val="21"/>
         </w:rPr>
-        <w:t>[중-03] 같은 상황에서 `VALIDATE DATABASE 'boston'`의 답은?</w:t>
-      </w:r>
-    </w:p>
-    <w:p>
-      <w:r>
-        <w:rPr>
-          <w:rFonts w:ascii="맑은 고딕" w:hAnsi="맑은 고딕" w:eastAsia="맑은 고딕"/>
-          <w:sz w:val="21"/>
-        </w:rPr>
-        <w:t>① Ready for Switchover: No</w:t>
-      </w:r>
-    </w:p>
-    <w:p>
-      <w:r>
-        <w:rPr>
-          <w:rFonts w:ascii="맑은 고딕" w:hAnsi="맑은 고딕" w:eastAsia="맑은 고딕"/>
-          <w:sz w:val="21"/>
-        </w:rPr>
-        <w:t>② Ready for Switchover: Yes</w:t>
-      </w:r>
-    </w:p>
-    <w:p>
-      <w:r>
-        <w:rPr>
-          <w:rFonts w:ascii="맑은 고딕" w:hAnsi="맑은 고딕" w:eastAsia="맑은 고딕"/>
-          <w:sz w:val="21"/>
-        </w:rPr>
-        <w:t>③ 오류로 실행되지 않는다</w:t>
+        <w:t xml:space="preserve">[중-03] 같은 상황에서 </w:t>
+      </w:r>
+      <w:r>
+        <w:rPr>
+          <w:rFonts w:ascii="Consolas" w:hAnsi="Consolas" w:eastAsia="맑은 고딕"/>
+          <w:sz w:val="21"/>
+        </w:rPr>
+        <w:t xml:space="preserve">VALIDATE DATABASE 'boston'</w:t>
+      </w:r>
+      <w:r>
+        <w:rPr>
+          <w:rFonts w:ascii="맑은 고딕" w:hAnsi="맑은 고딕" w:eastAsia="맑은 고딕"/>
+          <w:sz w:val="21"/>
+        </w:rPr>
+        <w:t xml:space="preserve">의 답은?</w:t>
+      </w:r>
+    </w:p>
+    <w:p>
+      <w:r>
+        <w:rPr>
+          <w:rFonts w:ascii="맑은 고딕" w:hAnsi="맑은 고딕" w:eastAsia="맑은 고딕"/>
+          <w:sz w:val="21"/>
+        </w:rPr>
+        <w:t>① Ready for Switchover: Yes</w:t>
+      </w:r>
+    </w:p>
+    <w:p>
+      <w:r>
+        <w:rPr>
+          <w:rFonts w:ascii="맑은 고딕" w:hAnsi="맑은 고딕" w:eastAsia="맑은 고딕"/>
+          <w:sz w:val="21"/>
+        </w:rPr>
+        <w:t>② 오류로 실행되지 않는다</w:t>
+      </w:r>
+    </w:p>
+    <w:p>
+      <w:r>
+        <w:rPr>
+          <w:rFonts w:ascii="맑은 고딕" w:hAnsi="맑은 고딕" w:eastAsia="맑은 고딕"/>
+          <w:sz w:val="21"/>
+        </w:rPr>
+        <w:t>③ Ready for Switchover: No</w:t>
       </w:r>
     </w:p>
     <w:p>
@@ -1292,25 +1376,53 @@
           <w:rFonts w:ascii="맑은 고딕" w:hAnsi="맑은 고딕" w:eastAsia="맑은 고딕"/>
           <w:sz w:val="21"/>
         </w:rPr>
-        <w:t>[중-04] 그 상황에서 `Ready for Failover`가 `Yes`인 이유는?</w:t>
-      </w:r>
-    </w:p>
-    <w:p>
-      <w:r>
-        <w:rPr>
-          <w:rFonts w:ascii="맑은 고딕" w:hAnsi="맑은 고딕" w:eastAsia="맑은 고딕"/>
-          <w:sz w:val="21"/>
-        </w:rPr>
-        <w:t>① Failover는 데이터 손실을 감수하는 전환이므로</w:t>
-      </w:r>
-    </w:p>
-    <w:p>
-      <w:r>
-        <w:rPr>
-          <w:rFonts w:ascii="맑은 고딕" w:hAnsi="맑은 고딕" w:eastAsia="맑은 고딕"/>
-          <w:sz w:val="21"/>
-        </w:rPr>
-        <w:t>② 전송이 실제로는 계속되고 있으므로</w:t>
+        <w:t xml:space="preserve">[중-04] 그 상황에서 </w:t>
+      </w:r>
+      <w:r>
+        <w:rPr>
+          <w:rFonts w:ascii="Consolas" w:hAnsi="Consolas" w:eastAsia="맑은 고딕"/>
+          <w:sz w:val="21"/>
+        </w:rPr>
+        <w:t xml:space="preserve">Ready for Failover</w:t>
+      </w:r>
+      <w:r>
+        <w:rPr>
+          <w:rFonts w:ascii="맑은 고딕" w:hAnsi="맑은 고딕" w:eastAsia="맑은 고딕"/>
+          <w:sz w:val="21"/>
+        </w:rPr>
+        <w:t xml:space="preserve">가 </w:t>
+      </w:r>
+      <w:r>
+        <w:rPr>
+          <w:rFonts w:ascii="Consolas" w:hAnsi="Consolas" w:eastAsia="맑은 고딕"/>
+          <w:sz w:val="21"/>
+        </w:rPr>
+        <w:t xml:space="preserve">Yes</w:t>
+      </w:r>
+      <w:r>
+        <w:rPr>
+          <w:rFonts w:ascii="맑은 고딕" w:hAnsi="맑은 고딕" w:eastAsia="맑은 고딕"/>
+          <w:sz w:val="21"/>
+        </w:rPr>
+        <w:t xml:space="preserve">인 이유는?</w:t>
+      </w:r>
+    </w:p>
+    <w:p>
+      <w:r>
+        <w:rPr>
+          <w:rFonts w:ascii="맑은 고딕" w:hAnsi="맑은 고딕" w:eastAsia="맑은 고딕"/>
+          <w:sz w:val="21"/>
+        </w:rPr>
+        <w:t>① 전송이 실제로는 계속되고 있으므로</w:t>
+      </w:r>
+    </w:p>
+    <w:p>
+      <w:r>
+        <w:rPr>
+          <w:rFonts w:ascii="맑은 고딕" w:hAnsi="맑은 고딕" w:eastAsia="맑은 고딕"/>
+          <w:sz w:val="21"/>
+        </w:rPr>
+        <w:t>② Failover는 데이터 손실을 감수하는 전환이므로</w:t>
       </w:r>
     </w:p>
     <w:p>
@@ -1346,25 +1458,39 @@
           <w:rFonts w:ascii="맑은 고딕" w:hAnsi="맑은 고딕" w:eastAsia="맑은 고딕"/>
           <w:sz w:val="21"/>
         </w:rPr>
-        <w:t>[중-05] 전송을 껐을 때 `LOG_ARCHIVE_DEST_STATE_2`의 실측값은?</w:t>
-      </w:r>
-    </w:p>
-    <w:p>
-      <w:r>
-        <w:rPr>
-          <w:rFonts w:ascii="맑은 고딕" w:hAnsi="맑은 고딕" w:eastAsia="맑은 고딕"/>
-          <w:sz w:val="21"/>
-        </w:rPr>
-        <w:t>① RESET</w:t>
-      </w:r>
-    </w:p>
-    <w:p>
-      <w:r>
-        <w:rPr>
-          <w:rFonts w:ascii="맑은 고딕" w:hAnsi="맑은 고딕" w:eastAsia="맑은 고딕"/>
-          <w:sz w:val="21"/>
-        </w:rPr>
-        <w:t>② DEFER</w:t>
+        <w:t xml:space="preserve">[중-05] 전송을 껐을 때 </w:t>
+      </w:r>
+      <w:r>
+        <w:rPr>
+          <w:rFonts w:ascii="Consolas" w:hAnsi="Consolas" w:eastAsia="맑은 고딕"/>
+          <w:sz w:val="21"/>
+        </w:rPr>
+        <w:t xml:space="preserve">LOG_ARCHIVE_DEST_STATE_2</w:t>
+      </w:r>
+      <w:r>
+        <w:rPr>
+          <w:rFonts w:ascii="맑은 고딕" w:hAnsi="맑은 고딕" w:eastAsia="맑은 고딕"/>
+          <w:sz w:val="21"/>
+        </w:rPr>
+        <w:t xml:space="preserve">의 실측값은?</w:t>
+      </w:r>
+    </w:p>
+    <w:p>
+      <w:r>
+        <w:rPr>
+          <w:rFonts w:ascii="맑은 고딕" w:hAnsi="맑은 고딕" w:eastAsia="맑은 고딕"/>
+          <w:sz w:val="21"/>
+        </w:rPr>
+        <w:t>① ENABLE</w:t>
+      </w:r>
+    </w:p>
+    <w:p>
+      <w:r>
+        <w:rPr>
+          <w:rFonts w:ascii="맑은 고딕" w:hAnsi="맑은 고딕" w:eastAsia="맑은 고딕"/>
+          <w:sz w:val="21"/>
+        </w:rPr>
+        <w:t>② RESET</w:t>
       </w:r>
     </w:p>
     <w:p>
@@ -1382,7 +1508,7 @@
           <w:rFonts w:ascii="맑은 고딕" w:hAnsi="맑은 고딕" w:eastAsia="맑은 고딕"/>
           <w:sz w:val="21"/>
         </w:rPr>
-        <w:t>④ ENABLE</w:t>
+        <w:t>④ DEFER</w:t>
       </w:r>
     </w:p>
     <w:p>
@@ -1400,16 +1526,44 @@
           <w:rFonts w:ascii="맑은 고딕" w:hAnsi="맑은 고딕" w:eastAsia="맑은 고딕"/>
           <w:sz w:val="21"/>
         </w:rPr>
-        <w:t>[중-06] 그때 `V$ARCHIVE_DEST_STATUS`의 `STATUS`는?</w:t>
-      </w:r>
-    </w:p>
-    <w:p>
-      <w:r>
-        <w:rPr>
-          <w:rFonts w:ascii="맑은 고딕" w:hAnsi="맑은 고딕" w:eastAsia="맑은 고딕"/>
-          <w:sz w:val="21"/>
-        </w:rPr>
-        <w:t>① DEFERRED</w:t>
+        <w:t xml:space="preserve">[중-06] 그때 </w:t>
+      </w:r>
+      <w:r>
+        <w:rPr>
+          <w:rFonts w:ascii="Consolas" w:hAnsi="Consolas" w:eastAsia="맑은 고딕"/>
+          <w:sz w:val="21"/>
+        </w:rPr>
+        <w:t xml:space="preserve">V$ARCHIVE_DEST_STATUS</w:t>
+      </w:r>
+      <w:r>
+        <w:rPr>
+          <w:rFonts w:ascii="맑은 고딕" w:hAnsi="맑은 고딕" w:eastAsia="맑은 고딕"/>
+          <w:sz w:val="21"/>
+        </w:rPr>
+        <w:t xml:space="preserve">의 </w:t>
+      </w:r>
+      <w:r>
+        <w:rPr>
+          <w:rFonts w:ascii="Consolas" w:hAnsi="Consolas" w:eastAsia="맑은 고딕"/>
+          <w:sz w:val="21"/>
+        </w:rPr>
+        <w:t xml:space="preserve">STATUS</w:t>
+      </w:r>
+      <w:r>
+        <w:rPr>
+          <w:rFonts w:ascii="맑은 고딕" w:hAnsi="맑은 고딕" w:eastAsia="맑은 고딕"/>
+          <w:sz w:val="21"/>
+        </w:rPr>
+        <w:t xml:space="preserve">는?</w:t>
+      </w:r>
+    </w:p>
+    <w:p>
+      <w:r>
+        <w:rPr>
+          <w:rFonts w:ascii="맑은 고딕" w:hAnsi="맑은 고딕" w:eastAsia="맑은 고딕"/>
+          <w:sz w:val="21"/>
+        </w:rPr>
+        <w:t>① VALID</w:t>
       </w:r>
     </w:p>
     <w:p>
@@ -1427,16 +1581,16 @@
           <w:rFonts w:ascii="맑은 고딕" w:hAnsi="맑은 고딕" w:eastAsia="맑은 고딕"/>
           <w:sz w:val="21"/>
         </w:rPr>
-        <w:t>③ VALID</w:t>
-      </w:r>
-    </w:p>
-    <w:p>
-      <w:r>
-        <w:rPr>
-          <w:rFonts w:ascii="맑은 고딕" w:hAnsi="맑은 고딕" w:eastAsia="맑은 고딕"/>
-          <w:sz w:val="21"/>
-        </w:rPr>
-        <w:t>④ INACTIVE</w:t>
+        <w:t>③ INACTIVE</w:t>
+      </w:r>
+    </w:p>
+    <w:p>
+      <w:r>
+        <w:rPr>
+          <w:rFonts w:ascii="맑은 고딕" w:hAnsi="맑은 고딕" w:eastAsia="맑은 고딕"/>
+          <w:sz w:val="21"/>
+        </w:rPr>
+        <w:t>④ DEFERRED</w:t>
       </w:r>
     </w:p>
     <w:p>
@@ -1454,43 +1608,57 @@
           <w:rFonts w:ascii="맑은 고딕" w:hAnsi="맑은 고딕" w:eastAsia="맑은 고딕"/>
           <w:sz w:val="21"/>
         </w:rPr>
-        <w:t>[중-07] 전송이 끊긴 동안 Standby의 `V$DATAGUARD_STATUS`에 보인 메시지는?</w:t>
-      </w:r>
-    </w:p>
-    <w:p>
-      <w:r>
-        <w:rPr>
-          <w:rFonts w:ascii="맑은 고딕" w:hAnsi="맑은 고딕" w:eastAsia="맑은 고딕"/>
-          <w:sz w:val="21"/>
-        </w:rPr>
-        <w:t>① Media Recovery Waiting for T-1.S-69 (in transit)</w:t>
-      </w:r>
-    </w:p>
-    <w:p>
-      <w:r>
-        <w:rPr>
-          <w:rFonts w:ascii="맑은 고딕" w:hAnsi="맑은 고딕" w:eastAsia="맑은 고딕"/>
-          <w:sz w:val="21"/>
-        </w:rPr>
-        <w:t>② Transport disabled by primary</w:t>
-      </w:r>
-    </w:p>
-    <w:p>
-      <w:r>
-        <w:rPr>
-          <w:rFonts w:ascii="맑은 고딕" w:hAnsi="맑은 고딕" w:eastAsia="맑은 고딕"/>
-          <w:sz w:val="21"/>
-        </w:rPr>
-        <w:t>③ ORA-16855: transport lag exceeded</w:t>
-      </w:r>
-    </w:p>
-    <w:p>
-      <w:r>
-        <w:rPr>
-          <w:rFonts w:ascii="맑은 고딕" w:hAnsi="맑은 고딕" w:eastAsia="맑은 고딕"/>
-          <w:sz w:val="21"/>
-        </w:rPr>
-        <w:t>④ Gap detected</w:t>
+        <w:t xml:space="preserve">[중-07] 전송이 끊긴 동안 Standby의 </w:t>
+      </w:r>
+      <w:r>
+        <w:rPr>
+          <w:rFonts w:ascii="Consolas" w:hAnsi="Consolas" w:eastAsia="맑은 고딕"/>
+          <w:sz w:val="21"/>
+        </w:rPr>
+        <w:t xml:space="preserve">V$DATAGUARD_STATUS</w:t>
+      </w:r>
+      <w:r>
+        <w:rPr>
+          <w:rFonts w:ascii="맑은 고딕" w:hAnsi="맑은 고딕" w:eastAsia="맑은 고딕"/>
+          <w:sz w:val="21"/>
+        </w:rPr>
+        <w:t xml:space="preserve">에 보인 메시지는?</w:t>
+      </w:r>
+    </w:p>
+    <w:p>
+      <w:r>
+        <w:rPr>
+          <w:rFonts w:ascii="맑은 고딕" w:hAnsi="맑은 고딕" w:eastAsia="맑은 고딕"/>
+          <w:sz w:val="21"/>
+        </w:rPr>
+        <w:t>① ORA-16855: transport lag exceeded</w:t>
+      </w:r>
+    </w:p>
+    <w:p>
+      <w:r>
+        <w:rPr>
+          <w:rFonts w:ascii="맑은 고딕" w:hAnsi="맑은 고딕" w:eastAsia="맑은 고딕"/>
+          <w:sz w:val="21"/>
+        </w:rPr>
+        <w:t>② Gap detected</w:t>
+      </w:r>
+    </w:p>
+    <w:p>
+      <w:r>
+        <w:rPr>
+          <w:rFonts w:ascii="맑은 고딕" w:hAnsi="맑은 고딕" w:eastAsia="맑은 고딕"/>
+          <w:sz w:val="21"/>
+        </w:rPr>
+        <w:t>③ Media Recovery Waiting for T-1.S-69 (in transit)</w:t>
+      </w:r>
+    </w:p>
+    <w:p>
+      <w:r>
+        <w:rPr>
+          <w:rFonts w:ascii="맑은 고딕" w:hAnsi="맑은 고딕" w:eastAsia="맑은 고딕"/>
+          <w:sz w:val="21"/>
+        </w:rPr>
+        <w:t>④ Transport disabled by primary</w:t>
       </w:r>
     </w:p>
     <w:p>
@@ -1508,25 +1676,39 @@
           <w:rFonts w:ascii="맑은 고딕" w:hAnsi="맑은 고딕" w:eastAsia="맑은 고딕"/>
           <w:sz w:val="21"/>
         </w:rPr>
-        <w:t>[중-08] `DelayMins='2'`를 준 뒤 두 지연의 실측 관계는?</w:t>
-      </w:r>
-    </w:p>
-    <w:p>
-      <w:r>
-        <w:rPr>
-          <w:rFonts w:ascii="맑은 고딕" w:hAnsi="맑은 고딕" w:eastAsia="맑은 고딕"/>
-          <w:sz w:val="21"/>
-        </w:rPr>
-        <w:t>① transport lag 0, apply lag 약 1분 33초</w:t>
-      </w:r>
-    </w:p>
-    <w:p>
-      <w:r>
-        <w:rPr>
-          <w:rFonts w:ascii="맑은 고딕" w:hAnsi="맑은 고딕" w:eastAsia="맑은 고딕"/>
-          <w:sz w:val="21"/>
-        </w:rPr>
-        <w:t>② 둘 다 약 2분</w:t>
+        <w:t xml:space="preserve">[중-08] </w:t>
+      </w:r>
+      <w:r>
+        <w:rPr>
+          <w:rFonts w:ascii="Consolas" w:hAnsi="Consolas" w:eastAsia="맑은 고딕"/>
+          <w:sz w:val="21"/>
+        </w:rPr>
+        <w:t xml:space="preserve">DelayMins='2'</w:t>
+      </w:r>
+      <w:r>
+        <w:rPr>
+          <w:rFonts w:ascii="맑은 고딕" w:hAnsi="맑은 고딕" w:eastAsia="맑은 고딕"/>
+          <w:sz w:val="21"/>
+        </w:rPr>
+        <w:t xml:space="preserve">를 준 뒤 두 지연의 실측 관계는?</w:t>
+      </w:r>
+    </w:p>
+    <w:p>
+      <w:r>
+        <w:rPr>
+          <w:rFonts w:ascii="맑은 고딕" w:hAnsi="맑은 고딕" w:eastAsia="맑은 고딕"/>
+          <w:sz w:val="21"/>
+        </w:rPr>
+        <w:t>① 둘 다 0</w:t>
+      </w:r>
+    </w:p>
+    <w:p>
+      <w:r>
+        <w:rPr>
+          <w:rFonts w:ascii="맑은 고딕" w:hAnsi="맑은 고딕" w:eastAsia="맑은 고딕"/>
+          <w:sz w:val="21"/>
+        </w:rPr>
+        <w:t>② transport lag 0, apply lag 약 1분 33초</w:t>
       </w:r>
     </w:p>
     <w:p>
@@ -1544,7 +1726,7 @@
           <w:rFonts w:ascii="맑은 고딕" w:hAnsi="맑은 고딕" w:eastAsia="맑은 고딕"/>
           <w:sz w:val="21"/>
         </w:rPr>
-        <w:t>④ 둘 다 0</w:t>
+        <w:t>④ 둘 다 약 2분</w:t>
       </w:r>
     </w:p>
     <w:p>
@@ -1562,43 +1744,57 @@
           <w:rFonts w:ascii="맑은 고딕" w:hAnsi="맑은 고딕" w:eastAsia="맑은 고딕"/>
           <w:sz w:val="21"/>
         </w:rPr>
-        <w:t>[중-09] 그 상태에서 `VALIDATE`가 준 이유 문장은?</w:t>
-      </w:r>
-    </w:p>
-    <w:p>
-      <w:r>
-        <w:rPr>
-          <w:rFonts w:ascii="맑은 고딕" w:hAnsi="맑은 고딕" w:eastAsia="맑은 고딕"/>
-          <w:sz w:val="21"/>
-        </w:rPr>
-        <w:t>① an apply delay has been set</w:t>
-      </w:r>
-    </w:p>
-    <w:p>
-      <w:r>
-        <w:rPr>
-          <w:rFonts w:ascii="맑은 고딕" w:hAnsi="맑은 고딕" w:eastAsia="맑은 고딕"/>
-          <w:sz w:val="21"/>
-        </w:rPr>
-        <w:t>② transport is disabled</w:t>
-      </w:r>
-    </w:p>
-    <w:p>
-      <w:r>
-        <w:rPr>
-          <w:rFonts w:ascii="맑은 고딕" w:hAnsi="맑은 고딕" w:eastAsia="맑은 고딕"/>
-          <w:sz w:val="21"/>
-        </w:rPr>
-        <w:t>③ flashback database is off</w:t>
-      </w:r>
-    </w:p>
-    <w:p>
-      <w:r>
-        <w:rPr>
-          <w:rFonts w:ascii="맑은 고딕" w:hAnsi="맑은 고딕" w:eastAsia="맑은 고딕"/>
-          <w:sz w:val="21"/>
-        </w:rPr>
-        <w:t>④ observer not started</w:t>
+        <w:t xml:space="preserve">[중-09] 그 상태에서 </w:t>
+      </w:r>
+      <w:r>
+        <w:rPr>
+          <w:rFonts w:ascii="Consolas" w:hAnsi="Consolas" w:eastAsia="맑은 고딕"/>
+          <w:sz w:val="21"/>
+        </w:rPr>
+        <w:t xml:space="preserve">VALIDATE</w:t>
+      </w:r>
+      <w:r>
+        <w:rPr>
+          <w:rFonts w:ascii="맑은 고딕" w:hAnsi="맑은 고딕" w:eastAsia="맑은 고딕"/>
+          <w:sz w:val="21"/>
+        </w:rPr>
+        <w:t xml:space="preserve">가 준 이유 문장은?</w:t>
+      </w:r>
+    </w:p>
+    <w:p>
+      <w:r>
+        <w:rPr>
+          <w:rFonts w:ascii="맑은 고딕" w:hAnsi="맑은 고딕" w:eastAsia="맑은 고딕"/>
+          <w:sz w:val="21"/>
+        </w:rPr>
+        <w:t>① flashback database is off</w:t>
+      </w:r>
+    </w:p>
+    <w:p>
+      <w:r>
+        <w:rPr>
+          <w:rFonts w:ascii="맑은 고딕" w:hAnsi="맑은 고딕" w:eastAsia="맑은 고딕"/>
+          <w:sz w:val="21"/>
+        </w:rPr>
+        <w:t>② observer not started</w:t>
+      </w:r>
+    </w:p>
+    <w:p>
+      <w:r>
+        <w:rPr>
+          <w:rFonts w:ascii="맑은 고딕" w:hAnsi="맑은 고딕" w:eastAsia="맑은 고딕"/>
+          <w:sz w:val="21"/>
+        </w:rPr>
+        <w:t>③ transport is disabled</w:t>
+      </w:r>
+    </w:p>
+    <w:p>
+      <w:r>
+        <w:rPr>
+          <w:rFonts w:ascii="맑은 고딕" w:hAnsi="맑은 고딕" w:eastAsia="맑은 고딕"/>
+          <w:sz w:val="21"/>
+        </w:rPr>
+        <w:t>④ an apply delay has been set</w:t>
       </w:r>
     </w:p>
     <w:p>
@@ -1616,43 +1812,71 @@
           <w:rFonts w:ascii="맑은 고딕" w:hAnsi="맑은 고딕" w:eastAsia="맑은 고딕"/>
           <w:sz w:val="21"/>
         </w:rPr>
-        <w:t>[중-10] `LogShipping=OFF`는 경보가 없고 `DelayMins=2`는 경보가 뜨는 차이의 원인은?</w:t>
-      </w:r>
-    </w:p>
-    <w:p>
-      <w:r>
-        <w:rPr>
-          <w:rFonts w:ascii="맑은 고딕" w:hAnsi="맑은 고딕" w:eastAsia="맑은 고딕"/>
-          <w:sz w:val="21"/>
-        </w:rPr>
-        <w:t>① 지연에는 비교할 임계값이 있고 전송 차단에는 없다</w:t>
-      </w:r>
-    </w:p>
-    <w:p>
-      <w:r>
-        <w:rPr>
-          <w:rFonts w:ascii="맑은 고딕" w:hAnsi="맑은 고딕" w:eastAsia="맑은 고딕"/>
-          <w:sz w:val="21"/>
-        </w:rPr>
-        <w:t>② 전송 차단은 Broker가 감지하지 못한다</w:t>
-      </w:r>
-    </w:p>
-    <w:p>
-      <w:r>
-        <w:rPr>
-          <w:rFonts w:ascii="맑은 고딕" w:hAnsi="맑은 고딕" w:eastAsia="맑은 고딕"/>
-          <w:sz w:val="21"/>
-        </w:rPr>
-        <w:t>③ DelayMins가 더 위험한 설정이라서</w:t>
-      </w:r>
-    </w:p>
-    <w:p>
-      <w:r>
-        <w:rPr>
-          <w:rFonts w:ascii="맑은 고딕" w:hAnsi="맑은 고딕" w:eastAsia="맑은 고딕"/>
-          <w:sz w:val="21"/>
-        </w:rPr>
-        <w:t>④ 보호 모드가 다르기 때문</w:t>
+        <w:t xml:space="preserve">[중-10] </w:t>
+      </w:r>
+      <w:r>
+        <w:rPr>
+          <w:rFonts w:ascii="Consolas" w:hAnsi="Consolas" w:eastAsia="맑은 고딕"/>
+          <w:sz w:val="21"/>
+        </w:rPr>
+        <w:t xml:space="preserve">LogShipping=OFF</w:t>
+      </w:r>
+      <w:r>
+        <w:rPr>
+          <w:rFonts w:ascii="맑은 고딕" w:hAnsi="맑은 고딕" w:eastAsia="맑은 고딕"/>
+          <w:sz w:val="21"/>
+        </w:rPr>
+        <w:t xml:space="preserve">는 경보가 없고 </w:t>
+      </w:r>
+      <w:r>
+        <w:rPr>
+          <w:rFonts w:ascii="Consolas" w:hAnsi="Consolas" w:eastAsia="맑은 고딕"/>
+          <w:sz w:val="21"/>
+        </w:rPr>
+        <w:t xml:space="preserve">DelayMins=2</w:t>
+      </w:r>
+      <w:r>
+        <w:rPr>
+          <w:rFonts w:ascii="맑은 고딕" w:hAnsi="맑은 고딕" w:eastAsia="맑은 고딕"/>
+          <w:sz w:val="21"/>
+        </w:rPr>
+        <w:t xml:space="preserve">는 경보가 뜨는 차이의 원인은?</w:t>
+      </w:r>
+    </w:p>
+    <w:p>
+      <w:r>
+        <w:rPr>
+          <w:rFonts w:ascii="맑은 고딕" w:hAnsi="맑은 고딕" w:eastAsia="맑은 고딕"/>
+          <w:sz w:val="21"/>
+        </w:rPr>
+        <w:t>① 전송 차단은 Broker가 감지하지 못한다</w:t>
+      </w:r>
+    </w:p>
+    <w:p>
+      <w:r>
+        <w:rPr>
+          <w:rFonts w:ascii="맑은 고딕" w:hAnsi="맑은 고딕" w:eastAsia="맑은 고딕"/>
+          <w:sz w:val="21"/>
+        </w:rPr>
+        <w:t>② 보호 모드가 다르기 때문</w:t>
+      </w:r>
+    </w:p>
+    <w:p>
+      <w:r>
+        <w:rPr>
+          <w:rFonts w:ascii="맑은 고딕" w:hAnsi="맑은 고딕" w:eastAsia="맑은 고딕"/>
+          <w:sz w:val="21"/>
+        </w:rPr>
+        <w:t>③ 지연에는 비교할 임계값이 있고 전송 차단에는 없다</w:t>
+      </w:r>
+    </w:p>
+    <w:p>
+      <w:r>
+        <w:rPr>
+          <w:rFonts w:ascii="맑은 고딕" w:hAnsi="맑은 고딕" w:eastAsia="맑은 고딕"/>
+          <w:sz w:val="21"/>
+        </w:rPr>
+        <w:t>④ DelayMins가 더 위험한 설정이라서</w:t>
       </w:r>
     </w:p>
     <w:p>
@@ -1670,43 +1894,71 @@
           <w:rFonts w:ascii="맑은 고딕" w:hAnsi="맑은 고딕" w:eastAsia="맑은 고딕"/>
           <w:sz w:val="21"/>
         </w:rPr>
-        <w:t>[중-11] `VALIDATE ... VERBOSE`의 `Future Log File Groups Configuration`이 계산하는 것은?</w:t>
-      </w:r>
-    </w:p>
-    <w:p>
-      <w:r>
-        <w:rPr>
-          <w:rFonts w:ascii="맑은 고딕" w:hAnsi="맑은 고딕" w:eastAsia="맑은 고딕"/>
-          <w:sz w:val="21"/>
-        </w:rPr>
-        <w:t>① 역할이 바뀐 뒤의 SRL 충분성</w:t>
-      </w:r>
-    </w:p>
-    <w:p>
-      <w:r>
-        <w:rPr>
-          <w:rFonts w:ascii="맑은 고딕" w:hAnsi="맑은 고딕" w:eastAsia="맑은 고딕"/>
-          <w:sz w:val="21"/>
-        </w:rPr>
-        <w:t>② 앞으로 생성될 로그의 수</w:t>
-      </w:r>
-    </w:p>
-    <w:p>
-      <w:r>
-        <w:rPr>
-          <w:rFonts w:ascii="맑은 고딕" w:hAnsi="맑은 고딕" w:eastAsia="맑은 고딕"/>
-          <w:sz w:val="21"/>
-        </w:rPr>
-        <w:t>③ 다음 로그 전환 시각</w:t>
-      </w:r>
-    </w:p>
-    <w:p>
-      <w:r>
-        <w:rPr>
-          <w:rFonts w:ascii="맑은 고딕" w:hAnsi="맑은 고딕" w:eastAsia="맑은 고딕"/>
-          <w:sz w:val="21"/>
-        </w:rPr>
-        <w:t>④ 아카이브 보존 기간</w:t>
+        <w:t xml:space="preserve">[중-11] </w:t>
+      </w:r>
+      <w:r>
+        <w:rPr>
+          <w:rFonts w:ascii="Consolas" w:hAnsi="Consolas" w:eastAsia="맑은 고딕"/>
+          <w:sz w:val="21"/>
+        </w:rPr>
+        <w:t xml:space="preserve">VALIDATE ... VERBOSE</w:t>
+      </w:r>
+      <w:r>
+        <w:rPr>
+          <w:rFonts w:ascii="맑은 고딕" w:hAnsi="맑은 고딕" w:eastAsia="맑은 고딕"/>
+          <w:sz w:val="21"/>
+        </w:rPr>
+        <w:t xml:space="preserve">의 </w:t>
+      </w:r>
+      <w:r>
+        <w:rPr>
+          <w:rFonts w:ascii="Consolas" w:hAnsi="Consolas" w:eastAsia="맑은 고딕"/>
+          <w:sz w:val="21"/>
+        </w:rPr>
+        <w:t xml:space="preserve">Future Log File Groups Configuration</w:t>
+      </w:r>
+      <w:r>
+        <w:rPr>
+          <w:rFonts w:ascii="맑은 고딕" w:hAnsi="맑은 고딕" w:eastAsia="맑은 고딕"/>
+          <w:sz w:val="21"/>
+        </w:rPr>
+        <w:t xml:space="preserve">이 계산하는 것은?</w:t>
+      </w:r>
+    </w:p>
+    <w:p>
+      <w:r>
+        <w:rPr>
+          <w:rFonts w:ascii="맑은 고딕" w:hAnsi="맑은 고딕" w:eastAsia="맑은 고딕"/>
+          <w:sz w:val="21"/>
+        </w:rPr>
+        <w:t>① 다음 로그 전환 시각</w:t>
+      </w:r>
+    </w:p>
+    <w:p>
+      <w:r>
+        <w:rPr>
+          <w:rFonts w:ascii="맑은 고딕" w:hAnsi="맑은 고딕" w:eastAsia="맑은 고딕"/>
+          <w:sz w:val="21"/>
+        </w:rPr>
+        <w:t>② 아카이브 보존 기간</w:t>
+      </w:r>
+    </w:p>
+    <w:p>
+      <w:r>
+        <w:rPr>
+          <w:rFonts w:ascii="맑은 고딕" w:hAnsi="맑은 고딕" w:eastAsia="맑은 고딕"/>
+          <w:sz w:val="21"/>
+        </w:rPr>
+        <w:t>③ 앞으로 생성될 로그의 수</w:t>
+      </w:r>
+    </w:p>
+    <w:p>
+      <w:r>
+        <w:rPr>
+          <w:rFonts w:ascii="맑은 고딕" w:hAnsi="맑은 고딕" w:eastAsia="맑은 고딕"/>
+          <w:sz w:val="21"/>
+        </w:rPr>
+        <w:t>④ 역할이 바뀐 뒤의 SRL 충분성</w:t>
       </w:r>
     </w:p>
     <w:p>
@@ -1724,16 +1976,44 @@
           <w:rFonts w:ascii="맑은 고딕" w:hAnsi="맑은 고딕" w:eastAsia="맑은 고딕"/>
           <w:sz w:val="21"/>
         </w:rPr>
-        <w:t>[중-12] 실측에서 `Current`와 `Future` 두 구성의 판정은?</w:t>
-      </w:r>
-    </w:p>
-    <w:p>
-      <w:r>
-        <w:rPr>
-          <w:rFonts w:ascii="맑은 고딕" w:hAnsi="맑은 고딕" w:eastAsia="맑은 고딕"/>
-          <w:sz w:val="21"/>
-        </w:rPr>
-        <w:t>① 양쪽 다 Sufficient SRLs</w:t>
+        <w:t xml:space="preserve">[중-12] 실측에서 </w:t>
+      </w:r>
+      <w:r>
+        <w:rPr>
+          <w:rFonts w:ascii="Consolas" w:hAnsi="Consolas" w:eastAsia="맑은 고딕"/>
+          <w:sz w:val="21"/>
+        </w:rPr>
+        <w:t xml:space="preserve">Current</w:t>
+      </w:r>
+      <w:r>
+        <w:rPr>
+          <w:rFonts w:ascii="맑은 고딕" w:hAnsi="맑은 고딕" w:eastAsia="맑은 고딕"/>
+          <w:sz w:val="21"/>
+        </w:rPr>
+        <w:t xml:space="preserve">와 </w:t>
+      </w:r>
+      <w:r>
+        <w:rPr>
+          <w:rFonts w:ascii="Consolas" w:hAnsi="Consolas" w:eastAsia="맑은 고딕"/>
+          <w:sz w:val="21"/>
+        </w:rPr>
+        <w:t xml:space="preserve">Future</w:t>
+      </w:r>
+      <w:r>
+        <w:rPr>
+          <w:rFonts w:ascii="맑은 고딕" w:hAnsi="맑은 고딕" w:eastAsia="맑은 고딕"/>
+          <w:sz w:val="21"/>
+        </w:rPr>
+        <w:t xml:space="preserve"> 두 구성의 판정은?</w:t>
+      </w:r>
+    </w:p>
+    <w:p>
+      <w:r>
+        <w:rPr>
+          <w:rFonts w:ascii="맑은 고딕" w:hAnsi="맑은 고딕" w:eastAsia="맑은 고딕"/>
+          <w:sz w:val="21"/>
+        </w:rPr>
+        <w:t>① 양쪽 다 Insufficient</w:t>
       </w:r>
     </w:p>
     <w:p>
@@ -1751,16 +2031,16 @@
           <w:rFonts w:ascii="맑은 고딕" w:hAnsi="맑은 고딕" w:eastAsia="맑은 고딕"/>
           <w:sz w:val="21"/>
         </w:rPr>
-        <w:t>③ Future만 Sufficient</w:t>
-      </w:r>
-    </w:p>
-    <w:p>
-      <w:r>
-        <w:rPr>
-          <w:rFonts w:ascii="맑은 고딕" w:hAnsi="맑은 고딕" w:eastAsia="맑은 고딕"/>
-          <w:sz w:val="21"/>
-        </w:rPr>
-        <w:t>④ 양쪽 다 Insufficient</w:t>
+        <w:t>③ 양쪽 다 Sufficient SRLs</w:t>
+      </w:r>
+    </w:p>
+    <w:p>
+      <w:r>
+        <w:rPr>
+          <w:rFonts w:ascii="맑은 고딕" w:hAnsi="맑은 고딕" w:eastAsia="맑은 고딕"/>
+          <w:sz w:val="21"/>
+        </w:rPr>
+        <w:t>④ Future만 Sufficient</w:t>
       </w:r>
     </w:p>
     <w:p>
@@ -1778,7 +2058,21 @@
           <w:rFonts w:ascii="맑은 고딕" w:hAnsi="맑은 고딕" w:eastAsia="맑은 고딕"/>
           <w:sz w:val="21"/>
         </w:rPr>
-        <w:t>[중-13] `VALIDATE`가 정적 등록에 대해 하는 일은?</w:t>
+        <w:t xml:space="preserve">[중-13] </w:t>
+      </w:r>
+      <w:r>
+        <w:rPr>
+          <w:rFonts w:ascii="Consolas" w:hAnsi="Consolas" w:eastAsia="맑은 고딕"/>
+          <w:sz w:val="21"/>
+        </w:rPr>
+        <w:t xml:space="preserve">VALIDATE</w:t>
+      </w:r>
+      <w:r>
+        <w:rPr>
+          <w:rFonts w:ascii="맑은 고딕" w:hAnsi="맑은 고딕" w:eastAsia="맑은 고딕"/>
+          <w:sz w:val="21"/>
+        </w:rPr>
+        <w:t xml:space="preserve">가 정적 등록에 대해 하는 일은?</w:t>
       </w:r>
     </w:p>
     <w:p>
@@ -1796,7 +2090,7 @@
           <w:rFonts w:ascii="맑은 고딕" w:hAnsi="맑은 고딕" w:eastAsia="맑은 고딕"/>
           <w:sz w:val="21"/>
         </w:rPr>
-        <w:t>② listener.ora 파일의 문법만 검사한다</w:t>
+        <w:t>② 아무것도 하지 않는다</w:t>
       </w:r>
     </w:p>
     <w:p>
@@ -1814,7 +2108,7 @@
           <w:rFonts w:ascii="맑은 고딕" w:hAnsi="맑은 고딕" w:eastAsia="맑은 고딕"/>
           <w:sz w:val="21"/>
         </w:rPr>
-        <w:t>④ 아무것도 하지 않는다</w:t>
+        <w:t>④ listener.ora 파일의 문법만 검사한다</w:t>
       </w:r>
     </w:p>
     <w:p>
@@ -1832,7 +2126,35 @@
           <w:rFonts w:ascii="맑은 고딕" w:hAnsi="맑은 고딕" w:eastAsia="맑은 고딕"/>
           <w:sz w:val="21"/>
         </w:rPr>
-        <w:t>[중-14] `SendQEntries`가 비었고 `RecvQEntries`에 항목이 쌓였다면?</w:t>
+        <w:t xml:space="preserve">[중-14] </w:t>
+      </w:r>
+      <w:r>
+        <w:rPr>
+          <w:rFonts w:ascii="Consolas" w:hAnsi="Consolas" w:eastAsia="맑은 고딕"/>
+          <w:sz w:val="21"/>
+        </w:rPr>
+        <w:t xml:space="preserve">SendQEntries</w:t>
+      </w:r>
+      <w:r>
+        <w:rPr>
+          <w:rFonts w:ascii="맑은 고딕" w:hAnsi="맑은 고딕" w:eastAsia="맑은 고딕"/>
+          <w:sz w:val="21"/>
+        </w:rPr>
+        <w:t xml:space="preserve">가 비었고 </w:t>
+      </w:r>
+      <w:r>
+        <w:rPr>
+          <w:rFonts w:ascii="Consolas" w:hAnsi="Consolas" w:eastAsia="맑은 고딕"/>
+          <w:sz w:val="21"/>
+        </w:rPr>
+        <w:t xml:space="preserve">RecvQEntries</w:t>
+      </w:r>
+      <w:r>
+        <w:rPr>
+          <w:rFonts w:ascii="맑은 고딕" w:hAnsi="맑은 고딕" w:eastAsia="맑은 고딕"/>
+          <w:sz w:val="21"/>
+        </w:rPr>
+        <w:t xml:space="preserve">에 항목이 쌓였다면?</w:t>
       </w:r>
     </w:p>
     <w:p>
@@ -1850,25 +2172,25 @@
           <w:rFonts w:ascii="맑은 고딕" w:hAnsi="맑은 고딕" w:eastAsia="맑은 고딕"/>
           <w:sz w:val="21"/>
         </w:rPr>
-        <w:t>② 전송이 막혔다</w:t>
-      </w:r>
-    </w:p>
-    <w:p>
-      <w:r>
-        <w:rPr>
-          <w:rFonts w:ascii="맑은 고딕" w:hAnsi="맑은 고딕" w:eastAsia="맑은 고딕"/>
-          <w:sz w:val="21"/>
-        </w:rPr>
-        <w:t>③ 정상이다</w:t>
-      </w:r>
-    </w:p>
-    <w:p>
-      <w:r>
-        <w:rPr>
-          <w:rFonts w:ascii="맑은 고딕" w:hAnsi="맑은 고딕" w:eastAsia="맑은 고딕"/>
-          <w:sz w:val="21"/>
-        </w:rPr>
-        <w:t>④ Standby가 멈췄다</w:t>
+        <w:t>② 정상이다</w:t>
+      </w:r>
+    </w:p>
+    <w:p>
+      <w:r>
+        <w:rPr>
+          <w:rFonts w:ascii="맑은 고딕" w:hAnsi="맑은 고딕" w:eastAsia="맑은 고딕"/>
+          <w:sz w:val="21"/>
+        </w:rPr>
+        <w:t>③ Standby가 멈췄다</w:t>
+      </w:r>
+    </w:p>
+    <w:p>
+      <w:r>
+        <w:rPr>
+          <w:rFonts w:ascii="맑은 고딕" w:hAnsi="맑은 고딕" w:eastAsia="맑은 고딕"/>
+          <w:sz w:val="21"/>
+        </w:rPr>
+        <w:t>④ 전송이 막혔다</w:t>
       </w:r>
     </w:p>
     <w:p>
@@ -1886,7 +2208,35 @@
           <w:rFonts w:ascii="맑은 고딕" w:hAnsi="맑은 고딕" w:eastAsia="맑은 고딕"/>
           <w:sz w:val="21"/>
         </w:rPr>
-        <w:t>[중-15] 실측된 `TopWaitEvents` 1위 `rdbms ipc message`의 성격은?</w:t>
+        <w:t xml:space="preserve">[중-15] 실측된 </w:t>
+      </w:r>
+      <w:r>
+        <w:rPr>
+          <w:rFonts w:ascii="Consolas" w:hAnsi="Consolas" w:eastAsia="맑은 고딕"/>
+          <w:sz w:val="21"/>
+        </w:rPr>
+        <w:t xml:space="preserve">TopWaitEvents</w:t>
+      </w:r>
+      <w:r>
+        <w:rPr>
+          <w:rFonts w:ascii="맑은 고딕" w:hAnsi="맑은 고딕" w:eastAsia="맑은 고딕"/>
+          <w:sz w:val="21"/>
+        </w:rPr>
+        <w:t xml:space="preserve"> 1위 </w:t>
+      </w:r>
+      <w:r>
+        <w:rPr>
+          <w:rFonts w:ascii="Consolas" w:hAnsi="Consolas" w:eastAsia="맑은 고딕"/>
+          <w:sz w:val="21"/>
+        </w:rPr>
+        <w:t xml:space="preserve">rdbms ipc message</w:t>
+      </w:r>
+      <w:r>
+        <w:rPr>
+          <w:rFonts w:ascii="맑은 고딕" w:hAnsi="맑은 고딕" w:eastAsia="맑은 고딕"/>
+          <w:sz w:val="21"/>
+        </w:rPr>
+        <w:t xml:space="preserve">의 성격은?</w:t>
       </w:r>
     </w:p>
     <w:p>
@@ -1904,16 +2254,16 @@
           <w:rFonts w:ascii="맑은 고딕" w:hAnsi="맑은 고딕" w:eastAsia="맑은 고딕"/>
           <w:sz w:val="21"/>
         </w:rPr>
-        <w:t>② I/O 병목</w:t>
-      </w:r>
-    </w:p>
-    <w:p>
-      <w:r>
-        <w:rPr>
-          <w:rFonts w:ascii="맑은 고딕" w:hAnsi="맑은 고딕" w:eastAsia="맑은 고딕"/>
-          <w:sz w:val="21"/>
-        </w:rPr>
-        <w:t>③ 락 경합</w:t>
+        <w:t>② 락 경합</w:t>
+      </w:r>
+    </w:p>
+    <w:p>
+      <w:r>
+        <w:rPr>
+          <w:rFonts w:ascii="맑은 고딕" w:hAnsi="맑은 고딕" w:eastAsia="맑은 고딕"/>
+          <w:sz w:val="21"/>
+        </w:rPr>
+        <w:t>③ I/O 병목</w:t>
       </w:r>
     </w:p>
     <w:p>
@@ -1940,34 +2290,48 @@
           <w:rFonts w:ascii="맑은 고딕" w:hAnsi="맑은 고딕" w:eastAsia="맑은 고딕"/>
           <w:sz w:val="21"/>
         </w:rPr>
-        <w:t>[중-16] `InconsistentProperties`가 비교하는 세 값은?</w:t>
-      </w:r>
-    </w:p>
-    <w:p>
-      <w:r>
-        <w:rPr>
-          <w:rFonts w:ascii="맑은 고딕" w:hAnsi="맑은 고딕" w:eastAsia="맑은 고딕"/>
-          <w:sz w:val="21"/>
-        </w:rPr>
-        <w:t>① 메모리 · SPFILE · Broker 구성 파일</w:t>
-      </w:r>
-    </w:p>
-    <w:p>
-      <w:r>
-        <w:rPr>
-          <w:rFonts w:ascii="맑은 고딕" w:hAnsi="맑은 고딕" w:eastAsia="맑은 고딕"/>
-          <w:sz w:val="21"/>
-        </w:rPr>
-        <w:t>② Primary · Standby · Far Sync</w:t>
-      </w:r>
-    </w:p>
-    <w:p>
-      <w:r>
-        <w:rPr>
-          <w:rFonts w:ascii="맑은 고딕" w:hAnsi="맑은 고딕" w:eastAsia="맑은 고딕"/>
-          <w:sz w:val="21"/>
-        </w:rPr>
-        <w:t>③ 현재 · 기본 · 권장</w:t>
+        <w:t xml:space="preserve">[중-16] </w:t>
+      </w:r>
+      <w:r>
+        <w:rPr>
+          <w:rFonts w:ascii="Consolas" w:hAnsi="Consolas" w:eastAsia="맑은 고딕"/>
+          <w:sz w:val="21"/>
+        </w:rPr>
+        <w:t xml:space="preserve">InconsistentProperties</w:t>
+      </w:r>
+      <w:r>
+        <w:rPr>
+          <w:rFonts w:ascii="맑은 고딕" w:hAnsi="맑은 고딕" w:eastAsia="맑은 고딕"/>
+          <w:sz w:val="21"/>
+        </w:rPr>
+        <w:t xml:space="preserve">가 비교하는 세 값은?</w:t>
+      </w:r>
+    </w:p>
+    <w:p>
+      <w:r>
+        <w:rPr>
+          <w:rFonts w:ascii="맑은 고딕" w:hAnsi="맑은 고딕" w:eastAsia="맑은 고딕"/>
+          <w:sz w:val="21"/>
+        </w:rPr>
+        <w:t>① Primary · Standby · Far Sync</w:t>
+      </w:r>
+    </w:p>
+    <w:p>
+      <w:r>
+        <w:rPr>
+          <w:rFonts w:ascii="맑은 고딕" w:hAnsi="맑은 고딕" w:eastAsia="맑은 고딕"/>
+          <w:sz w:val="21"/>
+        </w:rPr>
+        <w:t>② 현재 · 기본 · 권장</w:t>
+      </w:r>
+    </w:p>
+    <w:p>
+      <w:r>
+        <w:rPr>
+          <w:rFonts w:ascii="맑은 고딕" w:hAnsi="맑은 고딕" w:eastAsia="맑은 고딕"/>
+          <w:sz w:val="21"/>
+        </w:rPr>
+        <w:t>③ 메모리 · SPFILE · Broker 구성 파일</w:t>
       </w:r>
     </w:p>
     <w:p>
@@ -1994,16 +2358,58 @@
           <w:rFonts w:ascii="맑은 고딕" w:hAnsi="맑은 고딕" w:eastAsia="맑은 고딕"/>
           <w:sz w:val="21"/>
         </w:rPr>
-        <w:t>[중-17] `V$DATAGUARD_STATUS`에서 `Warning`이면서 `ERROR_CODE`가 0인 행의 의미는?</w:t>
-      </w:r>
-    </w:p>
-    <w:p>
-      <w:r>
-        <w:rPr>
-          <w:rFonts w:ascii="맑은 고딕" w:hAnsi="맑은 고딕" w:eastAsia="맑은 고딕"/>
-          <w:sz w:val="21"/>
-        </w:rPr>
-        <w:t>① 정상 동작의 기록일 수 있다</w:t>
+        <w:t xml:space="preserve">[중-17] </w:t>
+      </w:r>
+      <w:r>
+        <w:rPr>
+          <w:rFonts w:ascii="Consolas" w:hAnsi="Consolas" w:eastAsia="맑은 고딕"/>
+          <w:sz w:val="21"/>
+        </w:rPr>
+        <w:t xml:space="preserve">V$DATAGUARD_STATUS</w:t>
+      </w:r>
+      <w:r>
+        <w:rPr>
+          <w:rFonts w:ascii="맑은 고딕" w:hAnsi="맑은 고딕" w:eastAsia="맑은 고딕"/>
+          <w:sz w:val="21"/>
+        </w:rPr>
+        <w:t xml:space="preserve">에서 </w:t>
+      </w:r>
+      <w:r>
+        <w:rPr>
+          <w:rFonts w:ascii="Consolas" w:hAnsi="Consolas" w:eastAsia="맑은 고딕"/>
+          <w:sz w:val="21"/>
+        </w:rPr>
+        <w:t xml:space="preserve">Warning</w:t>
+      </w:r>
+      <w:r>
+        <w:rPr>
+          <w:rFonts w:ascii="맑은 고딕" w:hAnsi="맑은 고딕" w:eastAsia="맑은 고딕"/>
+          <w:sz w:val="21"/>
+        </w:rPr>
+        <w:t xml:space="preserve">이면서 </w:t>
+      </w:r>
+      <w:r>
+        <w:rPr>
+          <w:rFonts w:ascii="Consolas" w:hAnsi="Consolas" w:eastAsia="맑은 고딕"/>
+          <w:sz w:val="21"/>
+        </w:rPr>
+        <w:t xml:space="preserve">ERROR_CODE</w:t>
+      </w:r>
+      <w:r>
+        <w:rPr>
+          <w:rFonts w:ascii="맑은 고딕" w:hAnsi="맑은 고딕" w:eastAsia="맑은 고딕"/>
+          <w:sz w:val="21"/>
+        </w:rPr>
+        <w:t xml:space="preserve">가 0인 행의 의미는?</w:t>
+      </w:r>
+    </w:p>
+    <w:p>
+      <w:r>
+        <w:rPr>
+          <w:rFonts w:ascii="맑은 고딕" w:hAnsi="맑은 고딕" w:eastAsia="맑은 고딕"/>
+          <w:sz w:val="21"/>
+        </w:rPr>
+        <w:t>① 오류 코드가 아직 채워지지 않은 상태다</w:t>
       </w:r>
     </w:p>
     <w:p>
@@ -2021,16 +2427,16 @@
           <w:rFonts w:ascii="맑은 고딕" w:hAnsi="맑은 고딕" w:eastAsia="맑은 고딕"/>
           <w:sz w:val="21"/>
         </w:rPr>
-        <w:t>③ 뷰의 버그다</w:t>
-      </w:r>
-    </w:p>
-    <w:p>
-      <w:r>
-        <w:rPr>
-          <w:rFonts w:ascii="맑은 고딕" w:hAnsi="맑은 고딕" w:eastAsia="맑은 고딕"/>
-          <w:sz w:val="21"/>
-        </w:rPr>
-        <w:t>④ 오류 코드가 아직 채워지지 않은 상태다</w:t>
+        <w:t>③ 정상 동작의 기록일 수 있다</w:t>
+      </w:r>
+    </w:p>
+    <w:p>
+      <w:r>
+        <w:rPr>
+          <w:rFonts w:ascii="맑은 고딕" w:hAnsi="맑은 고딕" w:eastAsia="맑은 고딕"/>
+          <w:sz w:val="21"/>
+        </w:rPr>
+        <w:t>④ 뷰의 버그다</w:t>
       </w:r>
     </w:p>
     <w:p>
@@ -2048,43 +2454,57 @@
           <w:rFonts w:ascii="맑은 고딕" w:hAnsi="맑은 고딕" w:eastAsia="맑은 고딕"/>
           <w:sz w:val="21"/>
         </w:rPr>
-        <w:t>[중-18] `V$DATAGUARD_STATS`를 Primary에서 조회하면?</w:t>
-      </w:r>
-    </w:p>
-    <w:p>
-      <w:r>
-        <w:rPr>
-          <w:rFonts w:ascii="맑은 고딕" w:hAnsi="맑은 고딕" w:eastAsia="맑은 고딕"/>
-          <w:sz w:val="21"/>
-        </w:rPr>
-        <w:t>① no rows selected</w:t>
-      </w:r>
-    </w:p>
-    <w:p>
-      <w:r>
-        <w:rPr>
-          <w:rFonts w:ascii="맑은 고딕" w:hAnsi="맑은 고딕" w:eastAsia="맑은 고딕"/>
-          <w:sz w:val="21"/>
-        </w:rPr>
-        <w:t>② 0으로 채워진 네 행</w:t>
-      </w:r>
-    </w:p>
-    <w:p>
-      <w:r>
-        <w:rPr>
-          <w:rFonts w:ascii="맑은 고딕" w:hAnsi="맑은 고딕" w:eastAsia="맑은 고딕"/>
-          <w:sz w:val="21"/>
-        </w:rPr>
-        <w:t>③ ORA-00942</w:t>
-      </w:r>
-    </w:p>
-    <w:p>
-      <w:r>
-        <w:rPr>
-          <w:rFonts w:ascii="맑은 고딕" w:hAnsi="맑은 고딕" w:eastAsia="맑은 고딕"/>
-          <w:sz w:val="21"/>
-        </w:rPr>
-        <w:t>④ Standby와 같은 값</w:t>
+        <w:t xml:space="preserve">[중-18] </w:t>
+      </w:r>
+      <w:r>
+        <w:rPr>
+          <w:rFonts w:ascii="Consolas" w:hAnsi="Consolas" w:eastAsia="맑은 고딕"/>
+          <w:sz w:val="21"/>
+        </w:rPr>
+        <w:t xml:space="preserve">V$DATAGUARD_STATS</w:t>
+      </w:r>
+      <w:r>
+        <w:rPr>
+          <w:rFonts w:ascii="맑은 고딕" w:hAnsi="맑은 고딕" w:eastAsia="맑은 고딕"/>
+          <w:sz w:val="21"/>
+        </w:rPr>
+        <w:t xml:space="preserve">를 Primary에서 조회하면?</w:t>
+      </w:r>
+    </w:p>
+    <w:p>
+      <w:r>
+        <w:rPr>
+          <w:rFonts w:ascii="맑은 고딕" w:hAnsi="맑은 고딕" w:eastAsia="맑은 고딕"/>
+          <w:sz w:val="21"/>
+        </w:rPr>
+        <w:t>① Standby와 같은 값</w:t>
+      </w:r>
+    </w:p>
+    <w:p>
+      <w:r>
+        <w:rPr>
+          <w:rFonts w:ascii="맑은 고딕" w:hAnsi="맑은 고딕" w:eastAsia="맑은 고딕"/>
+          <w:sz w:val="21"/>
+        </w:rPr>
+        <w:t>② no rows selected</w:t>
+      </w:r>
+    </w:p>
+    <w:p>
+      <w:r>
+        <w:rPr>
+          <w:rFonts w:ascii="맑은 고딕" w:hAnsi="맑은 고딕" w:eastAsia="맑은 고딕"/>
+          <w:sz w:val="21"/>
+        </w:rPr>
+        <w:t>③ 0으로 채워진 네 행</w:t>
+      </w:r>
+    </w:p>
+    <w:p>
+      <w:r>
+        <w:rPr>
+          <w:rFonts w:ascii="맑은 고딕" w:hAnsi="맑은 고딕" w:eastAsia="맑은 고딕"/>
+          <w:sz w:val="21"/>
+        </w:rPr>
+        <w:t>④ ORA-00942</w:t>
       </w:r>
     </w:p>
     <w:p>
@@ -2102,16 +2522,30 @@
           <w:rFonts w:ascii="맑은 고딕" w:hAnsi="맑은 고딕" w:eastAsia="맑은 고딕"/>
           <w:sz w:val="21"/>
         </w:rPr>
-        <w:t>[중-19] 실측된 `estimated startup time` 값은?</w:t>
-      </w:r>
-    </w:p>
-    <w:p>
-      <w:r>
-        <w:rPr>
-          <w:rFonts w:ascii="맑은 고딕" w:hAnsi="맑은 고딕" w:eastAsia="맑은 고딕"/>
-          <w:sz w:val="21"/>
-        </w:rPr>
-        <w:t>① 11초</w:t>
+        <w:t xml:space="preserve">[중-19] 실측된 </w:t>
+      </w:r>
+      <w:r>
+        <w:rPr>
+          <w:rFonts w:ascii="Consolas" w:hAnsi="Consolas" w:eastAsia="맑은 고딕"/>
+          <w:sz w:val="21"/>
+        </w:rPr>
+        <w:t xml:space="preserve">estimated startup time</w:t>
+      </w:r>
+      <w:r>
+        <w:rPr>
+          <w:rFonts w:ascii="맑은 고딕" w:hAnsi="맑은 고딕" w:eastAsia="맑은 고딕"/>
+          <w:sz w:val="21"/>
+        </w:rPr>
+        <w:t xml:space="preserve"> 값은?</w:t>
+      </w:r>
+    </w:p>
+    <w:p>
+      <w:r>
+        <w:rPr>
+          <w:rFonts w:ascii="맑은 고딕" w:hAnsi="맑은 고딕" w:eastAsia="맑은 고딕"/>
+          <w:sz w:val="21"/>
+        </w:rPr>
+        <w:t>① 0초</w:t>
       </w:r>
     </w:p>
     <w:p>
@@ -2129,7 +2563,7 @@
           <w:rFonts w:ascii="맑은 고딕" w:hAnsi="맑은 고딕" w:eastAsia="맑은 고딕"/>
           <w:sz w:val="21"/>
         </w:rPr>
-        <w:t>③ 0초</w:t>
+        <w:t>③ 11초</w:t>
       </w:r>
     </w:p>
     <w:p>
@@ -2156,7 +2590,21 @@
           <w:rFonts w:ascii="맑은 고딕" w:hAnsi="맑은 고딕" w:eastAsia="맑은 고딕"/>
           <w:sz w:val="21"/>
         </w:rPr>
-        <w:t>[중-20] `EXPORT CONFIGURATION`의 결과 파일이 생기는 위치는?</w:t>
+        <w:t xml:space="preserve">[중-20] </w:t>
+      </w:r>
+      <w:r>
+        <w:rPr>
+          <w:rFonts w:ascii="Consolas" w:hAnsi="Consolas" w:eastAsia="맑은 고딕"/>
+          <w:sz w:val="21"/>
+        </w:rPr>
+        <w:t xml:space="preserve">EXPORT CONFIGURATION</w:t>
+      </w:r>
+      <w:r>
+        <w:rPr>
+          <w:rFonts w:ascii="맑은 고딕" w:hAnsi="맑은 고딕" w:eastAsia="맑은 고딕"/>
+          <w:sz w:val="21"/>
+        </w:rPr>
+        <w:t xml:space="preserve">의 결과 파일이 생기는 위치는?</w:t>
       </w:r>
     </w:p>
     <w:p>
@@ -2174,25 +2622,25 @@
           <w:rFonts w:ascii="맑은 고딕" w:hAnsi="맑은 고딕" w:eastAsia="맑은 고딕"/>
           <w:sz w:val="21"/>
         </w:rPr>
-        <w:t>② $ORACLE_HOME/dbs</w:t>
-      </w:r>
-    </w:p>
-    <w:p>
-      <w:r>
-        <w:rPr>
-          <w:rFonts w:ascii="맑은 고딕" w:hAnsi="맑은 고딕" w:eastAsia="맑은 고딕"/>
-          <w:sz w:val="21"/>
-        </w:rPr>
-        <w:t>③ 현재 작업 디렉터리</w:t>
-      </w:r>
-    </w:p>
-    <w:p>
-      <w:r>
-        <w:rPr>
-          <w:rFonts w:ascii="맑은 고딕" w:hAnsi="맑은 고딕" w:eastAsia="맑은 고딕"/>
-          <w:sz w:val="21"/>
-        </w:rPr>
-        <w:t>④ $ORACLE_BASE/admin</w:t>
+        <w:t>② 현재 작업 디렉터리</w:t>
+      </w:r>
+    </w:p>
+    <w:p>
+      <w:r>
+        <w:rPr>
+          <w:rFonts w:ascii="맑은 고딕" w:hAnsi="맑은 고딕" w:eastAsia="맑은 고딕"/>
+          <w:sz w:val="21"/>
+        </w:rPr>
+        <w:t>③ $ORACLE_BASE/admin</w:t>
+      </w:r>
+    </w:p>
+    <w:p>
+      <w:r>
+        <w:rPr>
+          <w:rFonts w:ascii="맑은 고딕" w:hAnsi="맑은 고딕" w:eastAsia="맑은 고딕"/>
+          <w:sz w:val="21"/>
+        </w:rPr>
+        <w:t>④ $ORACLE_HOME/dbs</w:t>
       </w:r>
     </w:p>
     <w:p>
@@ -2218,25 +2666,39 @@
           <w:rFonts w:ascii="맑은 고딕" w:hAnsi="맑은 고딕" w:eastAsia="맑은 고딕"/>
           <w:sz w:val="21"/>
         </w:rPr>
-        <w:t>[상-01] `EXPORT CONFIGURATION TO '/tmp/x.xml'`의 실측 결과는?</w:t>
-      </w:r>
-    </w:p>
-    <w:p>
-      <w:r>
-        <w:rPr>
-          <w:rFonts w:ascii="맑은 고딕" w:hAnsi="맑은 고딕" w:eastAsia="맑은 고딕"/>
-          <w:sz w:val="21"/>
-        </w:rPr>
-        <w:t>① ORA-16540 — 인자는 경로가 아니라 파일 이름이다</w:t>
-      </w:r>
-    </w:p>
-    <w:p>
-      <w:r>
-        <w:rPr>
-          <w:rFonts w:ascii="맑은 고딕" w:hAnsi="맑은 고딕" w:eastAsia="맑은 고딕"/>
-          <w:sz w:val="21"/>
-        </w:rPr>
-        <w:t>② /tmp에 파일이 생긴다</w:t>
+        <w:t xml:space="preserve">[상-01] </w:t>
+      </w:r>
+      <w:r>
+        <w:rPr>
+          <w:rFonts w:ascii="Consolas" w:hAnsi="Consolas" w:eastAsia="맑은 고딕"/>
+          <w:sz w:val="21"/>
+        </w:rPr>
+        <w:t xml:space="preserve">EXPORT CONFIGURATION TO '/tmp/x.xml'</w:t>
+      </w:r>
+      <w:r>
+        <w:rPr>
+          <w:rFonts w:ascii="맑은 고딕" w:hAnsi="맑은 고딕" w:eastAsia="맑은 고딕"/>
+          <w:sz w:val="21"/>
+        </w:rPr>
+        <w:t xml:space="preserve">의 실측 결과는?</w:t>
+      </w:r>
+    </w:p>
+    <w:p>
+      <w:r>
+        <w:rPr>
+          <w:rFonts w:ascii="맑은 고딕" w:hAnsi="맑은 고딕" w:eastAsia="맑은 고딕"/>
+          <w:sz w:val="21"/>
+        </w:rPr>
+        <w:t>① ORA-16504</w:t>
+      </w:r>
+    </w:p>
+    <w:p>
+      <w:r>
+        <w:rPr>
+          <w:rFonts w:ascii="맑은 고딕" w:hAnsi="맑은 고딕" w:eastAsia="맑은 고딕"/>
+          <w:sz w:val="21"/>
+        </w:rPr>
+        <w:t>② ORA-16540 — 인자는 경로가 아니라 파일 이름이다</w:t>
       </w:r>
     </w:p>
     <w:p>
@@ -2254,7 +2716,7 @@
           <w:rFonts w:ascii="맑은 고딕" w:hAnsi="맑은 고딕" w:eastAsia="맑은 고딕"/>
           <w:sz w:val="21"/>
         </w:rPr>
-        <w:t>④ ORA-16504</w:t>
+        <w:t>④ /tmp에 파일이 생긴다</w:t>
       </w:r>
     </w:p>
     <w:p>
@@ -2272,25 +2734,39 @@
           <w:rFonts w:ascii="맑은 고딕" w:hAnsi="맑은 고딕" w:eastAsia="맑은 고딕"/>
           <w:sz w:val="21"/>
         </w:rPr>
-        <w:t>[상-02] 그 오류에 함께 나온 `ORA-06512: at "SYS.DBMS_DRS"`가 드러내는 사실은?</w:t>
-      </w:r>
-    </w:p>
-    <w:p>
-      <w:r>
-        <w:rPr>
-          <w:rFonts w:ascii="맑은 고딕" w:hAnsi="맑은 고딕" w:eastAsia="맑은 고딕"/>
-          <w:sz w:val="21"/>
-        </w:rPr>
-        <w:t>① DGMGRL 명령이 서버 쪽 PL/SQL 호출이라는 것</w:t>
-      </w:r>
-    </w:p>
-    <w:p>
-      <w:r>
-        <w:rPr>
-          <w:rFonts w:ascii="맑은 고딕" w:hAnsi="맑은 고딕" w:eastAsia="맑은 고딕"/>
-          <w:sz w:val="21"/>
-        </w:rPr>
-        <w:t>② 패키지가 손상됐다는 것</w:t>
+        <w:t xml:space="preserve">[상-02] 그 오류에 함께 나온 </w:t>
+      </w:r>
+      <w:r>
+        <w:rPr>
+          <w:rFonts w:ascii="Consolas" w:hAnsi="Consolas" w:eastAsia="맑은 고딕"/>
+          <w:sz w:val="21"/>
+        </w:rPr>
+        <w:t xml:space="preserve">ORA-06512: at "SYS.DBMS_DRS"</w:t>
+      </w:r>
+      <w:r>
+        <w:rPr>
+          <w:rFonts w:ascii="맑은 고딕" w:hAnsi="맑은 고딕" w:eastAsia="맑은 고딕"/>
+          <w:sz w:val="21"/>
+        </w:rPr>
+        <w:t xml:space="preserve">가 드러내는 사실은?</w:t>
+      </w:r>
+    </w:p>
+    <w:p>
+      <w:r>
+        <w:rPr>
+          <w:rFonts w:ascii="맑은 고딕" w:hAnsi="맑은 고딕" w:eastAsia="맑은 고딕"/>
+          <w:sz w:val="21"/>
+        </w:rPr>
+        <w:t>① 클라이언트 버전이 낮다는 것</w:t>
+      </w:r>
+    </w:p>
+    <w:p>
+      <w:r>
+        <w:rPr>
+          <w:rFonts w:ascii="맑은 고딕" w:hAnsi="맑은 고딕" w:eastAsia="맑은 고딕"/>
+          <w:sz w:val="21"/>
+        </w:rPr>
+        <w:t>② DGMGRL 명령이 서버 쪽 PL/SQL 호출이라는 것</w:t>
       </w:r>
     </w:p>
     <w:p>
@@ -2308,7 +2784,7 @@
           <w:rFonts w:ascii="맑은 고딕" w:hAnsi="맑은 고딕" w:eastAsia="맑은 고딕"/>
           <w:sz w:val="21"/>
         </w:rPr>
-        <w:t>④ 클라이언트 버전이 낮다는 것</w:t>
+        <w:t>④ 패키지가 손상됐다는 것</w:t>
       </w:r>
     </w:p>
     <w:p>
@@ -2326,25 +2802,39 @@
           <w:rFonts w:ascii="맑은 고딕" w:hAnsi="맑은 고딕" w:eastAsia="맑은 고딕"/>
           <w:sz w:val="21"/>
         </w:rPr>
-        <w:t>[상-03] 구성이 있는 상태에서 `IMPORT CONFIGURATION`을 실행하면?</w:t>
-      </w:r>
-    </w:p>
-    <w:p>
-      <w:r>
-        <w:rPr>
-          <w:rFonts w:ascii="맑은 고딕" w:hAnsi="맑은 고딕" w:eastAsia="맑은 고딕"/>
-          <w:sz w:val="21"/>
-        </w:rPr>
-        <w:t>① ORA-16504로 거부된다 — 덮어쓰기가 아니다</w:t>
-      </w:r>
-    </w:p>
-    <w:p>
-      <w:r>
-        <w:rPr>
-          <w:rFonts w:ascii="맑은 고딕" w:hAnsi="맑은 고딕" w:eastAsia="맑은 고딕"/>
-          <w:sz w:val="21"/>
-        </w:rPr>
-        <w:t>② 기존 구성을 덮어쓴다</w:t>
+        <w:t xml:space="preserve">[상-03] 구성이 있는 상태에서 </w:t>
+      </w:r>
+      <w:r>
+        <w:rPr>
+          <w:rFonts w:ascii="Consolas" w:hAnsi="Consolas" w:eastAsia="맑은 고딕"/>
+          <w:sz w:val="21"/>
+        </w:rPr>
+        <w:t xml:space="preserve">IMPORT CONFIGURATION</w:t>
+      </w:r>
+      <w:r>
+        <w:rPr>
+          <w:rFonts w:ascii="맑은 고딕" w:hAnsi="맑은 고딕" w:eastAsia="맑은 고딕"/>
+          <w:sz w:val="21"/>
+        </w:rPr>
+        <w:t xml:space="preserve">을 실행하면?</w:t>
+      </w:r>
+    </w:p>
+    <w:p>
+      <w:r>
+        <w:rPr>
+          <w:rFonts w:ascii="맑은 고딕" w:hAnsi="맑은 고딕" w:eastAsia="맑은 고딕"/>
+          <w:sz w:val="21"/>
+        </w:rPr>
+        <w:t>① 기존 구성을 덮어쓴다</w:t>
+      </w:r>
+    </w:p>
+    <w:p>
+      <w:r>
+        <w:rPr>
+          <w:rFonts w:ascii="맑은 고딕" w:hAnsi="맑은 고딕" w:eastAsia="맑은 고딕"/>
+          <w:sz w:val="21"/>
+        </w:rPr>
+        <w:t>② 경고만 내고 진행한다</w:t>
       </w:r>
     </w:p>
     <w:p>
@@ -2362,7 +2852,7 @@
           <w:rFonts w:ascii="맑은 고딕" w:hAnsi="맑은 고딕" w:eastAsia="맑은 고딕"/>
           <w:sz w:val="21"/>
         </w:rPr>
-        <w:t>④ 경고만 내고 진행한다</w:t>
+        <w:t>④ ORA-16504로 거부된다 — 덮어쓰기가 아니다</w:t>
       </w:r>
     </w:p>
     <w:p>
@@ -2380,43 +2870,57 @@
           <w:rFonts w:ascii="맑은 고딕" w:hAnsi="맑은 고딕" w:eastAsia="맑은 고딕"/>
           <w:sz w:val="21"/>
         </w:rPr>
-        <w:t>[상-04] 실측에서 `dr1chicago.dat`이 13장 8,192바이트에서 14장 12,288바이트로 커진 이유는?</w:t>
-      </w:r>
-    </w:p>
-    <w:p>
-      <w:r>
-        <w:rPr>
-          <w:rFonts w:ascii="맑은 고딕" w:hAnsi="맑은 고딕" w:eastAsia="맑은 고딕"/>
-          <w:sz w:val="21"/>
-        </w:rPr>
-        <w:t>① 기본값에서 벗어난 설정 이력이 누적됐다</w:t>
-      </w:r>
-    </w:p>
-    <w:p>
-      <w:r>
-        <w:rPr>
-          <w:rFonts w:ascii="맑은 고딕" w:hAnsi="맑은 고딕" w:eastAsia="맑은 고딕"/>
-          <w:sz w:val="21"/>
-        </w:rPr>
-        <w:t>② 구성원이 늘었다</w:t>
-      </w:r>
-    </w:p>
-    <w:p>
-      <w:r>
-        <w:rPr>
-          <w:rFonts w:ascii="맑은 고딕" w:hAnsi="맑은 고딕" w:eastAsia="맑은 고딕"/>
-          <w:sz w:val="21"/>
-        </w:rPr>
-        <w:t>③ 로그가 함께 저장된다</w:t>
-      </w:r>
-    </w:p>
-    <w:p>
-      <w:r>
-        <w:rPr>
-          <w:rFonts w:ascii="맑은 고딕" w:hAnsi="맑은 고딕" w:eastAsia="맑은 고딕"/>
-          <w:sz w:val="21"/>
-        </w:rPr>
-        <w:t>④ 블록 크기가 바뀌었다</w:t>
+        <w:t xml:space="preserve">[상-04] 실측에서 </w:t>
+      </w:r>
+      <w:r>
+        <w:rPr>
+          <w:rFonts w:ascii="Consolas" w:hAnsi="Consolas" w:eastAsia="맑은 고딕"/>
+          <w:sz w:val="21"/>
+        </w:rPr>
+        <w:t xml:space="preserve">dr1chicago.dat</w:t>
+      </w:r>
+      <w:r>
+        <w:rPr>
+          <w:rFonts w:ascii="맑은 고딕" w:hAnsi="맑은 고딕" w:eastAsia="맑은 고딕"/>
+          <w:sz w:val="21"/>
+        </w:rPr>
+        <w:t xml:space="preserve">이 13장 8,192바이트에서 14장 12,288바이트로 커진 이유는?</w:t>
+      </w:r>
+    </w:p>
+    <w:p>
+      <w:r>
+        <w:rPr>
+          <w:rFonts w:ascii="맑은 고딕" w:hAnsi="맑은 고딕" w:eastAsia="맑은 고딕"/>
+          <w:sz w:val="21"/>
+        </w:rPr>
+        <w:t>① 로그가 함께 저장된다</w:t>
+      </w:r>
+    </w:p>
+    <w:p>
+      <w:r>
+        <w:rPr>
+          <w:rFonts w:ascii="맑은 고딕" w:hAnsi="맑은 고딕" w:eastAsia="맑은 고딕"/>
+          <w:sz w:val="21"/>
+        </w:rPr>
+        <w:t>② 블록 크기가 바뀌었다</w:t>
+      </w:r>
+    </w:p>
+    <w:p>
+      <w:r>
+        <w:rPr>
+          <w:rFonts w:ascii="맑은 고딕" w:hAnsi="맑은 고딕" w:eastAsia="맑은 고딕"/>
+          <w:sz w:val="21"/>
+        </w:rPr>
+        <w:t>③ 기본값에서 벗어난 설정 이력이 누적됐다</w:t>
+      </w:r>
+    </w:p>
+    <w:p>
+      <w:r>
+        <w:rPr>
+          <w:rFonts w:ascii="맑은 고딕" w:hAnsi="맑은 고딕" w:eastAsia="맑은 고딕"/>
+          <w:sz w:val="21"/>
+        </w:rPr>
+        <w:t>④ 구성원이 늘었다</w:t>
       </w:r>
     </w:p>
     <w:p>
@@ -2434,43 +2938,57 @@
           <w:rFonts w:ascii="맑은 고딕" w:hAnsi="맑은 고딕" w:eastAsia="맑은 고딕"/>
           <w:sz w:val="21"/>
         </w:rPr>
-        <w:t>[상-05] 플래시백이 꺼진 상태에서 `ENABLE FAST_START FAILOVER`를 실행한 실측 결과는?</w:t>
-      </w:r>
-    </w:p>
-    <w:p>
-      <w:r>
-        <w:rPr>
-          <w:rFonts w:ascii="맑은 고딕" w:hAnsi="맑은 고딕" w:eastAsia="맑은 고딕"/>
-          <w:sz w:val="21"/>
-        </w:rPr>
-        <w:t>① Warning: ORA-16827이 나오고 켜진다</w:t>
-      </w:r>
-    </w:p>
-    <w:p>
-      <w:r>
-        <w:rPr>
-          <w:rFonts w:ascii="맑은 고딕" w:hAnsi="맑은 고딕" w:eastAsia="맑은 고딕"/>
-          <w:sz w:val="21"/>
-        </w:rPr>
-        <w:t>② Error로 거부된다</w:t>
-      </w:r>
-    </w:p>
-    <w:p>
-      <w:r>
-        <w:rPr>
-          <w:rFonts w:ascii="맑은 고딕" w:hAnsi="맑은 고딕" w:eastAsia="맑은 고딕"/>
-          <w:sz w:val="21"/>
-        </w:rPr>
-        <w:t>③ 아무 메시지 없이 켜진다</w:t>
-      </w:r>
-    </w:p>
-    <w:p>
-      <w:r>
-        <w:rPr>
-          <w:rFonts w:ascii="맑은 고딕" w:hAnsi="맑은 고딕" w:eastAsia="맑은 고딕"/>
-          <w:sz w:val="21"/>
-        </w:rPr>
-        <w:t>④ ORA-16627로 거부된다</w:t>
+        <w:t xml:space="preserve">[상-05] 플래시백이 꺼진 상태에서 </w:t>
+      </w:r>
+      <w:r>
+        <w:rPr>
+          <w:rFonts w:ascii="Consolas" w:hAnsi="Consolas" w:eastAsia="맑은 고딕"/>
+          <w:sz w:val="21"/>
+        </w:rPr>
+        <w:t xml:space="preserve">ENABLE FAST_START FAILOVER</w:t>
+      </w:r>
+      <w:r>
+        <w:rPr>
+          <w:rFonts w:ascii="맑은 고딕" w:hAnsi="맑은 고딕" w:eastAsia="맑은 고딕"/>
+          <w:sz w:val="21"/>
+        </w:rPr>
+        <w:t xml:space="preserve">를 실행한 실측 결과는?</w:t>
+      </w:r>
+    </w:p>
+    <w:p>
+      <w:r>
+        <w:rPr>
+          <w:rFonts w:ascii="맑은 고딕" w:hAnsi="맑은 고딕" w:eastAsia="맑은 고딕"/>
+          <w:sz w:val="21"/>
+        </w:rPr>
+        <w:t>① 아무 메시지 없이 켜진다</w:t>
+      </w:r>
+    </w:p>
+    <w:p>
+      <w:r>
+        <w:rPr>
+          <w:rFonts w:ascii="맑은 고딕" w:hAnsi="맑은 고딕" w:eastAsia="맑은 고딕"/>
+          <w:sz w:val="21"/>
+        </w:rPr>
+        <w:t>② ORA-16627로 거부된다</w:t>
+      </w:r>
+    </w:p>
+    <w:p>
+      <w:r>
+        <w:rPr>
+          <w:rFonts w:ascii="맑은 고딕" w:hAnsi="맑은 고딕" w:eastAsia="맑은 고딕"/>
+          <w:sz w:val="21"/>
+        </w:rPr>
+        <w:t>③ Warning: ORA-16827이 나오고 켜진다</w:t>
+      </w:r>
+    </w:p>
+    <w:p>
+      <w:r>
+        <w:rPr>
+          <w:rFonts w:ascii="맑은 고딕" w:hAnsi="맑은 고딕" w:eastAsia="맑은 고딕"/>
+          <w:sz w:val="21"/>
+        </w:rPr>
+        <w:t>④ Error로 거부된다</w:t>
       </w:r>
     </w:p>
     <w:p>
@@ -2497,34 +3015,34 @@
           <w:rFonts w:ascii="맑은 고딕" w:hAnsi="맑은 고딕" w:eastAsia="맑은 고딕"/>
           <w:sz w:val="21"/>
         </w:rPr>
-        <w:t>① Broker의 전제 조건 검사 강도가 명령마다 다르다</w:t>
-      </w:r>
-    </w:p>
-    <w:p>
-      <w:r>
-        <w:rPr>
-          <w:rFonts w:ascii="맑은 고딕" w:hAnsi="맑은 고딕" w:eastAsia="맑은 고딕"/>
-          <w:sz w:val="21"/>
-        </w:rPr>
-        <w:t>② 플래시백이 보호 모드보다 덜 중요하다</w:t>
-      </w:r>
-    </w:p>
-    <w:p>
-      <w:r>
-        <w:rPr>
-          <w:rFonts w:ascii="맑은 고딕" w:hAnsi="맑은 고딕" w:eastAsia="맑은 고딕"/>
-          <w:sz w:val="21"/>
-        </w:rPr>
-        <w:t>③ FSFO는 전제 조건이 없다</w:t>
-      </w:r>
-    </w:p>
-    <w:p>
-      <w:r>
-        <w:rPr>
-          <w:rFonts w:ascii="맑은 고딕" w:hAnsi="맑은 고딕" w:eastAsia="맑은 고딕"/>
-          <w:sz w:val="21"/>
-        </w:rPr>
-        <w:t>④ 버전에 따른 차이다</w:t>
+        <w:t>① 버전에 따른 차이다</w:t>
+      </w:r>
+    </w:p>
+    <w:p>
+      <w:r>
+        <w:rPr>
+          <w:rFonts w:ascii="맑은 고딕" w:hAnsi="맑은 고딕" w:eastAsia="맑은 고딕"/>
+          <w:sz w:val="21"/>
+        </w:rPr>
+        <w:t>② FSFO는 전제 조건이 없다</w:t>
+      </w:r>
+    </w:p>
+    <w:p>
+      <w:r>
+        <w:rPr>
+          <w:rFonts w:ascii="맑은 고딕" w:hAnsi="맑은 고딕" w:eastAsia="맑은 고딕"/>
+          <w:sz w:val="21"/>
+        </w:rPr>
+        <w:t>③ Broker의 전제 조건 검사 강도가 명령마다 다르다</w:t>
+      </w:r>
+    </w:p>
+    <w:p>
+      <w:r>
+        <w:rPr>
+          <w:rFonts w:ascii="맑은 고딕" w:hAnsi="맑은 고딕" w:eastAsia="맑은 고딕"/>
+          <w:sz w:val="21"/>
+        </w:rPr>
+        <w:t>④ 플래시백이 보호 모드보다 덜 중요하다</w:t>
       </w:r>
     </w:p>
     <w:p>
@@ -2542,7 +3060,49 @@
           <w:rFonts w:ascii="맑은 고딕" w:hAnsi="맑은 고딕" w:eastAsia="맑은 고딕"/>
           <w:sz w:val="21"/>
         </w:rPr>
-        <w:t>[상-07] FSFO에서 `Inaccessible Logfile`과 `Stuck Archiver`의 기본값이 `NO`인 이유는?</w:t>
+        <w:t xml:space="preserve">[상-07] FSFO에서 </w:t>
+      </w:r>
+      <w:r>
+        <w:rPr>
+          <w:rFonts w:ascii="Consolas" w:hAnsi="Consolas" w:eastAsia="맑은 고딕"/>
+          <w:sz w:val="21"/>
+        </w:rPr>
+        <w:t xml:space="preserve">Inaccessible Logfile</w:t>
+      </w:r>
+      <w:r>
+        <w:rPr>
+          <w:rFonts w:ascii="맑은 고딕" w:hAnsi="맑은 고딕" w:eastAsia="맑은 고딕"/>
+          <w:sz w:val="21"/>
+        </w:rPr>
+        <w:t xml:space="preserve">과 </w:t>
+      </w:r>
+      <w:r>
+        <w:rPr>
+          <w:rFonts w:ascii="Consolas" w:hAnsi="Consolas" w:eastAsia="맑은 고딕"/>
+          <w:sz w:val="21"/>
+        </w:rPr>
+        <w:t xml:space="preserve">Stuck Archiver</w:t>
+      </w:r>
+      <w:r>
+        <w:rPr>
+          <w:rFonts w:ascii="맑은 고딕" w:hAnsi="맑은 고딕" w:eastAsia="맑은 고딕"/>
+          <w:sz w:val="21"/>
+        </w:rPr>
+        <w:t xml:space="preserve">의 기본값이 </w:t>
+      </w:r>
+      <w:r>
+        <w:rPr>
+          <w:rFonts w:ascii="Consolas" w:hAnsi="Consolas" w:eastAsia="맑은 고딕"/>
+          <w:sz w:val="21"/>
+        </w:rPr>
+        <w:t xml:space="preserve">NO</w:t>
+      </w:r>
+      <w:r>
+        <w:rPr>
+          <w:rFonts w:ascii="맑은 고딕" w:hAnsi="맑은 고딕" w:eastAsia="맑은 고딕"/>
+          <w:sz w:val="21"/>
+        </w:rPr>
+        <w:t xml:space="preserve">인 이유는?</w:t>
       </w:r>
     </w:p>
     <w:p>
@@ -2560,7 +3120,7 @@
           <w:rFonts w:ascii="맑은 고딕" w:hAnsi="맑은 고딕" w:eastAsia="맑은 고딕"/>
           <w:sz w:val="21"/>
         </w:rPr>
-        <w:t>② 감지가 부정확하므로</w:t>
+        <w:t>② 19c에서 폐기 예정이므로</w:t>
       </w:r>
     </w:p>
     <w:p>
@@ -2578,7 +3138,7 @@
           <w:rFonts w:ascii="맑은 고딕" w:hAnsi="맑은 고딕" w:eastAsia="맑은 고딕"/>
           <w:sz w:val="21"/>
         </w:rPr>
-        <w:t>④ 19c에서 폐기 예정이므로</w:t>
+        <w:t>④ 감지가 부정확하므로</w:t>
       </w:r>
     </w:p>
     <w:p>
@@ -2596,43 +3156,57 @@
           <w:rFonts w:ascii="맑은 고딕" w:hAnsi="맑은 고딕" w:eastAsia="맑은 고딕"/>
           <w:sz w:val="21"/>
         </w:rPr>
-        <w:t>[상-08] `FastStartFailoverTarget`만 지운 뒤의 실측 상태는?</w:t>
-      </w:r>
-    </w:p>
-    <w:p>
-      <w:r>
-        <w:rPr>
-          <w:rFonts w:ascii="맑은 고딕" w:hAnsi="맑은 고딕" w:eastAsia="맑은 고딕"/>
-          <w:sz w:val="21"/>
-        </w:rPr>
-        <w:t>① 여전히 Enabled이고 Active Target은 남는다</w:t>
-      </w:r>
-    </w:p>
-    <w:p>
-      <w:r>
-        <w:rPr>
-          <w:rFonts w:ascii="맑은 고딕" w:hAnsi="맑은 고딕" w:eastAsia="맑은 고딕"/>
-          <w:sz w:val="21"/>
-        </w:rPr>
-        <w:t>② 자동으로 Disabled가 된다</w:t>
-      </w:r>
-    </w:p>
-    <w:p>
-      <w:r>
-        <w:rPr>
-          <w:rFonts w:ascii="맑은 고딕" w:hAnsi="맑은 고딕" w:eastAsia="맑은 고딕"/>
-          <w:sz w:val="21"/>
-        </w:rPr>
-        <w:t>③ 구성이 깨진다</w:t>
-      </w:r>
-    </w:p>
-    <w:p>
-      <w:r>
-        <w:rPr>
-          <w:rFonts w:ascii="맑은 고딕" w:hAnsi="맑은 고딕" w:eastAsia="맑은 고딕"/>
-          <w:sz w:val="21"/>
-        </w:rPr>
-        <w:t>④ ORA-16568이 난다</w:t>
+        <w:t xml:space="preserve">[상-08] </w:t>
+      </w:r>
+      <w:r>
+        <w:rPr>
+          <w:rFonts w:ascii="Consolas" w:hAnsi="Consolas" w:eastAsia="맑은 고딕"/>
+          <w:sz w:val="21"/>
+        </w:rPr>
+        <w:t xml:space="preserve">FastStartFailoverTarget</w:t>
+      </w:r>
+      <w:r>
+        <w:rPr>
+          <w:rFonts w:ascii="맑은 고딕" w:hAnsi="맑은 고딕" w:eastAsia="맑은 고딕"/>
+          <w:sz w:val="21"/>
+        </w:rPr>
+        <w:t xml:space="preserve">만 지운 뒤의 실측 상태는?</w:t>
+      </w:r>
+    </w:p>
+    <w:p>
+      <w:r>
+        <w:rPr>
+          <w:rFonts w:ascii="맑은 고딕" w:hAnsi="맑은 고딕" w:eastAsia="맑은 고딕"/>
+          <w:sz w:val="21"/>
+        </w:rPr>
+        <w:t>① 자동으로 Disabled가 된다</w:t>
+      </w:r>
+    </w:p>
+    <w:p>
+      <w:r>
+        <w:rPr>
+          <w:rFonts w:ascii="맑은 고딕" w:hAnsi="맑은 고딕" w:eastAsia="맑은 고딕"/>
+          <w:sz w:val="21"/>
+        </w:rPr>
+        <w:t>② 구성이 깨진다</w:t>
+      </w:r>
+    </w:p>
+    <w:p>
+      <w:r>
+        <w:rPr>
+          <w:rFonts w:ascii="맑은 고딕" w:hAnsi="맑은 고딕" w:eastAsia="맑은 고딕"/>
+          <w:sz w:val="21"/>
+        </w:rPr>
+        <w:t>③ ORA-16568이 난다</w:t>
+      </w:r>
+    </w:p>
+    <w:p>
+      <w:r>
+        <w:rPr>
+          <w:rFonts w:ascii="맑은 고딕" w:hAnsi="맑은 고딕" w:eastAsia="맑은 고딕"/>
+          <w:sz w:val="21"/>
+        </w:rPr>
+        <w:t>④ 여전히 Enabled이고 Active Target은 남는다</w:t>
       </w:r>
     </w:p>
     <w:p>
@@ -2650,16 +3224,30 @@
           <w:rFonts w:ascii="맑은 고딕" w:hAnsi="맑은 고딕" w:eastAsia="맑은 고딕"/>
           <w:sz w:val="21"/>
         </w:rPr>
-        <w:t>[상-09] `ENABLE FAST_START FAILOVER OBSERVE ONLY`의 쓸모는?</w:t>
-      </w:r>
-    </w:p>
-    <w:p>
-      <w:r>
-        <w:rPr>
-          <w:rFonts w:ascii="맑은 고딕" w:hAnsi="맑은 고딕" w:eastAsia="맑은 고딕"/>
-          <w:sz w:val="21"/>
-        </w:rPr>
-        <w:t>① 실제 전환 없이 조건에 걸리는 빈도를 먼저 관찰한다</w:t>
+        <w:t xml:space="preserve">[상-09] </w:t>
+      </w:r>
+      <w:r>
+        <w:rPr>
+          <w:rFonts w:ascii="Consolas" w:hAnsi="Consolas" w:eastAsia="맑은 고딕"/>
+          <w:sz w:val="21"/>
+        </w:rPr>
+        <w:t xml:space="preserve">ENABLE FAST_START FAILOVER OBSERVE ONLY</w:t>
+      </w:r>
+      <w:r>
+        <w:rPr>
+          <w:rFonts w:ascii="맑은 고딕" w:hAnsi="맑은 고딕" w:eastAsia="맑은 고딕"/>
+          <w:sz w:val="21"/>
+        </w:rPr>
+        <w:t xml:space="preserve">의 쓸모는?</w:t>
+      </w:r>
+    </w:p>
+    <w:p>
+      <w:r>
+        <w:rPr>
+          <w:rFonts w:ascii="맑은 고딕" w:hAnsi="맑은 고딕" w:eastAsia="맑은 고딕"/>
+          <w:sz w:val="21"/>
+        </w:rPr>
+        <w:t>① 플래시백 없이도 Reinstate가 가능해진다</w:t>
       </w:r>
     </w:p>
     <w:p>
@@ -2686,7 +3274,7 @@
           <w:rFonts w:ascii="맑은 고딕" w:hAnsi="맑은 고딕" w:eastAsia="맑은 고딕"/>
           <w:sz w:val="21"/>
         </w:rPr>
-        <w:t>④ 플래시백 없이도 Reinstate가 가능해진다</w:t>
+        <w:t>④ 실제 전환 없이 조건에 걸리는 빈도를 먼저 관찰한다</w:t>
       </w:r>
     </w:p>
     <w:p>
@@ -2704,7 +3292,21 @@
           <w:rFonts w:ascii="맑은 고딕" w:hAnsi="맑은 고딕" w:eastAsia="맑은 고딕"/>
           <w:sz w:val="21"/>
         </w:rPr>
-        <w:t>[상-10] `SUCCESS`만 보는 감시 체계에서 빠지기 쉬운 층은?</w:t>
+        <w:t xml:space="preserve">[상-10] </w:t>
+      </w:r>
+      <w:r>
+        <w:rPr>
+          <w:rFonts w:ascii="Consolas" w:hAnsi="Consolas" w:eastAsia="맑은 고딕"/>
+          <w:sz w:val="21"/>
+        </w:rPr>
+        <w:t xml:space="preserve">SUCCESS</w:t>
+      </w:r>
+      <w:r>
+        <w:rPr>
+          <w:rFonts w:ascii="맑은 고딕" w:hAnsi="맑은 고딕" w:eastAsia="맑은 고딕"/>
+          <w:sz w:val="21"/>
+        </w:rPr>
+        <w:t xml:space="preserve">만 보는 감시 체계에서 빠지기 쉬운 층은?</w:t>
       </w:r>
     </w:p>
     <w:p>
@@ -2731,19 +3333,21 @@
           <w:rFonts w:ascii="맑은 고딕" w:hAnsi="맑은 고딕" w:eastAsia="맑은 고딕"/>
           <w:sz w:val="21"/>
         </w:rPr>
-        <w:t>③ V$DATAGUARD_STATS</w:t>
-      </w:r>
-    </w:p>
-    <w:p>
-      <w:r>
-        <w:rPr>
-          <w:rFonts w:ascii="맑은 고딕" w:hAnsi="맑은 고딕" w:eastAsia="맑은 고딕"/>
-          <w:sz w:val="21"/>
-        </w:rPr>
-        <w:t>④ 알림 로그</w:t>
+        <w:t>③ 알림 로그</w:t>
+      </w:r>
+    </w:p>
+    <w:p>
+      <w:r>
+        <w:rPr>
+          <w:rFonts w:ascii="맑은 고딕" w:hAnsi="맑은 고딕" w:eastAsia="맑은 고딕"/>
+          <w:sz w:val="21"/>
+        </w:rPr>
+        <w:t>④ V$DATAGUARD_STATS</w:t>
       </w:r>
     </w:p>
     <w:sectPr>
+      <w:headerReference w:type="default" r:id="rId9"/>
+      <w:footerReference w:type="default" r:id="rId10"/>
       <w:pgSz w:w="12240" w:h="15840"/>
       <w:pgMar w:top="1440" w:right="1800" w:bottom="1440" w:left="1800" w:header="720" w:footer="720" w:gutter="0"/>
       <w:cols w:space="720"/>
@@ -2751,6 +3355,26 @@
     </w:sectPr>
   </w:body>
 </w:document>
+</file>
+
+<file path=word/footer1.xml><?xml version="1.0" encoding="utf-8"?>
+<w:ftr xmlns:m="http://schemas.openxmlformats.org/officeDocument/2006/math" xmlns:mc="http://schemas.openxmlformats.org/markup-compatibility/2006" xmlns:mo="http://schemas.microsoft.com/office/mac/office/2008/main" xmlns:mv="urn:schemas-microsoft-com:mac:vml" xmlns:o="urn:schemas-microsoft-com:office:office" xmlns:r="http://schemas.openxmlformats.org/officeDocument/2006/relationships" xmlns:v="urn:schemas-microsoft-com:vml" xmlns:w10="urn:schemas-microsoft-com:office:word" xmlns:w14="http://schemas.microsoft.com/office/word/2010/wordml" xmlns:w="http://schemas.openxmlformats.org/wordprocessingml/2006/main" xmlns:wne="http://schemas.microsoft.com/office/word/2006/wordml" xmlns:wp14="http://schemas.microsoft.com/office/word/2010/wordprocessingDrawing" xmlns:wp="http://schemas.openxmlformats.org/drawingml/2006/wordprocessingDrawing" xmlns:wpc="http://schemas.microsoft.com/office/word/2010/wordprocessingCanvas" xmlns:wpg="http://schemas.microsoft.com/office/word/2010/wordprocessingGroup" xmlns:wpi="http://schemas.microsoft.com/office/word/2010/wordprocessingInk" xmlns:wps="http://schemas.microsoft.com/office/word/2010/wordprocessingShape" mc:Ignorable="w14 wp14">
+  <w:p>
+    <w:pPr>
+      <w:pStyle w:val="Footer"/>
+    </w:pPr>
+  </w:p>
+</w:ftr>
+</file>
+
+<file path=word/header1.xml><?xml version="1.0" encoding="utf-8"?>
+<w:hdr xmlns:m="http://schemas.openxmlformats.org/officeDocument/2006/math" xmlns:mc="http://schemas.openxmlformats.org/markup-compatibility/2006" xmlns:mo="http://schemas.microsoft.com/office/mac/office/2008/main" xmlns:mv="urn:schemas-microsoft-com:mac:vml" xmlns:o="urn:schemas-microsoft-com:office:office" xmlns:r="http://schemas.openxmlformats.org/officeDocument/2006/relationships" xmlns:v="urn:schemas-microsoft-com:vml" xmlns:w10="urn:schemas-microsoft-com:office:word" xmlns:w14="http://schemas.microsoft.com/office/word/2010/wordml" xmlns:w="http://schemas.openxmlformats.org/wordprocessingml/2006/main" xmlns:wne="http://schemas.microsoft.com/office/word/2006/wordml" xmlns:wp14="http://schemas.microsoft.com/office/word/2010/wordprocessingDrawing" xmlns:wp="http://schemas.openxmlformats.org/drawingml/2006/wordprocessingDrawing" xmlns:wpc="http://schemas.microsoft.com/office/word/2010/wordprocessingCanvas" xmlns:wpg="http://schemas.microsoft.com/office/word/2010/wordprocessingGroup" xmlns:wpi="http://schemas.microsoft.com/office/word/2010/wordprocessingInk" xmlns:wps="http://schemas.microsoft.com/office/word/2010/wordprocessingShape" mc:Ignorable="w14 wp14">
+  <w:p>
+    <w:pPr>
+      <w:pStyle w:val="Header"/>
+    </w:pPr>
+  </w:p>
+</w:hdr>
 </file>
 
 <file path=word/numbering.xml><?xml version="1.0" encoding="utf-8"?>
